--- a/guides/Operation_Island_Spoke_POC_Guide.docx
+++ b/guides/Operation_Island_Spoke_POC_Guide.docx
@@ -1567,7 +1567,7 @@
           <w:sz w:val="22"/>
           <w:szCs w:val="22"/>
         </w:rPr>
-        <w:t xml:space="preserve">1 Availability Board (11x17), 4 Phase Sheets, 1 set of Day 1-4 Orders (handed out one day at a time)</w:t>
+        <w:t xml:space="preserve">1 set of Day 1-4 Orders and Day 1-4 Worksheets (handed out one day at a time)</w:t>
       </w:r>
     </w:p>
     <w:p>
@@ -5139,7 +5139,7 @@
           <w:sz w:val="22"/>
           <w:szCs w:val="22"/>
         </w:rPr>
-        <w:t xml:space="preserve">Attached POC remove every cadet note and Phase Sheet, and cover the Availability Board. The Proctor keeps the official record in the calculator.</w:t>
+        <w:t xml:space="preserve">Attached POC remove every cadet note and the Day 1 and Day 2 Orders and Worksheets. The Proctor keeps the official record in the calculator.</w:t>
       </w:r>
     </w:p>
     <w:p>
@@ -5221,7 +5221,7 @@
           <w:sz w:val="22"/>
           <w:szCs w:val="22"/>
         </w:rPr>
-        <w:t xml:space="preserve">During Day 3 planning, Maintenance rebuilds the Day 3 block of the board by asking the Proctor about one aircraft type at a time. Answer each truthfully.</w:t>
+        <w:t xml:space="preserve">During Day 3 planning, Maintenance rebuilds the Day 3 Worksheet board by asking the Proctor about one aircraft type at a time. Answer each truthfully.</w:t>
       </w:r>
     </w:p>
     <w:p>
@@ -7142,7 +7142,7 @@
           <w:sz w:val="22"/>
           <w:szCs w:val="22"/>
         </w:rPr>
-        <w:t xml:space="preserve">Read the Availability Board day by day. Which day cost the wing the jets it needed in Phase 4?</w:t>
+        <w:t xml:space="preserve">Read the Daily Worksheets in order. Which day cost the wing the jets it needed in Phase 4?</w:t>
       </w:r>
     </w:p>
     <w:p>
@@ -11449,6792 +11449,15 @@
     </w:p>
     <w:p>
       <w:pPr>
-        <w:spacing w:after="100" w:before="240"/>
-      </w:pPr>
-      <w:r>
-        <w:rPr>
-          <w:rFonts w:ascii="Arial" w:cs="Arial" w:eastAsia="Arial" w:hAnsi="Arial"/>
-          <w:b/>
-          <w:bCs/>
-          <w:color w:val="1F3864"/>
-          <w:sz w:val="26"/>
-          <w:szCs w:val="26"/>
-        </w:rPr>
-        <w:t xml:space="preserve">Availability Board (one board, kept by Maintenance)</w:t>
-      </w:r>
-    </w:p>
-    <w:p>
-      <w:pPr>
         <w:spacing w:after="120" w:before="0"/>
       </w:pPr>
       <w:r>
         <w:rPr>
           <w:rFonts w:ascii="Arial" w:cs="Arial" w:eastAsia="Arial" w:hAnsi="Arial"/>
-          <w:color w:val="666666"/>
-          <w:sz w:val="18"/>
-          <w:szCs w:val="18"/>
-        </w:rPr>
-        <w:t xml:space="preserve">Maintenance fills one block at the start of each day and briefs it before Ops plans. Ready + Down + Out = the quantity. Repaired = jets fixed with points that day, Ready the next day. Never erase a past day.</w:t>
-      </w:r>
-    </w:p>
-    <w:p>
-      <w:pPr>
-        <w:spacing w:after="60" w:before="160"/>
-      </w:pPr>
-      <w:r>
-        <w:rPr>
-          <w:rFonts w:ascii="Arial" w:cs="Arial" w:eastAsia="Arial" w:hAnsi="Arial"/>
-          <w:b/>
-          <w:bCs/>
-          <w:color w:val="1F3864"/>
           <w:sz w:val="22"/>
           <w:szCs w:val="22"/>
         </w:rPr>
-        <w:t xml:space="preserve">Day 1 (start)</w:t>
-      </w:r>
-      <w:r>
-        <w:rPr>
-          <w:rFonts w:ascii="Arial" w:cs="Arial" w:eastAsia="Arial" w:hAnsi="Arial"/>
-          <w:sz w:val="22"/>
-          <w:szCs w:val="22"/>
-        </w:rPr>
-        <w:t xml:space="preserve"/>
-      </w:r>
-    </w:p>
-    <w:tbl>
-      <w:tblPr>
-        <w:tblW w:type="dxa" w:w="9360"/>
-        <w:tblBorders>
-          <w:top w:val="single" w:color="auto" w:sz="4"/>
-          <w:left w:val="single" w:color="auto" w:sz="4"/>
-          <w:bottom w:val="single" w:color="auto" w:sz="4"/>
-          <w:right w:val="single" w:color="auto" w:sz="4"/>
-          <w:insideH w:val="single" w:color="auto" w:sz="4"/>
-          <w:insideV w:val="single" w:color="auto" w:sz="4"/>
-        </w:tblBorders>
-      </w:tblPr>
-      <w:tblGrid>
-        <w:gridCol w:w="1960"/>
-        <w:gridCol w:w="1100"/>
-        <w:gridCol w:w="1400"/>
-        <w:gridCol w:w="1400"/>
-        <w:gridCol w:w="1400"/>
-        <w:gridCol w:w="2100"/>
-      </w:tblGrid>
-      <w:tr>
-        <w:trPr>
-          <w:tblHeader/>
-        </w:trPr>
-        <w:tc>
-          <w:tcPr>
-            <w:tcW w:type="dxa" w:w="1960"/>
-            <w:tcBorders>
-              <w:top w:val="single" w:color="A6C3DC" w:sz="4"/>
-              <w:left w:val="single" w:color="A6C3DC" w:sz="4"/>
-              <w:bottom w:val="single" w:color="A6C3DC" w:sz="4"/>
-              <w:right w:val="single" w:color="A6C3DC" w:sz="4"/>
-            </w:tcBorders>
-            <w:shd w:fill="2E75B6" w:color="auto" w:val="clear"/>
-            <w:tcMar>
-              <w:top w:type="dxa" w:w="90"/>
-              <w:left w:type="dxa" w:w="140"/>
-              <w:bottom w:type="dxa" w:w="90"/>
-              <w:right w:type="dxa" w:w="140"/>
-            </w:tcMar>
-            <w:vAlign w:val="top"/>
-          </w:tcPr>
-          <w:p>
-            <w:pPr>
-              <w:spacing w:after="40" w:before="0"/>
-              <w:jc w:val="center"/>
-            </w:pPr>
-            <w:r>
-              <w:rPr>
-                <w:rFonts w:ascii="Arial" w:cs="Arial" w:eastAsia="Arial" w:hAnsi="Arial"/>
-                <w:b/>
-                <w:bCs/>
-                <w:color w:val="FFFFFF"/>
-                <w:sz w:val="20"/>
-                <w:szCs w:val="20"/>
-              </w:rPr>
-              <w:t xml:space="preserve">Aircraft</w:t>
-            </w:r>
-          </w:p>
-        </w:tc>
-        <w:tc>
-          <w:tcPr>
-            <w:tcW w:type="dxa" w:w="1100"/>
-            <w:tcBorders>
-              <w:top w:val="single" w:color="A6C3DC" w:sz="4"/>
-              <w:left w:val="single" w:color="A6C3DC" w:sz="4"/>
-              <w:bottom w:val="single" w:color="A6C3DC" w:sz="4"/>
-              <w:right w:val="single" w:color="A6C3DC" w:sz="4"/>
-            </w:tcBorders>
-            <w:shd w:fill="2E75B6" w:color="auto" w:val="clear"/>
-            <w:tcMar>
-              <w:top w:type="dxa" w:w="90"/>
-              <w:left w:type="dxa" w:w="140"/>
-              <w:bottom w:type="dxa" w:w="90"/>
-              <w:right w:type="dxa" w:w="140"/>
-            </w:tcMar>
-            <w:vAlign w:val="top"/>
-          </w:tcPr>
-          <w:p>
-            <w:pPr>
-              <w:spacing w:after="40" w:before="0"/>
-              <w:jc w:val="center"/>
-            </w:pPr>
-            <w:r>
-              <w:rPr>
-                <w:rFonts w:ascii="Arial" w:cs="Arial" w:eastAsia="Arial" w:hAnsi="Arial"/>
-                <w:b/>
-                <w:bCs/>
-                <w:color w:val="FFFFFF"/>
-                <w:sz w:val="20"/>
-                <w:szCs w:val="20"/>
-              </w:rPr>
-              <w:t xml:space="preserve">Qty</w:t>
-            </w:r>
-          </w:p>
-        </w:tc>
-        <w:tc>
-          <w:tcPr>
-            <w:tcW w:type="dxa" w:w="1400"/>
-            <w:tcBorders>
-              <w:top w:val="single" w:color="A6C3DC" w:sz="4"/>
-              <w:left w:val="single" w:color="A6C3DC" w:sz="4"/>
-              <w:bottom w:val="single" w:color="A6C3DC" w:sz="4"/>
-              <w:right w:val="single" w:color="A6C3DC" w:sz="4"/>
-            </w:tcBorders>
-            <w:shd w:fill="2E75B6" w:color="auto" w:val="clear"/>
-            <w:tcMar>
-              <w:top w:type="dxa" w:w="90"/>
-              <w:left w:type="dxa" w:w="140"/>
-              <w:bottom w:type="dxa" w:w="90"/>
-              <w:right w:type="dxa" w:w="140"/>
-            </w:tcMar>
-            <w:vAlign w:val="top"/>
-          </w:tcPr>
-          <w:p>
-            <w:pPr>
-              <w:spacing w:after="40" w:before="0"/>
-              <w:jc w:val="center"/>
-            </w:pPr>
-            <w:r>
-              <w:rPr>
-                <w:rFonts w:ascii="Arial" w:cs="Arial" w:eastAsia="Arial" w:hAnsi="Arial"/>
-                <w:b/>
-                <w:bCs/>
-                <w:color w:val="FFFFFF"/>
-                <w:sz w:val="20"/>
-                <w:szCs w:val="20"/>
-              </w:rPr>
-              <w:t xml:space="preserve">Ready</w:t>
-            </w:r>
-          </w:p>
-        </w:tc>
-        <w:tc>
-          <w:tcPr>
-            <w:tcW w:type="dxa" w:w="1400"/>
-            <w:tcBorders>
-              <w:top w:val="single" w:color="A6C3DC" w:sz="4"/>
-              <w:left w:val="single" w:color="A6C3DC" w:sz="4"/>
-              <w:bottom w:val="single" w:color="A6C3DC" w:sz="4"/>
-              <w:right w:val="single" w:color="A6C3DC" w:sz="4"/>
-            </w:tcBorders>
-            <w:shd w:fill="2E75B6" w:color="auto" w:val="clear"/>
-            <w:tcMar>
-              <w:top w:type="dxa" w:w="90"/>
-              <w:left w:type="dxa" w:w="140"/>
-              <w:bottom w:type="dxa" w:w="90"/>
-              <w:right w:type="dxa" w:w="140"/>
-            </w:tcMar>
-            <w:vAlign w:val="top"/>
-          </w:tcPr>
-          <w:p>
-            <w:pPr>
-              <w:spacing w:after="40" w:before="0"/>
-              <w:jc w:val="center"/>
-            </w:pPr>
-            <w:r>
-              <w:rPr>
-                <w:rFonts w:ascii="Arial" w:cs="Arial" w:eastAsia="Arial" w:hAnsi="Arial"/>
-                <w:b/>
-                <w:bCs/>
-                <w:color w:val="FFFFFF"/>
-                <w:sz w:val="20"/>
-                <w:szCs w:val="20"/>
-              </w:rPr>
-              <w:t xml:space="preserve">Down</w:t>
-            </w:r>
-          </w:p>
-        </w:tc>
-        <w:tc>
-          <w:tcPr>
-            <w:tcW w:type="dxa" w:w="1400"/>
-            <w:tcBorders>
-              <w:top w:val="single" w:color="A6C3DC" w:sz="4"/>
-              <w:left w:val="single" w:color="A6C3DC" w:sz="4"/>
-              <w:bottom w:val="single" w:color="A6C3DC" w:sz="4"/>
-              <w:right w:val="single" w:color="A6C3DC" w:sz="4"/>
-            </w:tcBorders>
-            <w:shd w:fill="2E75B6" w:color="auto" w:val="clear"/>
-            <w:tcMar>
-              <w:top w:type="dxa" w:w="90"/>
-              <w:left w:type="dxa" w:w="140"/>
-              <w:bottom w:type="dxa" w:w="90"/>
-              <w:right w:type="dxa" w:w="140"/>
-            </w:tcMar>
-            <w:vAlign w:val="top"/>
-          </w:tcPr>
-          <w:p>
-            <w:pPr>
-              <w:spacing w:after="40" w:before="0"/>
-              <w:jc w:val="center"/>
-            </w:pPr>
-            <w:r>
-              <w:rPr>
-                <w:rFonts w:ascii="Arial" w:cs="Arial" w:eastAsia="Arial" w:hAnsi="Arial"/>
-                <w:b/>
-                <w:bCs/>
-                <w:color w:val="FFFFFF"/>
-                <w:sz w:val="20"/>
-                <w:szCs w:val="20"/>
-              </w:rPr>
-              <w:t xml:space="preserve">Out</w:t>
-            </w:r>
-          </w:p>
-        </w:tc>
-        <w:tc>
-          <w:tcPr>
-            <w:tcW w:type="dxa" w:w="2100"/>
-            <w:tcBorders>
-              <w:top w:val="single" w:color="A6C3DC" w:sz="4"/>
-              <w:left w:val="single" w:color="A6C3DC" w:sz="4"/>
-              <w:bottom w:val="single" w:color="A6C3DC" w:sz="4"/>
-              <w:right w:val="single" w:color="A6C3DC" w:sz="4"/>
-            </w:tcBorders>
-            <w:shd w:fill="2E75B6" w:color="auto" w:val="clear"/>
-            <w:tcMar>
-              <w:top w:type="dxa" w:w="90"/>
-              <w:left w:type="dxa" w:w="140"/>
-              <w:bottom w:type="dxa" w:w="90"/>
-              <w:right w:type="dxa" w:w="140"/>
-            </w:tcMar>
-            <w:vAlign w:val="top"/>
-          </w:tcPr>
-          <w:p>
-            <w:pPr>
-              <w:spacing w:after="40" w:before="0"/>
-              <w:jc w:val="center"/>
-            </w:pPr>
-            <w:r>
-              <w:rPr>
-                <w:rFonts w:ascii="Arial" w:cs="Arial" w:eastAsia="Arial" w:hAnsi="Arial"/>
-                <w:b/>
-                <w:bCs/>
-                <w:color w:val="FFFFFF"/>
-                <w:sz w:val="20"/>
-                <w:szCs w:val="20"/>
-              </w:rPr>
-              <w:t xml:space="preserve">Repaired today</w:t>
-            </w:r>
-          </w:p>
-        </w:tc>
-      </w:tr>
-      <w:tr>
-        <w:tc>
-          <w:tcPr>
-            <w:tcW w:type="dxa" w:w="1960"/>
-            <w:tcBorders>
-              <w:top w:val="single" w:color="A6C3DC" w:sz="4"/>
-              <w:left w:val="single" w:color="A6C3DC" w:sz="4"/>
-              <w:bottom w:val="single" w:color="A6C3DC" w:sz="4"/>
-              <w:right w:val="single" w:color="A6C3DC" w:sz="4"/>
-            </w:tcBorders>
-            <w:shd w:fill="DEEAF1" w:color="auto" w:val="clear"/>
-            <w:tcMar>
-              <w:top w:type="dxa" w:w="90"/>
-              <w:left w:type="dxa" w:w="140"/>
-              <w:bottom w:type="dxa" w:w="90"/>
-              <w:right w:type="dxa" w:w="140"/>
-            </w:tcMar>
-            <w:vAlign w:val="top"/>
-          </w:tcPr>
-          <w:p>
-            <w:pPr>
-              <w:spacing w:after="40" w:before="0"/>
-              <w:jc w:val="center"/>
-            </w:pPr>
-            <w:r>
-              <w:rPr>
-                <w:rFonts w:ascii="Arial" w:cs="Arial" w:eastAsia="Arial" w:hAnsi="Arial"/>
-                <w:b/>
-                <w:bCs/>
-                <w:i w:val="false"/>
-                <w:iCs w:val="false"/>
-                <w:sz w:val="21"/>
-                <w:szCs w:val="21"/>
-              </w:rPr>
-              <w:t xml:space="preserve">F-22</w:t>
-            </w:r>
-          </w:p>
-        </w:tc>
-        <w:tc>
-          <w:tcPr>
-            <w:tcW w:type="dxa" w:w="1100"/>
-            <w:tcBorders>
-              <w:top w:val="single" w:color="A6C3DC" w:sz="4"/>
-              <w:left w:val="single" w:color="A6C3DC" w:sz="4"/>
-              <w:bottom w:val="single" w:color="A6C3DC" w:sz="4"/>
-              <w:right w:val="single" w:color="A6C3DC" w:sz="4"/>
-            </w:tcBorders>
-            <w:tcMar>
-              <w:top w:type="dxa" w:w="90"/>
-              <w:left w:type="dxa" w:w="140"/>
-              <w:bottom w:type="dxa" w:w="90"/>
-              <w:right w:type="dxa" w:w="140"/>
-            </w:tcMar>
-            <w:vAlign w:val="top"/>
-          </w:tcPr>
-          <w:p>
-            <w:pPr>
-              <w:spacing w:after="40" w:before="0"/>
-              <w:jc w:val="center"/>
-            </w:pPr>
-            <w:r>
-              <w:rPr>
-                <w:rFonts w:ascii="Arial" w:cs="Arial" w:eastAsia="Arial" w:hAnsi="Arial"/>
-                <w:b w:val="false"/>
-                <w:bCs w:val="false"/>
-                <w:i w:val="false"/>
-                <w:iCs w:val="false"/>
-                <w:sz w:val="20"/>
-                <w:szCs w:val="20"/>
-              </w:rPr>
-              <w:t xml:space="preserve">2</w:t>
-            </w:r>
-          </w:p>
-        </w:tc>
-        <w:tc>
-          <w:tcPr>
-            <w:tcW w:type="dxa" w:w="1400"/>
-            <w:tcBorders>
-              <w:top w:val="single" w:color="A6C3DC" w:sz="4"/>
-              <w:left w:val="single" w:color="A6C3DC" w:sz="4"/>
-              <w:bottom w:val="single" w:color="A6C3DC" w:sz="4"/>
-              <w:right w:val="single" w:color="A6C3DC" w:sz="4"/>
-            </w:tcBorders>
-            <w:tcMar>
-              <w:top w:type="dxa" w:w="90"/>
-              <w:left w:type="dxa" w:w="140"/>
-              <w:bottom w:type="dxa" w:w="90"/>
-              <w:right w:type="dxa" w:w="140"/>
-            </w:tcMar>
-            <w:vAlign w:val="top"/>
-          </w:tcPr>
-          <w:p>
-            <w:pPr>
-              <w:spacing w:after="40" w:before="0"/>
-              <w:jc w:val="center"/>
-            </w:pPr>
-            <w:r>
-              <w:rPr>
-                <w:rFonts w:ascii="Arial" w:cs="Arial" w:eastAsia="Arial" w:hAnsi="Arial"/>
-                <w:b w:val="false"/>
-                <w:bCs w:val="false"/>
-                <w:i w:val="false"/>
-                <w:iCs w:val="false"/>
-                <w:sz w:val="20"/>
-                <w:szCs w:val="20"/>
-              </w:rPr>
-              <w:t xml:space="preserve">2</w:t>
-            </w:r>
-          </w:p>
-        </w:tc>
-        <w:tc>
-          <w:tcPr>
-            <w:tcW w:type="dxa" w:w="1400"/>
-            <w:tcBorders>
-              <w:top w:val="single" w:color="A6C3DC" w:sz="4"/>
-              <w:left w:val="single" w:color="A6C3DC" w:sz="4"/>
-              <w:bottom w:val="single" w:color="A6C3DC" w:sz="4"/>
-              <w:right w:val="single" w:color="A6C3DC" w:sz="4"/>
-            </w:tcBorders>
-            <w:tcMar>
-              <w:top w:type="dxa" w:w="90"/>
-              <w:left w:type="dxa" w:w="140"/>
-              <w:bottom w:type="dxa" w:w="90"/>
-              <w:right w:type="dxa" w:w="140"/>
-            </w:tcMar>
-            <w:vAlign w:val="top"/>
-          </w:tcPr>
-          <w:p>
-            <w:pPr>
-              <w:spacing w:after="40" w:before="0"/>
-              <w:jc w:val="center"/>
-            </w:pPr>
-            <w:r>
-              <w:rPr>
-                <w:rFonts w:ascii="Arial" w:cs="Arial" w:eastAsia="Arial" w:hAnsi="Arial"/>
-                <w:b w:val="false"/>
-                <w:bCs w:val="false"/>
-                <w:i w:val="false"/>
-                <w:iCs w:val="false"/>
-                <w:sz w:val="20"/>
-                <w:szCs w:val="20"/>
-              </w:rPr>
-              <w:t xml:space="preserve">0</w:t>
-            </w:r>
-          </w:p>
-        </w:tc>
-        <w:tc>
-          <w:tcPr>
-            <w:tcW w:type="dxa" w:w="1400"/>
-            <w:tcBorders>
-              <w:top w:val="single" w:color="A6C3DC" w:sz="4"/>
-              <w:left w:val="single" w:color="A6C3DC" w:sz="4"/>
-              <w:bottom w:val="single" w:color="A6C3DC" w:sz="4"/>
-              <w:right w:val="single" w:color="A6C3DC" w:sz="4"/>
-            </w:tcBorders>
-            <w:tcMar>
-              <w:top w:type="dxa" w:w="90"/>
-              <w:left w:type="dxa" w:w="140"/>
-              <w:bottom w:type="dxa" w:w="90"/>
-              <w:right w:type="dxa" w:w="140"/>
-            </w:tcMar>
-            <w:vAlign w:val="top"/>
-          </w:tcPr>
-          <w:p>
-            <w:pPr>
-              <w:spacing w:after="40" w:before="0"/>
-              <w:jc w:val="center"/>
-            </w:pPr>
-            <w:r>
-              <w:rPr>
-                <w:rFonts w:ascii="Arial" w:cs="Arial" w:eastAsia="Arial" w:hAnsi="Arial"/>
-                <w:b w:val="false"/>
-                <w:bCs w:val="false"/>
-                <w:i w:val="false"/>
-                <w:iCs w:val="false"/>
-                <w:sz w:val="20"/>
-                <w:szCs w:val="20"/>
-              </w:rPr>
-              <w:t xml:space="preserve">0</w:t>
-            </w:r>
-          </w:p>
-        </w:tc>
-        <w:tc>
-          <w:tcPr>
-            <w:tcW w:type="dxa" w:w="2100"/>
-            <w:tcBorders>
-              <w:top w:val="single" w:color="A6C3DC" w:sz="4"/>
-              <w:left w:val="single" w:color="A6C3DC" w:sz="4"/>
-              <w:bottom w:val="single" w:color="A6C3DC" w:sz="4"/>
-              <w:right w:val="single" w:color="A6C3DC" w:sz="4"/>
-            </w:tcBorders>
-            <w:tcMar>
-              <w:top w:type="dxa" w:w="90"/>
-              <w:left w:type="dxa" w:w="140"/>
-              <w:bottom w:type="dxa" w:w="90"/>
-              <w:right w:type="dxa" w:w="140"/>
-            </w:tcMar>
-            <w:vAlign w:val="top"/>
-          </w:tcPr>
-          <w:p>
-            <w:pPr>
-              <w:spacing w:after="40" w:before="0"/>
-              <w:jc w:val="center"/>
-            </w:pPr>
-            <w:r>
-              <w:rPr>
-                <w:rFonts w:ascii="Arial" w:cs="Arial" w:eastAsia="Arial" w:hAnsi="Arial"/>
-                <w:b w:val="false"/>
-                <w:bCs w:val="false"/>
-                <w:i w:val="false"/>
-                <w:iCs w:val="false"/>
-                <w:sz w:val="20"/>
-                <w:szCs w:val="20"/>
-              </w:rPr>
-              <w:t xml:space="preserve"/>
-            </w:r>
-          </w:p>
-        </w:tc>
-      </w:tr>
-      <w:tr>
-        <w:tc>
-          <w:tcPr>
-            <w:tcW w:type="dxa" w:w="1960"/>
-            <w:tcBorders>
-              <w:top w:val="single" w:color="A6C3DC" w:sz="4"/>
-              <w:left w:val="single" w:color="A6C3DC" w:sz="4"/>
-              <w:bottom w:val="single" w:color="A6C3DC" w:sz="4"/>
-              <w:right w:val="single" w:color="A6C3DC" w:sz="4"/>
-            </w:tcBorders>
-            <w:shd w:fill="DEEAF1" w:color="auto" w:val="clear"/>
-            <w:tcMar>
-              <w:top w:type="dxa" w:w="90"/>
-              <w:left w:type="dxa" w:w="140"/>
-              <w:bottom w:type="dxa" w:w="90"/>
-              <w:right w:type="dxa" w:w="140"/>
-            </w:tcMar>
-            <w:vAlign w:val="top"/>
-          </w:tcPr>
-          <w:p>
-            <w:pPr>
-              <w:spacing w:after="40" w:before="0"/>
-              <w:jc w:val="center"/>
-            </w:pPr>
-            <w:r>
-              <w:rPr>
-                <w:rFonts w:ascii="Arial" w:cs="Arial" w:eastAsia="Arial" w:hAnsi="Arial"/>
-                <w:b/>
-                <w:bCs/>
-                <w:i w:val="false"/>
-                <w:iCs w:val="false"/>
-                <w:sz w:val="21"/>
-                <w:szCs w:val="21"/>
-              </w:rPr>
-              <w:t xml:space="preserve">F-35A</w:t>
-            </w:r>
-          </w:p>
-        </w:tc>
-        <w:tc>
-          <w:tcPr>
-            <w:tcW w:type="dxa" w:w="1100"/>
-            <w:tcBorders>
-              <w:top w:val="single" w:color="A6C3DC" w:sz="4"/>
-              <w:left w:val="single" w:color="A6C3DC" w:sz="4"/>
-              <w:bottom w:val="single" w:color="A6C3DC" w:sz="4"/>
-              <w:right w:val="single" w:color="A6C3DC" w:sz="4"/>
-            </w:tcBorders>
-            <w:tcMar>
-              <w:top w:type="dxa" w:w="90"/>
-              <w:left w:type="dxa" w:w="140"/>
-              <w:bottom w:type="dxa" w:w="90"/>
-              <w:right w:type="dxa" w:w="140"/>
-            </w:tcMar>
-            <w:vAlign w:val="top"/>
-          </w:tcPr>
-          <w:p>
-            <w:pPr>
-              <w:spacing w:after="40" w:before="0"/>
-              <w:jc w:val="center"/>
-            </w:pPr>
-            <w:r>
-              <w:rPr>
-                <w:rFonts w:ascii="Arial" w:cs="Arial" w:eastAsia="Arial" w:hAnsi="Arial"/>
-                <w:b w:val="false"/>
-                <w:bCs w:val="false"/>
-                <w:i w:val="false"/>
-                <w:iCs w:val="false"/>
-                <w:sz w:val="20"/>
-                <w:szCs w:val="20"/>
-              </w:rPr>
-              <w:t xml:space="preserve">3</w:t>
-            </w:r>
-          </w:p>
-        </w:tc>
-        <w:tc>
-          <w:tcPr>
-            <w:tcW w:type="dxa" w:w="1400"/>
-            <w:tcBorders>
-              <w:top w:val="single" w:color="A6C3DC" w:sz="4"/>
-              <w:left w:val="single" w:color="A6C3DC" w:sz="4"/>
-              <w:bottom w:val="single" w:color="A6C3DC" w:sz="4"/>
-              <w:right w:val="single" w:color="A6C3DC" w:sz="4"/>
-            </w:tcBorders>
-            <w:tcMar>
-              <w:top w:type="dxa" w:w="90"/>
-              <w:left w:type="dxa" w:w="140"/>
-              <w:bottom w:type="dxa" w:w="90"/>
-              <w:right w:type="dxa" w:w="140"/>
-            </w:tcMar>
-            <w:vAlign w:val="top"/>
-          </w:tcPr>
-          <w:p>
-            <w:pPr>
-              <w:spacing w:after="40" w:before="0"/>
-              <w:jc w:val="center"/>
-            </w:pPr>
-            <w:r>
-              <w:rPr>
-                <w:rFonts w:ascii="Arial" w:cs="Arial" w:eastAsia="Arial" w:hAnsi="Arial"/>
-                <w:b w:val="false"/>
-                <w:bCs w:val="false"/>
-                <w:i w:val="false"/>
-                <w:iCs w:val="false"/>
-                <w:sz w:val="20"/>
-                <w:szCs w:val="20"/>
-              </w:rPr>
-              <w:t xml:space="preserve">2</w:t>
-            </w:r>
-          </w:p>
-        </w:tc>
-        <w:tc>
-          <w:tcPr>
-            <w:tcW w:type="dxa" w:w="1400"/>
-            <w:tcBorders>
-              <w:top w:val="single" w:color="A6C3DC" w:sz="4"/>
-              <w:left w:val="single" w:color="A6C3DC" w:sz="4"/>
-              <w:bottom w:val="single" w:color="A6C3DC" w:sz="4"/>
-              <w:right w:val="single" w:color="A6C3DC" w:sz="4"/>
-            </w:tcBorders>
-            <w:tcMar>
-              <w:top w:type="dxa" w:w="90"/>
-              <w:left w:type="dxa" w:w="140"/>
-              <w:bottom w:type="dxa" w:w="90"/>
-              <w:right w:type="dxa" w:w="140"/>
-            </w:tcMar>
-            <w:vAlign w:val="top"/>
-          </w:tcPr>
-          <w:p>
-            <w:pPr>
-              <w:spacing w:after="40" w:before="0"/>
-              <w:jc w:val="center"/>
-            </w:pPr>
-            <w:r>
-              <w:rPr>
-                <w:rFonts w:ascii="Arial" w:cs="Arial" w:eastAsia="Arial" w:hAnsi="Arial"/>
-                <w:b w:val="false"/>
-                <w:bCs w:val="false"/>
-                <w:i w:val="false"/>
-                <w:iCs w:val="false"/>
-                <w:sz w:val="20"/>
-                <w:szCs w:val="20"/>
-              </w:rPr>
-              <w:t xml:space="preserve">1</w:t>
-            </w:r>
-          </w:p>
-        </w:tc>
-        <w:tc>
-          <w:tcPr>
-            <w:tcW w:type="dxa" w:w="1400"/>
-            <w:tcBorders>
-              <w:top w:val="single" w:color="A6C3DC" w:sz="4"/>
-              <w:left w:val="single" w:color="A6C3DC" w:sz="4"/>
-              <w:bottom w:val="single" w:color="A6C3DC" w:sz="4"/>
-              <w:right w:val="single" w:color="A6C3DC" w:sz="4"/>
-            </w:tcBorders>
-            <w:tcMar>
-              <w:top w:type="dxa" w:w="90"/>
-              <w:left w:type="dxa" w:w="140"/>
-              <w:bottom w:type="dxa" w:w="90"/>
-              <w:right w:type="dxa" w:w="140"/>
-            </w:tcMar>
-            <w:vAlign w:val="top"/>
-          </w:tcPr>
-          <w:p>
-            <w:pPr>
-              <w:spacing w:after="40" w:before="0"/>
-              <w:jc w:val="center"/>
-            </w:pPr>
-            <w:r>
-              <w:rPr>
-                <w:rFonts w:ascii="Arial" w:cs="Arial" w:eastAsia="Arial" w:hAnsi="Arial"/>
-                <w:b w:val="false"/>
-                <w:bCs w:val="false"/>
-                <w:i w:val="false"/>
-                <w:iCs w:val="false"/>
-                <w:sz w:val="20"/>
-                <w:szCs w:val="20"/>
-              </w:rPr>
-              <w:t xml:space="preserve">0</w:t>
-            </w:r>
-          </w:p>
-        </w:tc>
-        <w:tc>
-          <w:tcPr>
-            <w:tcW w:type="dxa" w:w="2100"/>
-            <w:tcBorders>
-              <w:top w:val="single" w:color="A6C3DC" w:sz="4"/>
-              <w:left w:val="single" w:color="A6C3DC" w:sz="4"/>
-              <w:bottom w:val="single" w:color="A6C3DC" w:sz="4"/>
-              <w:right w:val="single" w:color="A6C3DC" w:sz="4"/>
-            </w:tcBorders>
-            <w:tcMar>
-              <w:top w:type="dxa" w:w="90"/>
-              <w:left w:type="dxa" w:w="140"/>
-              <w:bottom w:type="dxa" w:w="90"/>
-              <w:right w:type="dxa" w:w="140"/>
-            </w:tcMar>
-            <w:vAlign w:val="top"/>
-          </w:tcPr>
-          <w:p>
-            <w:pPr>
-              <w:spacing w:after="40" w:before="0"/>
-              <w:jc w:val="center"/>
-            </w:pPr>
-            <w:r>
-              <w:rPr>
-                <w:rFonts w:ascii="Arial" w:cs="Arial" w:eastAsia="Arial" w:hAnsi="Arial"/>
-                <w:b w:val="false"/>
-                <w:bCs w:val="false"/>
-                <w:i w:val="false"/>
-                <w:iCs w:val="false"/>
-                <w:sz w:val="20"/>
-                <w:szCs w:val="20"/>
-              </w:rPr>
-              <w:t xml:space="preserve"/>
-            </w:r>
-          </w:p>
-        </w:tc>
-      </w:tr>
-      <w:tr>
-        <w:tc>
-          <w:tcPr>
-            <w:tcW w:type="dxa" w:w="1960"/>
-            <w:tcBorders>
-              <w:top w:val="single" w:color="A6C3DC" w:sz="4"/>
-              <w:left w:val="single" w:color="A6C3DC" w:sz="4"/>
-              <w:bottom w:val="single" w:color="A6C3DC" w:sz="4"/>
-              <w:right w:val="single" w:color="A6C3DC" w:sz="4"/>
-            </w:tcBorders>
-            <w:shd w:fill="DEEAF1" w:color="auto" w:val="clear"/>
-            <w:tcMar>
-              <w:top w:type="dxa" w:w="90"/>
-              <w:left w:type="dxa" w:w="140"/>
-              <w:bottom w:type="dxa" w:w="90"/>
-              <w:right w:type="dxa" w:w="140"/>
-            </w:tcMar>
-            <w:vAlign w:val="top"/>
-          </w:tcPr>
-          <w:p>
-            <w:pPr>
-              <w:spacing w:after="40" w:before="0"/>
-              <w:jc w:val="center"/>
-            </w:pPr>
-            <w:r>
-              <w:rPr>
-                <w:rFonts w:ascii="Arial" w:cs="Arial" w:eastAsia="Arial" w:hAnsi="Arial"/>
-                <w:b/>
-                <w:bCs/>
-                <w:i w:val="false"/>
-                <w:iCs w:val="false"/>
-                <w:sz w:val="21"/>
-                <w:szCs w:val="21"/>
-              </w:rPr>
-              <w:t xml:space="preserve">F-15EX</w:t>
-            </w:r>
-          </w:p>
-        </w:tc>
-        <w:tc>
-          <w:tcPr>
-            <w:tcW w:type="dxa" w:w="1100"/>
-            <w:tcBorders>
-              <w:top w:val="single" w:color="A6C3DC" w:sz="4"/>
-              <w:left w:val="single" w:color="A6C3DC" w:sz="4"/>
-              <w:bottom w:val="single" w:color="A6C3DC" w:sz="4"/>
-              <w:right w:val="single" w:color="A6C3DC" w:sz="4"/>
-            </w:tcBorders>
-            <w:tcMar>
-              <w:top w:type="dxa" w:w="90"/>
-              <w:left w:type="dxa" w:w="140"/>
-              <w:bottom w:type="dxa" w:w="90"/>
-              <w:right w:type="dxa" w:w="140"/>
-            </w:tcMar>
-            <w:vAlign w:val="top"/>
-          </w:tcPr>
-          <w:p>
-            <w:pPr>
-              <w:spacing w:after="40" w:before="0"/>
-              <w:jc w:val="center"/>
-            </w:pPr>
-            <w:r>
-              <w:rPr>
-                <w:rFonts w:ascii="Arial" w:cs="Arial" w:eastAsia="Arial" w:hAnsi="Arial"/>
-                <w:b w:val="false"/>
-                <w:bCs w:val="false"/>
-                <w:i w:val="false"/>
-                <w:iCs w:val="false"/>
-                <w:sz w:val="20"/>
-                <w:szCs w:val="20"/>
-              </w:rPr>
-              <w:t xml:space="preserve">4</w:t>
-            </w:r>
-          </w:p>
-        </w:tc>
-        <w:tc>
-          <w:tcPr>
-            <w:tcW w:type="dxa" w:w="1400"/>
-            <w:tcBorders>
-              <w:top w:val="single" w:color="A6C3DC" w:sz="4"/>
-              <w:left w:val="single" w:color="A6C3DC" w:sz="4"/>
-              <w:bottom w:val="single" w:color="A6C3DC" w:sz="4"/>
-              <w:right w:val="single" w:color="A6C3DC" w:sz="4"/>
-            </w:tcBorders>
-            <w:tcMar>
-              <w:top w:type="dxa" w:w="90"/>
-              <w:left w:type="dxa" w:w="140"/>
-              <w:bottom w:type="dxa" w:w="90"/>
-              <w:right w:type="dxa" w:w="140"/>
-            </w:tcMar>
-            <w:vAlign w:val="top"/>
-          </w:tcPr>
-          <w:p>
-            <w:pPr>
-              <w:spacing w:after="40" w:before="0"/>
-              <w:jc w:val="center"/>
-            </w:pPr>
-            <w:r>
-              <w:rPr>
-                <w:rFonts w:ascii="Arial" w:cs="Arial" w:eastAsia="Arial" w:hAnsi="Arial"/>
-                <w:b w:val="false"/>
-                <w:bCs w:val="false"/>
-                <w:i w:val="false"/>
-                <w:iCs w:val="false"/>
-                <w:sz w:val="20"/>
-                <w:szCs w:val="20"/>
-              </w:rPr>
-              <w:t xml:space="preserve">3</w:t>
-            </w:r>
-          </w:p>
-        </w:tc>
-        <w:tc>
-          <w:tcPr>
-            <w:tcW w:type="dxa" w:w="1400"/>
-            <w:tcBorders>
-              <w:top w:val="single" w:color="A6C3DC" w:sz="4"/>
-              <w:left w:val="single" w:color="A6C3DC" w:sz="4"/>
-              <w:bottom w:val="single" w:color="A6C3DC" w:sz="4"/>
-              <w:right w:val="single" w:color="A6C3DC" w:sz="4"/>
-            </w:tcBorders>
-            <w:tcMar>
-              <w:top w:type="dxa" w:w="90"/>
-              <w:left w:type="dxa" w:w="140"/>
-              <w:bottom w:type="dxa" w:w="90"/>
-              <w:right w:type="dxa" w:w="140"/>
-            </w:tcMar>
-            <w:vAlign w:val="top"/>
-          </w:tcPr>
-          <w:p>
-            <w:pPr>
-              <w:spacing w:after="40" w:before="0"/>
-              <w:jc w:val="center"/>
-            </w:pPr>
-            <w:r>
-              <w:rPr>
-                <w:rFonts w:ascii="Arial" w:cs="Arial" w:eastAsia="Arial" w:hAnsi="Arial"/>
-                <w:b w:val="false"/>
-                <w:bCs w:val="false"/>
-                <w:i w:val="false"/>
-                <w:iCs w:val="false"/>
-                <w:sz w:val="20"/>
-                <w:szCs w:val="20"/>
-              </w:rPr>
-              <w:t xml:space="preserve">1</w:t>
-            </w:r>
-          </w:p>
-        </w:tc>
-        <w:tc>
-          <w:tcPr>
-            <w:tcW w:type="dxa" w:w="1400"/>
-            <w:tcBorders>
-              <w:top w:val="single" w:color="A6C3DC" w:sz="4"/>
-              <w:left w:val="single" w:color="A6C3DC" w:sz="4"/>
-              <w:bottom w:val="single" w:color="A6C3DC" w:sz="4"/>
-              <w:right w:val="single" w:color="A6C3DC" w:sz="4"/>
-            </w:tcBorders>
-            <w:tcMar>
-              <w:top w:type="dxa" w:w="90"/>
-              <w:left w:type="dxa" w:w="140"/>
-              <w:bottom w:type="dxa" w:w="90"/>
-              <w:right w:type="dxa" w:w="140"/>
-            </w:tcMar>
-            <w:vAlign w:val="top"/>
-          </w:tcPr>
-          <w:p>
-            <w:pPr>
-              <w:spacing w:after="40" w:before="0"/>
-              <w:jc w:val="center"/>
-            </w:pPr>
-            <w:r>
-              <w:rPr>
-                <w:rFonts w:ascii="Arial" w:cs="Arial" w:eastAsia="Arial" w:hAnsi="Arial"/>
-                <w:b w:val="false"/>
-                <w:bCs w:val="false"/>
-                <w:i w:val="false"/>
-                <w:iCs w:val="false"/>
-                <w:sz w:val="20"/>
-                <w:szCs w:val="20"/>
-              </w:rPr>
-              <w:t xml:space="preserve">0</w:t>
-            </w:r>
-          </w:p>
-        </w:tc>
-        <w:tc>
-          <w:tcPr>
-            <w:tcW w:type="dxa" w:w="2100"/>
-            <w:tcBorders>
-              <w:top w:val="single" w:color="A6C3DC" w:sz="4"/>
-              <w:left w:val="single" w:color="A6C3DC" w:sz="4"/>
-              <w:bottom w:val="single" w:color="A6C3DC" w:sz="4"/>
-              <w:right w:val="single" w:color="A6C3DC" w:sz="4"/>
-            </w:tcBorders>
-            <w:tcMar>
-              <w:top w:type="dxa" w:w="90"/>
-              <w:left w:type="dxa" w:w="140"/>
-              <w:bottom w:type="dxa" w:w="90"/>
-              <w:right w:type="dxa" w:w="140"/>
-            </w:tcMar>
-            <w:vAlign w:val="top"/>
-          </w:tcPr>
-          <w:p>
-            <w:pPr>
-              <w:spacing w:after="40" w:before="0"/>
-              <w:jc w:val="center"/>
-            </w:pPr>
-            <w:r>
-              <w:rPr>
-                <w:rFonts w:ascii="Arial" w:cs="Arial" w:eastAsia="Arial" w:hAnsi="Arial"/>
-                <w:b w:val="false"/>
-                <w:bCs w:val="false"/>
-                <w:i w:val="false"/>
-                <w:iCs w:val="false"/>
-                <w:sz w:val="20"/>
-                <w:szCs w:val="20"/>
-              </w:rPr>
-              <w:t xml:space="preserve"/>
-            </w:r>
-          </w:p>
-        </w:tc>
-      </w:tr>
-      <w:tr>
-        <w:tc>
-          <w:tcPr>
-            <w:tcW w:type="dxa" w:w="1960"/>
-            <w:tcBorders>
-              <w:top w:val="single" w:color="A6C3DC" w:sz="4"/>
-              <w:left w:val="single" w:color="A6C3DC" w:sz="4"/>
-              <w:bottom w:val="single" w:color="A6C3DC" w:sz="4"/>
-              <w:right w:val="single" w:color="A6C3DC" w:sz="4"/>
-            </w:tcBorders>
-            <w:shd w:fill="DEEAF1" w:color="auto" w:val="clear"/>
-            <w:tcMar>
-              <w:top w:type="dxa" w:w="90"/>
-              <w:left w:type="dxa" w:w="140"/>
-              <w:bottom w:type="dxa" w:w="90"/>
-              <w:right w:type="dxa" w:w="140"/>
-            </w:tcMar>
-            <w:vAlign w:val="top"/>
-          </w:tcPr>
-          <w:p>
-            <w:pPr>
-              <w:spacing w:after="40" w:before="0"/>
-              <w:jc w:val="center"/>
-            </w:pPr>
-            <w:r>
-              <w:rPr>
-                <w:rFonts w:ascii="Arial" w:cs="Arial" w:eastAsia="Arial" w:hAnsi="Arial"/>
-                <w:b/>
-                <w:bCs/>
-                <w:i w:val="false"/>
-                <w:iCs w:val="false"/>
-                <w:sz w:val="21"/>
-                <w:szCs w:val="21"/>
-              </w:rPr>
-              <w:t xml:space="preserve">F-16</w:t>
-            </w:r>
-          </w:p>
-        </w:tc>
-        <w:tc>
-          <w:tcPr>
-            <w:tcW w:type="dxa" w:w="1100"/>
-            <w:tcBorders>
-              <w:top w:val="single" w:color="A6C3DC" w:sz="4"/>
-              <w:left w:val="single" w:color="A6C3DC" w:sz="4"/>
-              <w:bottom w:val="single" w:color="A6C3DC" w:sz="4"/>
-              <w:right w:val="single" w:color="A6C3DC" w:sz="4"/>
-            </w:tcBorders>
-            <w:tcMar>
-              <w:top w:type="dxa" w:w="90"/>
-              <w:left w:type="dxa" w:w="140"/>
-              <w:bottom w:type="dxa" w:w="90"/>
-              <w:right w:type="dxa" w:w="140"/>
-            </w:tcMar>
-            <w:vAlign w:val="top"/>
-          </w:tcPr>
-          <w:p>
-            <w:pPr>
-              <w:spacing w:after="40" w:before="0"/>
-              <w:jc w:val="center"/>
-            </w:pPr>
-            <w:r>
-              <w:rPr>
-                <w:rFonts w:ascii="Arial" w:cs="Arial" w:eastAsia="Arial" w:hAnsi="Arial"/>
-                <w:b w:val="false"/>
-                <w:bCs w:val="false"/>
-                <w:i w:val="false"/>
-                <w:iCs w:val="false"/>
-                <w:sz w:val="20"/>
-                <w:szCs w:val="20"/>
-              </w:rPr>
-              <w:t xml:space="preserve">5</w:t>
-            </w:r>
-          </w:p>
-        </w:tc>
-        <w:tc>
-          <w:tcPr>
-            <w:tcW w:type="dxa" w:w="1400"/>
-            <w:tcBorders>
-              <w:top w:val="single" w:color="A6C3DC" w:sz="4"/>
-              <w:left w:val="single" w:color="A6C3DC" w:sz="4"/>
-              <w:bottom w:val="single" w:color="A6C3DC" w:sz="4"/>
-              <w:right w:val="single" w:color="A6C3DC" w:sz="4"/>
-            </w:tcBorders>
-            <w:tcMar>
-              <w:top w:type="dxa" w:w="90"/>
-              <w:left w:type="dxa" w:w="140"/>
-              <w:bottom w:type="dxa" w:w="90"/>
-              <w:right w:type="dxa" w:w="140"/>
-            </w:tcMar>
-            <w:vAlign w:val="top"/>
-          </w:tcPr>
-          <w:p>
-            <w:pPr>
-              <w:spacing w:after="40" w:before="0"/>
-              <w:jc w:val="center"/>
-            </w:pPr>
-            <w:r>
-              <w:rPr>
-                <w:rFonts w:ascii="Arial" w:cs="Arial" w:eastAsia="Arial" w:hAnsi="Arial"/>
-                <w:b w:val="false"/>
-                <w:bCs w:val="false"/>
-                <w:i w:val="false"/>
-                <w:iCs w:val="false"/>
-                <w:sz w:val="20"/>
-                <w:szCs w:val="20"/>
-              </w:rPr>
-              <w:t xml:space="preserve">4</w:t>
-            </w:r>
-          </w:p>
-        </w:tc>
-        <w:tc>
-          <w:tcPr>
-            <w:tcW w:type="dxa" w:w="1400"/>
-            <w:tcBorders>
-              <w:top w:val="single" w:color="A6C3DC" w:sz="4"/>
-              <w:left w:val="single" w:color="A6C3DC" w:sz="4"/>
-              <w:bottom w:val="single" w:color="A6C3DC" w:sz="4"/>
-              <w:right w:val="single" w:color="A6C3DC" w:sz="4"/>
-            </w:tcBorders>
-            <w:tcMar>
-              <w:top w:type="dxa" w:w="90"/>
-              <w:left w:type="dxa" w:w="140"/>
-              <w:bottom w:type="dxa" w:w="90"/>
-              <w:right w:type="dxa" w:w="140"/>
-            </w:tcMar>
-            <w:vAlign w:val="top"/>
-          </w:tcPr>
-          <w:p>
-            <w:pPr>
-              <w:spacing w:after="40" w:before="0"/>
-              <w:jc w:val="center"/>
-            </w:pPr>
-            <w:r>
-              <w:rPr>
-                <w:rFonts w:ascii="Arial" w:cs="Arial" w:eastAsia="Arial" w:hAnsi="Arial"/>
-                <w:b w:val="false"/>
-                <w:bCs w:val="false"/>
-                <w:i w:val="false"/>
-                <w:iCs w:val="false"/>
-                <w:sz w:val="20"/>
-                <w:szCs w:val="20"/>
-              </w:rPr>
-              <w:t xml:space="preserve">1</w:t>
-            </w:r>
-          </w:p>
-        </w:tc>
-        <w:tc>
-          <w:tcPr>
-            <w:tcW w:type="dxa" w:w="1400"/>
-            <w:tcBorders>
-              <w:top w:val="single" w:color="A6C3DC" w:sz="4"/>
-              <w:left w:val="single" w:color="A6C3DC" w:sz="4"/>
-              <w:bottom w:val="single" w:color="A6C3DC" w:sz="4"/>
-              <w:right w:val="single" w:color="A6C3DC" w:sz="4"/>
-            </w:tcBorders>
-            <w:tcMar>
-              <w:top w:type="dxa" w:w="90"/>
-              <w:left w:type="dxa" w:w="140"/>
-              <w:bottom w:type="dxa" w:w="90"/>
-              <w:right w:type="dxa" w:w="140"/>
-            </w:tcMar>
-            <w:vAlign w:val="top"/>
-          </w:tcPr>
-          <w:p>
-            <w:pPr>
-              <w:spacing w:after="40" w:before="0"/>
-              <w:jc w:val="center"/>
-            </w:pPr>
-            <w:r>
-              <w:rPr>
-                <w:rFonts w:ascii="Arial" w:cs="Arial" w:eastAsia="Arial" w:hAnsi="Arial"/>
-                <w:b w:val="false"/>
-                <w:bCs w:val="false"/>
-                <w:i w:val="false"/>
-                <w:iCs w:val="false"/>
-                <w:sz w:val="20"/>
-                <w:szCs w:val="20"/>
-              </w:rPr>
-              <w:t xml:space="preserve">0</w:t>
-            </w:r>
-          </w:p>
-        </w:tc>
-        <w:tc>
-          <w:tcPr>
-            <w:tcW w:type="dxa" w:w="2100"/>
-            <w:tcBorders>
-              <w:top w:val="single" w:color="A6C3DC" w:sz="4"/>
-              <w:left w:val="single" w:color="A6C3DC" w:sz="4"/>
-              <w:bottom w:val="single" w:color="A6C3DC" w:sz="4"/>
-              <w:right w:val="single" w:color="A6C3DC" w:sz="4"/>
-            </w:tcBorders>
-            <w:tcMar>
-              <w:top w:type="dxa" w:w="90"/>
-              <w:left w:type="dxa" w:w="140"/>
-              <w:bottom w:type="dxa" w:w="90"/>
-              <w:right w:type="dxa" w:w="140"/>
-            </w:tcMar>
-            <w:vAlign w:val="top"/>
-          </w:tcPr>
-          <w:p>
-            <w:pPr>
-              <w:spacing w:after="40" w:before="0"/>
-              <w:jc w:val="center"/>
-            </w:pPr>
-            <w:r>
-              <w:rPr>
-                <w:rFonts w:ascii="Arial" w:cs="Arial" w:eastAsia="Arial" w:hAnsi="Arial"/>
-                <w:b w:val="false"/>
-                <w:bCs w:val="false"/>
-                <w:i w:val="false"/>
-                <w:iCs w:val="false"/>
-                <w:sz w:val="20"/>
-                <w:szCs w:val="20"/>
-              </w:rPr>
-              <w:t xml:space="preserve"/>
-            </w:r>
-          </w:p>
-        </w:tc>
-      </w:tr>
-      <w:tr>
-        <w:tc>
-          <w:tcPr>
-            <w:tcW w:type="dxa" w:w="1960"/>
-            <w:tcBorders>
-              <w:top w:val="single" w:color="A6C3DC" w:sz="4"/>
-              <w:left w:val="single" w:color="A6C3DC" w:sz="4"/>
-              <w:bottom w:val="single" w:color="A6C3DC" w:sz="4"/>
-              <w:right w:val="single" w:color="A6C3DC" w:sz="4"/>
-            </w:tcBorders>
-            <w:shd w:fill="DEEAF1" w:color="auto" w:val="clear"/>
-            <w:tcMar>
-              <w:top w:type="dxa" w:w="90"/>
-              <w:left w:type="dxa" w:w="140"/>
-              <w:bottom w:type="dxa" w:w="90"/>
-              <w:right w:type="dxa" w:w="140"/>
-            </w:tcMar>
-            <w:vAlign w:val="top"/>
-          </w:tcPr>
-          <w:p>
-            <w:pPr>
-              <w:spacing w:after="40" w:before="0"/>
-              <w:jc w:val="center"/>
-            </w:pPr>
-            <w:r>
-              <w:rPr>
-                <w:rFonts w:ascii="Arial" w:cs="Arial" w:eastAsia="Arial" w:hAnsi="Arial"/>
-                <w:b/>
-                <w:bCs/>
-                <w:i w:val="false"/>
-                <w:iCs w:val="false"/>
-                <w:sz w:val="21"/>
-                <w:szCs w:val="21"/>
-              </w:rPr>
-              <w:t xml:space="preserve">Total</w:t>
-            </w:r>
-          </w:p>
-        </w:tc>
-        <w:tc>
-          <w:tcPr>
-            <w:tcW w:type="dxa" w:w="1100"/>
-            <w:tcBorders>
-              <w:top w:val="single" w:color="A6C3DC" w:sz="4"/>
-              <w:left w:val="single" w:color="A6C3DC" w:sz="4"/>
-              <w:bottom w:val="single" w:color="A6C3DC" w:sz="4"/>
-              <w:right w:val="single" w:color="A6C3DC" w:sz="4"/>
-            </w:tcBorders>
-            <w:tcMar>
-              <w:top w:type="dxa" w:w="90"/>
-              <w:left w:type="dxa" w:w="140"/>
-              <w:bottom w:type="dxa" w:w="90"/>
-              <w:right w:type="dxa" w:w="140"/>
-            </w:tcMar>
-            <w:vAlign w:val="top"/>
-          </w:tcPr>
-          <w:p>
-            <w:pPr>
-              <w:spacing w:after="40" w:before="0"/>
-              <w:jc w:val="center"/>
-            </w:pPr>
-            <w:r>
-              <w:rPr>
-                <w:rFonts w:ascii="Arial" w:cs="Arial" w:eastAsia="Arial" w:hAnsi="Arial"/>
-                <w:b w:val="false"/>
-                <w:bCs w:val="false"/>
-                <w:i w:val="false"/>
-                <w:iCs w:val="false"/>
-                <w:sz w:val="20"/>
-                <w:szCs w:val="20"/>
-              </w:rPr>
-              <w:t xml:space="preserve">14</w:t>
-            </w:r>
-          </w:p>
-        </w:tc>
-        <w:tc>
-          <w:tcPr>
-            <w:tcW w:type="dxa" w:w="1400"/>
-            <w:tcBorders>
-              <w:top w:val="single" w:color="A6C3DC" w:sz="4"/>
-              <w:left w:val="single" w:color="A6C3DC" w:sz="4"/>
-              <w:bottom w:val="single" w:color="A6C3DC" w:sz="4"/>
-              <w:right w:val="single" w:color="A6C3DC" w:sz="4"/>
-            </w:tcBorders>
-            <w:tcMar>
-              <w:top w:type="dxa" w:w="90"/>
-              <w:left w:type="dxa" w:w="140"/>
-              <w:bottom w:type="dxa" w:w="90"/>
-              <w:right w:type="dxa" w:w="140"/>
-            </w:tcMar>
-            <w:vAlign w:val="top"/>
-          </w:tcPr>
-          <w:p>
-            <w:pPr>
-              <w:spacing w:after="40" w:before="0"/>
-              <w:jc w:val="center"/>
-            </w:pPr>
-            <w:r>
-              <w:rPr>
-                <w:rFonts w:ascii="Arial" w:cs="Arial" w:eastAsia="Arial" w:hAnsi="Arial"/>
-                <w:b w:val="false"/>
-                <w:bCs w:val="false"/>
-                <w:i w:val="false"/>
-                <w:iCs w:val="false"/>
-                <w:sz w:val="20"/>
-                <w:szCs w:val="20"/>
-              </w:rPr>
-              <w:t xml:space="preserve">11</w:t>
-            </w:r>
-          </w:p>
-        </w:tc>
-        <w:tc>
-          <w:tcPr>
-            <w:tcW w:type="dxa" w:w="1400"/>
-            <w:tcBorders>
-              <w:top w:val="single" w:color="A6C3DC" w:sz="4"/>
-              <w:left w:val="single" w:color="A6C3DC" w:sz="4"/>
-              <w:bottom w:val="single" w:color="A6C3DC" w:sz="4"/>
-              <w:right w:val="single" w:color="A6C3DC" w:sz="4"/>
-            </w:tcBorders>
-            <w:tcMar>
-              <w:top w:type="dxa" w:w="90"/>
-              <w:left w:type="dxa" w:w="140"/>
-              <w:bottom w:type="dxa" w:w="90"/>
-              <w:right w:type="dxa" w:w="140"/>
-            </w:tcMar>
-            <w:vAlign w:val="top"/>
-          </w:tcPr>
-          <w:p>
-            <w:pPr>
-              <w:spacing w:after="40" w:before="0"/>
-              <w:jc w:val="center"/>
-            </w:pPr>
-            <w:r>
-              <w:rPr>
-                <w:rFonts w:ascii="Arial" w:cs="Arial" w:eastAsia="Arial" w:hAnsi="Arial"/>
-                <w:b w:val="false"/>
-                <w:bCs w:val="false"/>
-                <w:i w:val="false"/>
-                <w:iCs w:val="false"/>
-                <w:sz w:val="20"/>
-                <w:szCs w:val="20"/>
-              </w:rPr>
-              <w:t xml:space="preserve">3</w:t>
-            </w:r>
-          </w:p>
-        </w:tc>
-        <w:tc>
-          <w:tcPr>
-            <w:tcW w:type="dxa" w:w="1400"/>
-            <w:tcBorders>
-              <w:top w:val="single" w:color="A6C3DC" w:sz="4"/>
-              <w:left w:val="single" w:color="A6C3DC" w:sz="4"/>
-              <w:bottom w:val="single" w:color="A6C3DC" w:sz="4"/>
-              <w:right w:val="single" w:color="A6C3DC" w:sz="4"/>
-            </w:tcBorders>
-            <w:tcMar>
-              <w:top w:type="dxa" w:w="90"/>
-              <w:left w:type="dxa" w:w="140"/>
-              <w:bottom w:type="dxa" w:w="90"/>
-              <w:right w:type="dxa" w:w="140"/>
-            </w:tcMar>
-            <w:vAlign w:val="top"/>
-          </w:tcPr>
-          <w:p>
-            <w:pPr>
-              <w:spacing w:after="40" w:before="0"/>
-              <w:jc w:val="center"/>
-            </w:pPr>
-            <w:r>
-              <w:rPr>
-                <w:rFonts w:ascii="Arial" w:cs="Arial" w:eastAsia="Arial" w:hAnsi="Arial"/>
-                <w:b w:val="false"/>
-                <w:bCs w:val="false"/>
-                <w:i w:val="false"/>
-                <w:iCs w:val="false"/>
-                <w:sz w:val="20"/>
-                <w:szCs w:val="20"/>
-              </w:rPr>
-              <w:t xml:space="preserve">0</w:t>
-            </w:r>
-          </w:p>
-        </w:tc>
-        <w:tc>
-          <w:tcPr>
-            <w:tcW w:type="dxa" w:w="2100"/>
-            <w:tcBorders>
-              <w:top w:val="single" w:color="A6C3DC" w:sz="4"/>
-              <w:left w:val="single" w:color="A6C3DC" w:sz="4"/>
-              <w:bottom w:val="single" w:color="A6C3DC" w:sz="4"/>
-              <w:right w:val="single" w:color="A6C3DC" w:sz="4"/>
-            </w:tcBorders>
-            <w:tcMar>
-              <w:top w:type="dxa" w:w="90"/>
-              <w:left w:type="dxa" w:w="140"/>
-              <w:bottom w:type="dxa" w:w="90"/>
-              <w:right w:type="dxa" w:w="140"/>
-            </w:tcMar>
-            <w:vAlign w:val="top"/>
-          </w:tcPr>
-          <w:p>
-            <w:pPr>
-              <w:spacing w:after="40" w:before="0"/>
-              <w:jc w:val="center"/>
-            </w:pPr>
-            <w:r>
-              <w:rPr>
-                <w:rFonts w:ascii="Arial" w:cs="Arial" w:eastAsia="Arial" w:hAnsi="Arial"/>
-                <w:b w:val="false"/>
-                <w:bCs w:val="false"/>
-                <w:i w:val="false"/>
-                <w:iCs w:val="false"/>
-                <w:sz w:val="20"/>
-                <w:szCs w:val="20"/>
-              </w:rPr>
-              <w:t xml:space="preserve"/>
-            </w:r>
-          </w:p>
-        </w:tc>
-      </w:tr>
-    </w:tbl>
-    <w:p>
-      <w:pPr>
-        <w:spacing w:after="60" w:before="160"/>
-      </w:pPr>
-      <w:r>
-        <w:rPr>
-          <w:rFonts w:ascii="Arial" w:cs="Arial" w:eastAsia="Arial" w:hAnsi="Arial"/>
-          <w:b/>
-          <w:bCs/>
-          <w:color w:val="1F3864"/>
-          <w:sz w:val="22"/>
-          <w:szCs w:val="22"/>
-        </w:rPr>
-        <w:t xml:space="preserve">Day 2</w:t>
-      </w:r>
-      <w:r>
-        <w:rPr>
-          <w:rFonts w:ascii="Arial" w:cs="Arial" w:eastAsia="Arial" w:hAnsi="Arial"/>
-          <w:sz w:val="22"/>
-          <w:szCs w:val="22"/>
-        </w:rPr>
-        <w:t xml:space="preserve">   Taskers succeeded yesterday: ____ of ____</w:t>
-      </w:r>
-    </w:p>
-    <w:tbl>
-      <w:tblPr>
-        <w:tblW w:type="dxa" w:w="9360"/>
-        <w:tblBorders>
-          <w:top w:val="single" w:color="auto" w:sz="4"/>
-          <w:left w:val="single" w:color="auto" w:sz="4"/>
-          <w:bottom w:val="single" w:color="auto" w:sz="4"/>
-          <w:right w:val="single" w:color="auto" w:sz="4"/>
-          <w:insideH w:val="single" w:color="auto" w:sz="4"/>
-          <w:insideV w:val="single" w:color="auto" w:sz="4"/>
-        </w:tblBorders>
-      </w:tblPr>
-      <w:tblGrid>
-        <w:gridCol w:w="1960"/>
-        <w:gridCol w:w="1100"/>
-        <w:gridCol w:w="1400"/>
-        <w:gridCol w:w="1400"/>
-        <w:gridCol w:w="1400"/>
-        <w:gridCol w:w="2100"/>
-      </w:tblGrid>
-      <w:tr>
-        <w:trPr>
-          <w:tblHeader/>
-        </w:trPr>
-        <w:tc>
-          <w:tcPr>
-            <w:tcW w:type="dxa" w:w="1960"/>
-            <w:tcBorders>
-              <w:top w:val="single" w:color="A6C3DC" w:sz="4"/>
-              <w:left w:val="single" w:color="A6C3DC" w:sz="4"/>
-              <w:bottom w:val="single" w:color="A6C3DC" w:sz="4"/>
-              <w:right w:val="single" w:color="A6C3DC" w:sz="4"/>
-            </w:tcBorders>
-            <w:shd w:fill="2E75B6" w:color="auto" w:val="clear"/>
-            <w:tcMar>
-              <w:top w:type="dxa" w:w="90"/>
-              <w:left w:type="dxa" w:w="140"/>
-              <w:bottom w:type="dxa" w:w="90"/>
-              <w:right w:type="dxa" w:w="140"/>
-            </w:tcMar>
-            <w:vAlign w:val="top"/>
-          </w:tcPr>
-          <w:p>
-            <w:pPr>
-              <w:spacing w:after="40" w:before="0"/>
-              <w:jc w:val="center"/>
-            </w:pPr>
-            <w:r>
-              <w:rPr>
-                <w:rFonts w:ascii="Arial" w:cs="Arial" w:eastAsia="Arial" w:hAnsi="Arial"/>
-                <w:b/>
-                <w:bCs/>
-                <w:color w:val="FFFFFF"/>
-                <w:sz w:val="20"/>
-                <w:szCs w:val="20"/>
-              </w:rPr>
-              <w:t xml:space="preserve">Aircraft</w:t>
-            </w:r>
-          </w:p>
-        </w:tc>
-        <w:tc>
-          <w:tcPr>
-            <w:tcW w:type="dxa" w:w="1100"/>
-            <w:tcBorders>
-              <w:top w:val="single" w:color="A6C3DC" w:sz="4"/>
-              <w:left w:val="single" w:color="A6C3DC" w:sz="4"/>
-              <w:bottom w:val="single" w:color="A6C3DC" w:sz="4"/>
-              <w:right w:val="single" w:color="A6C3DC" w:sz="4"/>
-            </w:tcBorders>
-            <w:shd w:fill="2E75B6" w:color="auto" w:val="clear"/>
-            <w:tcMar>
-              <w:top w:type="dxa" w:w="90"/>
-              <w:left w:type="dxa" w:w="140"/>
-              <w:bottom w:type="dxa" w:w="90"/>
-              <w:right w:type="dxa" w:w="140"/>
-            </w:tcMar>
-            <w:vAlign w:val="top"/>
-          </w:tcPr>
-          <w:p>
-            <w:pPr>
-              <w:spacing w:after="40" w:before="0"/>
-              <w:jc w:val="center"/>
-            </w:pPr>
-            <w:r>
-              <w:rPr>
-                <w:rFonts w:ascii="Arial" w:cs="Arial" w:eastAsia="Arial" w:hAnsi="Arial"/>
-                <w:b/>
-                <w:bCs/>
-                <w:color w:val="FFFFFF"/>
-                <w:sz w:val="20"/>
-                <w:szCs w:val="20"/>
-              </w:rPr>
-              <w:t xml:space="preserve">Qty</w:t>
-            </w:r>
-          </w:p>
-        </w:tc>
-        <w:tc>
-          <w:tcPr>
-            <w:tcW w:type="dxa" w:w="1400"/>
-            <w:tcBorders>
-              <w:top w:val="single" w:color="A6C3DC" w:sz="4"/>
-              <w:left w:val="single" w:color="A6C3DC" w:sz="4"/>
-              <w:bottom w:val="single" w:color="A6C3DC" w:sz="4"/>
-              <w:right w:val="single" w:color="A6C3DC" w:sz="4"/>
-            </w:tcBorders>
-            <w:shd w:fill="2E75B6" w:color="auto" w:val="clear"/>
-            <w:tcMar>
-              <w:top w:type="dxa" w:w="90"/>
-              <w:left w:type="dxa" w:w="140"/>
-              <w:bottom w:type="dxa" w:w="90"/>
-              <w:right w:type="dxa" w:w="140"/>
-            </w:tcMar>
-            <w:vAlign w:val="top"/>
-          </w:tcPr>
-          <w:p>
-            <w:pPr>
-              <w:spacing w:after="40" w:before="0"/>
-              <w:jc w:val="center"/>
-            </w:pPr>
-            <w:r>
-              <w:rPr>
-                <w:rFonts w:ascii="Arial" w:cs="Arial" w:eastAsia="Arial" w:hAnsi="Arial"/>
-                <w:b/>
-                <w:bCs/>
-                <w:color w:val="FFFFFF"/>
-                <w:sz w:val="20"/>
-                <w:szCs w:val="20"/>
-              </w:rPr>
-              <w:t xml:space="preserve">Ready</w:t>
-            </w:r>
-          </w:p>
-        </w:tc>
-        <w:tc>
-          <w:tcPr>
-            <w:tcW w:type="dxa" w:w="1400"/>
-            <w:tcBorders>
-              <w:top w:val="single" w:color="A6C3DC" w:sz="4"/>
-              <w:left w:val="single" w:color="A6C3DC" w:sz="4"/>
-              <w:bottom w:val="single" w:color="A6C3DC" w:sz="4"/>
-              <w:right w:val="single" w:color="A6C3DC" w:sz="4"/>
-            </w:tcBorders>
-            <w:shd w:fill="2E75B6" w:color="auto" w:val="clear"/>
-            <w:tcMar>
-              <w:top w:type="dxa" w:w="90"/>
-              <w:left w:type="dxa" w:w="140"/>
-              <w:bottom w:type="dxa" w:w="90"/>
-              <w:right w:type="dxa" w:w="140"/>
-            </w:tcMar>
-            <w:vAlign w:val="top"/>
-          </w:tcPr>
-          <w:p>
-            <w:pPr>
-              <w:spacing w:after="40" w:before="0"/>
-              <w:jc w:val="center"/>
-            </w:pPr>
-            <w:r>
-              <w:rPr>
-                <w:rFonts w:ascii="Arial" w:cs="Arial" w:eastAsia="Arial" w:hAnsi="Arial"/>
-                <w:b/>
-                <w:bCs/>
-                <w:color w:val="FFFFFF"/>
-                <w:sz w:val="20"/>
-                <w:szCs w:val="20"/>
-              </w:rPr>
-              <w:t xml:space="preserve">Down</w:t>
-            </w:r>
-          </w:p>
-        </w:tc>
-        <w:tc>
-          <w:tcPr>
-            <w:tcW w:type="dxa" w:w="1400"/>
-            <w:tcBorders>
-              <w:top w:val="single" w:color="A6C3DC" w:sz="4"/>
-              <w:left w:val="single" w:color="A6C3DC" w:sz="4"/>
-              <w:bottom w:val="single" w:color="A6C3DC" w:sz="4"/>
-              <w:right w:val="single" w:color="A6C3DC" w:sz="4"/>
-            </w:tcBorders>
-            <w:shd w:fill="2E75B6" w:color="auto" w:val="clear"/>
-            <w:tcMar>
-              <w:top w:type="dxa" w:w="90"/>
-              <w:left w:type="dxa" w:w="140"/>
-              <w:bottom w:type="dxa" w:w="90"/>
-              <w:right w:type="dxa" w:w="140"/>
-            </w:tcMar>
-            <w:vAlign w:val="top"/>
-          </w:tcPr>
-          <w:p>
-            <w:pPr>
-              <w:spacing w:after="40" w:before="0"/>
-              <w:jc w:val="center"/>
-            </w:pPr>
-            <w:r>
-              <w:rPr>
-                <w:rFonts w:ascii="Arial" w:cs="Arial" w:eastAsia="Arial" w:hAnsi="Arial"/>
-                <w:b/>
-                <w:bCs/>
-                <w:color w:val="FFFFFF"/>
-                <w:sz w:val="20"/>
-                <w:szCs w:val="20"/>
-              </w:rPr>
-              <w:t xml:space="preserve">Out</w:t>
-            </w:r>
-          </w:p>
-        </w:tc>
-        <w:tc>
-          <w:tcPr>
-            <w:tcW w:type="dxa" w:w="2100"/>
-            <w:tcBorders>
-              <w:top w:val="single" w:color="A6C3DC" w:sz="4"/>
-              <w:left w:val="single" w:color="A6C3DC" w:sz="4"/>
-              <w:bottom w:val="single" w:color="A6C3DC" w:sz="4"/>
-              <w:right w:val="single" w:color="A6C3DC" w:sz="4"/>
-            </w:tcBorders>
-            <w:shd w:fill="2E75B6" w:color="auto" w:val="clear"/>
-            <w:tcMar>
-              <w:top w:type="dxa" w:w="90"/>
-              <w:left w:type="dxa" w:w="140"/>
-              <w:bottom w:type="dxa" w:w="90"/>
-              <w:right w:type="dxa" w:w="140"/>
-            </w:tcMar>
-            <w:vAlign w:val="top"/>
-          </w:tcPr>
-          <w:p>
-            <w:pPr>
-              <w:spacing w:after="40" w:before="0"/>
-              <w:jc w:val="center"/>
-            </w:pPr>
-            <w:r>
-              <w:rPr>
-                <w:rFonts w:ascii="Arial" w:cs="Arial" w:eastAsia="Arial" w:hAnsi="Arial"/>
-                <w:b/>
-                <w:bCs/>
-                <w:color w:val="FFFFFF"/>
-                <w:sz w:val="20"/>
-                <w:szCs w:val="20"/>
-              </w:rPr>
-              <w:t xml:space="preserve">Repaired today</w:t>
-            </w:r>
-          </w:p>
-        </w:tc>
-      </w:tr>
-      <w:tr>
-        <w:tc>
-          <w:tcPr>
-            <w:tcW w:type="dxa" w:w="1960"/>
-            <w:tcBorders>
-              <w:top w:val="single" w:color="A6C3DC" w:sz="4"/>
-              <w:left w:val="single" w:color="A6C3DC" w:sz="4"/>
-              <w:bottom w:val="single" w:color="A6C3DC" w:sz="4"/>
-              <w:right w:val="single" w:color="A6C3DC" w:sz="4"/>
-            </w:tcBorders>
-            <w:shd w:fill="DEEAF1" w:color="auto" w:val="clear"/>
-            <w:tcMar>
-              <w:top w:type="dxa" w:w="90"/>
-              <w:left w:type="dxa" w:w="140"/>
-              <w:bottom w:type="dxa" w:w="90"/>
-              <w:right w:type="dxa" w:w="140"/>
-            </w:tcMar>
-            <w:vAlign w:val="top"/>
-          </w:tcPr>
-          <w:p>
-            <w:pPr>
-              <w:spacing w:after="40" w:before="0"/>
-              <w:jc w:val="center"/>
-            </w:pPr>
-            <w:r>
-              <w:rPr>
-                <w:rFonts w:ascii="Arial" w:cs="Arial" w:eastAsia="Arial" w:hAnsi="Arial"/>
-                <w:b/>
-                <w:bCs/>
-                <w:i w:val="false"/>
-                <w:iCs w:val="false"/>
-                <w:sz w:val="21"/>
-                <w:szCs w:val="21"/>
-              </w:rPr>
-              <w:t xml:space="preserve">F-22</w:t>
-            </w:r>
-          </w:p>
-        </w:tc>
-        <w:tc>
-          <w:tcPr>
-            <w:tcW w:type="dxa" w:w="1100"/>
-            <w:tcBorders>
-              <w:top w:val="single" w:color="A6C3DC" w:sz="4"/>
-              <w:left w:val="single" w:color="A6C3DC" w:sz="4"/>
-              <w:bottom w:val="single" w:color="A6C3DC" w:sz="4"/>
-              <w:right w:val="single" w:color="A6C3DC" w:sz="4"/>
-            </w:tcBorders>
-            <w:tcMar>
-              <w:top w:type="dxa" w:w="90"/>
-              <w:left w:type="dxa" w:w="140"/>
-              <w:bottom w:type="dxa" w:w="90"/>
-              <w:right w:type="dxa" w:w="140"/>
-            </w:tcMar>
-            <w:vAlign w:val="top"/>
-          </w:tcPr>
-          <w:p>
-            <w:pPr>
-              <w:spacing w:after="40" w:before="0"/>
-              <w:jc w:val="center"/>
-            </w:pPr>
-            <w:r>
-              <w:rPr>
-                <w:rFonts w:ascii="Arial" w:cs="Arial" w:eastAsia="Arial" w:hAnsi="Arial"/>
-                <w:b w:val="false"/>
-                <w:bCs w:val="false"/>
-                <w:i w:val="false"/>
-                <w:iCs w:val="false"/>
-                <w:sz w:val="20"/>
-                <w:szCs w:val="20"/>
-              </w:rPr>
-              <w:t xml:space="preserve">2</w:t>
-            </w:r>
-          </w:p>
-        </w:tc>
-        <w:tc>
-          <w:tcPr>
-            <w:tcW w:type="dxa" w:w="1400"/>
-            <w:tcBorders>
-              <w:top w:val="single" w:color="A6C3DC" w:sz="4"/>
-              <w:left w:val="single" w:color="A6C3DC" w:sz="4"/>
-              <w:bottom w:val="single" w:color="A6C3DC" w:sz="4"/>
-              <w:right w:val="single" w:color="A6C3DC" w:sz="4"/>
-            </w:tcBorders>
-            <w:tcMar>
-              <w:top w:type="dxa" w:w="90"/>
-              <w:left w:type="dxa" w:w="140"/>
-              <w:bottom w:type="dxa" w:w="90"/>
-              <w:right w:type="dxa" w:w="140"/>
-            </w:tcMar>
-            <w:vAlign w:val="top"/>
-          </w:tcPr>
-          <w:p>
-            <w:pPr>
-              <w:spacing w:after="40" w:before="0"/>
-              <w:jc w:val="center"/>
-            </w:pPr>
-            <w:r>
-              <w:rPr>
-                <w:rFonts w:ascii="Arial" w:cs="Arial" w:eastAsia="Arial" w:hAnsi="Arial"/>
-                <w:b w:val="false"/>
-                <w:bCs w:val="false"/>
-                <w:i w:val="false"/>
-                <w:iCs w:val="false"/>
-                <w:sz w:val="20"/>
-                <w:szCs w:val="20"/>
-              </w:rPr>
-              <w:t xml:space="preserve"/>
-            </w:r>
-          </w:p>
-        </w:tc>
-        <w:tc>
-          <w:tcPr>
-            <w:tcW w:type="dxa" w:w="1400"/>
-            <w:tcBorders>
-              <w:top w:val="single" w:color="A6C3DC" w:sz="4"/>
-              <w:left w:val="single" w:color="A6C3DC" w:sz="4"/>
-              <w:bottom w:val="single" w:color="A6C3DC" w:sz="4"/>
-              <w:right w:val="single" w:color="A6C3DC" w:sz="4"/>
-            </w:tcBorders>
-            <w:tcMar>
-              <w:top w:type="dxa" w:w="90"/>
-              <w:left w:type="dxa" w:w="140"/>
-              <w:bottom w:type="dxa" w:w="90"/>
-              <w:right w:type="dxa" w:w="140"/>
-            </w:tcMar>
-            <w:vAlign w:val="top"/>
-          </w:tcPr>
-          <w:p>
-            <w:pPr>
-              <w:spacing w:after="40" w:before="0"/>
-              <w:jc w:val="center"/>
-            </w:pPr>
-            <w:r>
-              <w:rPr>
-                <w:rFonts w:ascii="Arial" w:cs="Arial" w:eastAsia="Arial" w:hAnsi="Arial"/>
-                <w:b w:val="false"/>
-                <w:bCs w:val="false"/>
-                <w:i w:val="false"/>
-                <w:iCs w:val="false"/>
-                <w:sz w:val="20"/>
-                <w:szCs w:val="20"/>
-              </w:rPr>
-              <w:t xml:space="preserve"/>
-            </w:r>
-          </w:p>
-        </w:tc>
-        <w:tc>
-          <w:tcPr>
-            <w:tcW w:type="dxa" w:w="1400"/>
-            <w:tcBorders>
-              <w:top w:val="single" w:color="A6C3DC" w:sz="4"/>
-              <w:left w:val="single" w:color="A6C3DC" w:sz="4"/>
-              <w:bottom w:val="single" w:color="A6C3DC" w:sz="4"/>
-              <w:right w:val="single" w:color="A6C3DC" w:sz="4"/>
-            </w:tcBorders>
-            <w:tcMar>
-              <w:top w:type="dxa" w:w="90"/>
-              <w:left w:type="dxa" w:w="140"/>
-              <w:bottom w:type="dxa" w:w="90"/>
-              <w:right w:type="dxa" w:w="140"/>
-            </w:tcMar>
-            <w:vAlign w:val="top"/>
-          </w:tcPr>
-          <w:p>
-            <w:pPr>
-              <w:spacing w:after="40" w:before="0"/>
-              <w:jc w:val="center"/>
-            </w:pPr>
-            <w:r>
-              <w:rPr>
-                <w:rFonts w:ascii="Arial" w:cs="Arial" w:eastAsia="Arial" w:hAnsi="Arial"/>
-                <w:b w:val="false"/>
-                <w:bCs w:val="false"/>
-                <w:i w:val="false"/>
-                <w:iCs w:val="false"/>
-                <w:sz w:val="20"/>
-                <w:szCs w:val="20"/>
-              </w:rPr>
-              <w:t xml:space="preserve"/>
-            </w:r>
-          </w:p>
-        </w:tc>
-        <w:tc>
-          <w:tcPr>
-            <w:tcW w:type="dxa" w:w="2100"/>
-            <w:tcBorders>
-              <w:top w:val="single" w:color="A6C3DC" w:sz="4"/>
-              <w:left w:val="single" w:color="A6C3DC" w:sz="4"/>
-              <w:bottom w:val="single" w:color="A6C3DC" w:sz="4"/>
-              <w:right w:val="single" w:color="A6C3DC" w:sz="4"/>
-            </w:tcBorders>
-            <w:tcMar>
-              <w:top w:type="dxa" w:w="90"/>
-              <w:left w:type="dxa" w:w="140"/>
-              <w:bottom w:type="dxa" w:w="90"/>
-              <w:right w:type="dxa" w:w="140"/>
-            </w:tcMar>
-            <w:vAlign w:val="top"/>
-          </w:tcPr>
-          <w:p>
-            <w:pPr>
-              <w:spacing w:after="40" w:before="0"/>
-              <w:jc w:val="center"/>
-            </w:pPr>
-            <w:r>
-              <w:rPr>
-                <w:rFonts w:ascii="Arial" w:cs="Arial" w:eastAsia="Arial" w:hAnsi="Arial"/>
-                <w:b w:val="false"/>
-                <w:bCs w:val="false"/>
-                <w:i w:val="false"/>
-                <w:iCs w:val="false"/>
-                <w:sz w:val="20"/>
-                <w:szCs w:val="20"/>
-              </w:rPr>
-              <w:t xml:space="preserve"/>
-            </w:r>
-          </w:p>
-        </w:tc>
-      </w:tr>
-      <w:tr>
-        <w:tc>
-          <w:tcPr>
-            <w:tcW w:type="dxa" w:w="1960"/>
-            <w:tcBorders>
-              <w:top w:val="single" w:color="A6C3DC" w:sz="4"/>
-              <w:left w:val="single" w:color="A6C3DC" w:sz="4"/>
-              <w:bottom w:val="single" w:color="A6C3DC" w:sz="4"/>
-              <w:right w:val="single" w:color="A6C3DC" w:sz="4"/>
-            </w:tcBorders>
-            <w:shd w:fill="DEEAF1" w:color="auto" w:val="clear"/>
-            <w:tcMar>
-              <w:top w:type="dxa" w:w="90"/>
-              <w:left w:type="dxa" w:w="140"/>
-              <w:bottom w:type="dxa" w:w="90"/>
-              <w:right w:type="dxa" w:w="140"/>
-            </w:tcMar>
-            <w:vAlign w:val="top"/>
-          </w:tcPr>
-          <w:p>
-            <w:pPr>
-              <w:spacing w:after="40" w:before="0"/>
-              <w:jc w:val="center"/>
-            </w:pPr>
-            <w:r>
-              <w:rPr>
-                <w:rFonts w:ascii="Arial" w:cs="Arial" w:eastAsia="Arial" w:hAnsi="Arial"/>
-                <w:b/>
-                <w:bCs/>
-                <w:i w:val="false"/>
-                <w:iCs w:val="false"/>
-                <w:sz w:val="21"/>
-                <w:szCs w:val="21"/>
-              </w:rPr>
-              <w:t xml:space="preserve">F-35A</w:t>
-            </w:r>
-          </w:p>
-        </w:tc>
-        <w:tc>
-          <w:tcPr>
-            <w:tcW w:type="dxa" w:w="1100"/>
-            <w:tcBorders>
-              <w:top w:val="single" w:color="A6C3DC" w:sz="4"/>
-              <w:left w:val="single" w:color="A6C3DC" w:sz="4"/>
-              <w:bottom w:val="single" w:color="A6C3DC" w:sz="4"/>
-              <w:right w:val="single" w:color="A6C3DC" w:sz="4"/>
-            </w:tcBorders>
-            <w:tcMar>
-              <w:top w:type="dxa" w:w="90"/>
-              <w:left w:type="dxa" w:w="140"/>
-              <w:bottom w:type="dxa" w:w="90"/>
-              <w:right w:type="dxa" w:w="140"/>
-            </w:tcMar>
-            <w:vAlign w:val="top"/>
-          </w:tcPr>
-          <w:p>
-            <w:pPr>
-              <w:spacing w:after="40" w:before="0"/>
-              <w:jc w:val="center"/>
-            </w:pPr>
-            <w:r>
-              <w:rPr>
-                <w:rFonts w:ascii="Arial" w:cs="Arial" w:eastAsia="Arial" w:hAnsi="Arial"/>
-                <w:b w:val="false"/>
-                <w:bCs w:val="false"/>
-                <w:i w:val="false"/>
-                <w:iCs w:val="false"/>
-                <w:sz w:val="20"/>
-                <w:szCs w:val="20"/>
-              </w:rPr>
-              <w:t xml:space="preserve">3</w:t>
-            </w:r>
-          </w:p>
-        </w:tc>
-        <w:tc>
-          <w:tcPr>
-            <w:tcW w:type="dxa" w:w="1400"/>
-            <w:tcBorders>
-              <w:top w:val="single" w:color="A6C3DC" w:sz="4"/>
-              <w:left w:val="single" w:color="A6C3DC" w:sz="4"/>
-              <w:bottom w:val="single" w:color="A6C3DC" w:sz="4"/>
-              <w:right w:val="single" w:color="A6C3DC" w:sz="4"/>
-            </w:tcBorders>
-            <w:tcMar>
-              <w:top w:type="dxa" w:w="90"/>
-              <w:left w:type="dxa" w:w="140"/>
-              <w:bottom w:type="dxa" w:w="90"/>
-              <w:right w:type="dxa" w:w="140"/>
-            </w:tcMar>
-            <w:vAlign w:val="top"/>
-          </w:tcPr>
-          <w:p>
-            <w:pPr>
-              <w:spacing w:after="40" w:before="0"/>
-              <w:jc w:val="center"/>
-            </w:pPr>
-            <w:r>
-              <w:rPr>
-                <w:rFonts w:ascii="Arial" w:cs="Arial" w:eastAsia="Arial" w:hAnsi="Arial"/>
-                <w:b w:val="false"/>
-                <w:bCs w:val="false"/>
-                <w:i w:val="false"/>
-                <w:iCs w:val="false"/>
-                <w:sz w:val="20"/>
-                <w:szCs w:val="20"/>
-              </w:rPr>
-              <w:t xml:space="preserve"/>
-            </w:r>
-          </w:p>
-        </w:tc>
-        <w:tc>
-          <w:tcPr>
-            <w:tcW w:type="dxa" w:w="1400"/>
-            <w:tcBorders>
-              <w:top w:val="single" w:color="A6C3DC" w:sz="4"/>
-              <w:left w:val="single" w:color="A6C3DC" w:sz="4"/>
-              <w:bottom w:val="single" w:color="A6C3DC" w:sz="4"/>
-              <w:right w:val="single" w:color="A6C3DC" w:sz="4"/>
-            </w:tcBorders>
-            <w:tcMar>
-              <w:top w:type="dxa" w:w="90"/>
-              <w:left w:type="dxa" w:w="140"/>
-              <w:bottom w:type="dxa" w:w="90"/>
-              <w:right w:type="dxa" w:w="140"/>
-            </w:tcMar>
-            <w:vAlign w:val="top"/>
-          </w:tcPr>
-          <w:p>
-            <w:pPr>
-              <w:spacing w:after="40" w:before="0"/>
-              <w:jc w:val="center"/>
-            </w:pPr>
-            <w:r>
-              <w:rPr>
-                <w:rFonts w:ascii="Arial" w:cs="Arial" w:eastAsia="Arial" w:hAnsi="Arial"/>
-                <w:b w:val="false"/>
-                <w:bCs w:val="false"/>
-                <w:i w:val="false"/>
-                <w:iCs w:val="false"/>
-                <w:sz w:val="20"/>
-                <w:szCs w:val="20"/>
-              </w:rPr>
-              <w:t xml:space="preserve"/>
-            </w:r>
-          </w:p>
-        </w:tc>
-        <w:tc>
-          <w:tcPr>
-            <w:tcW w:type="dxa" w:w="1400"/>
-            <w:tcBorders>
-              <w:top w:val="single" w:color="A6C3DC" w:sz="4"/>
-              <w:left w:val="single" w:color="A6C3DC" w:sz="4"/>
-              <w:bottom w:val="single" w:color="A6C3DC" w:sz="4"/>
-              <w:right w:val="single" w:color="A6C3DC" w:sz="4"/>
-            </w:tcBorders>
-            <w:tcMar>
-              <w:top w:type="dxa" w:w="90"/>
-              <w:left w:type="dxa" w:w="140"/>
-              <w:bottom w:type="dxa" w:w="90"/>
-              <w:right w:type="dxa" w:w="140"/>
-            </w:tcMar>
-            <w:vAlign w:val="top"/>
-          </w:tcPr>
-          <w:p>
-            <w:pPr>
-              <w:spacing w:after="40" w:before="0"/>
-              <w:jc w:val="center"/>
-            </w:pPr>
-            <w:r>
-              <w:rPr>
-                <w:rFonts w:ascii="Arial" w:cs="Arial" w:eastAsia="Arial" w:hAnsi="Arial"/>
-                <w:b w:val="false"/>
-                <w:bCs w:val="false"/>
-                <w:i w:val="false"/>
-                <w:iCs w:val="false"/>
-                <w:sz w:val="20"/>
-                <w:szCs w:val="20"/>
-              </w:rPr>
-              <w:t xml:space="preserve"/>
-            </w:r>
-          </w:p>
-        </w:tc>
-        <w:tc>
-          <w:tcPr>
-            <w:tcW w:type="dxa" w:w="2100"/>
-            <w:tcBorders>
-              <w:top w:val="single" w:color="A6C3DC" w:sz="4"/>
-              <w:left w:val="single" w:color="A6C3DC" w:sz="4"/>
-              <w:bottom w:val="single" w:color="A6C3DC" w:sz="4"/>
-              <w:right w:val="single" w:color="A6C3DC" w:sz="4"/>
-            </w:tcBorders>
-            <w:tcMar>
-              <w:top w:type="dxa" w:w="90"/>
-              <w:left w:type="dxa" w:w="140"/>
-              <w:bottom w:type="dxa" w:w="90"/>
-              <w:right w:type="dxa" w:w="140"/>
-            </w:tcMar>
-            <w:vAlign w:val="top"/>
-          </w:tcPr>
-          <w:p>
-            <w:pPr>
-              <w:spacing w:after="40" w:before="0"/>
-              <w:jc w:val="center"/>
-            </w:pPr>
-            <w:r>
-              <w:rPr>
-                <w:rFonts w:ascii="Arial" w:cs="Arial" w:eastAsia="Arial" w:hAnsi="Arial"/>
-                <w:b w:val="false"/>
-                <w:bCs w:val="false"/>
-                <w:i w:val="false"/>
-                <w:iCs w:val="false"/>
-                <w:sz w:val="20"/>
-                <w:szCs w:val="20"/>
-              </w:rPr>
-              <w:t xml:space="preserve"/>
-            </w:r>
-          </w:p>
-        </w:tc>
-      </w:tr>
-      <w:tr>
-        <w:tc>
-          <w:tcPr>
-            <w:tcW w:type="dxa" w:w="1960"/>
-            <w:tcBorders>
-              <w:top w:val="single" w:color="A6C3DC" w:sz="4"/>
-              <w:left w:val="single" w:color="A6C3DC" w:sz="4"/>
-              <w:bottom w:val="single" w:color="A6C3DC" w:sz="4"/>
-              <w:right w:val="single" w:color="A6C3DC" w:sz="4"/>
-            </w:tcBorders>
-            <w:shd w:fill="DEEAF1" w:color="auto" w:val="clear"/>
-            <w:tcMar>
-              <w:top w:type="dxa" w:w="90"/>
-              <w:left w:type="dxa" w:w="140"/>
-              <w:bottom w:type="dxa" w:w="90"/>
-              <w:right w:type="dxa" w:w="140"/>
-            </w:tcMar>
-            <w:vAlign w:val="top"/>
-          </w:tcPr>
-          <w:p>
-            <w:pPr>
-              <w:spacing w:after="40" w:before="0"/>
-              <w:jc w:val="center"/>
-            </w:pPr>
-            <w:r>
-              <w:rPr>
-                <w:rFonts w:ascii="Arial" w:cs="Arial" w:eastAsia="Arial" w:hAnsi="Arial"/>
-                <w:b/>
-                <w:bCs/>
-                <w:i w:val="false"/>
-                <w:iCs w:val="false"/>
-                <w:sz w:val="21"/>
-                <w:szCs w:val="21"/>
-              </w:rPr>
-              <w:t xml:space="preserve">F-15EX</w:t>
-            </w:r>
-          </w:p>
-        </w:tc>
-        <w:tc>
-          <w:tcPr>
-            <w:tcW w:type="dxa" w:w="1100"/>
-            <w:tcBorders>
-              <w:top w:val="single" w:color="A6C3DC" w:sz="4"/>
-              <w:left w:val="single" w:color="A6C3DC" w:sz="4"/>
-              <w:bottom w:val="single" w:color="A6C3DC" w:sz="4"/>
-              <w:right w:val="single" w:color="A6C3DC" w:sz="4"/>
-            </w:tcBorders>
-            <w:tcMar>
-              <w:top w:type="dxa" w:w="90"/>
-              <w:left w:type="dxa" w:w="140"/>
-              <w:bottom w:type="dxa" w:w="90"/>
-              <w:right w:type="dxa" w:w="140"/>
-            </w:tcMar>
-            <w:vAlign w:val="top"/>
-          </w:tcPr>
-          <w:p>
-            <w:pPr>
-              <w:spacing w:after="40" w:before="0"/>
-              <w:jc w:val="center"/>
-            </w:pPr>
-            <w:r>
-              <w:rPr>
-                <w:rFonts w:ascii="Arial" w:cs="Arial" w:eastAsia="Arial" w:hAnsi="Arial"/>
-                <w:b w:val="false"/>
-                <w:bCs w:val="false"/>
-                <w:i w:val="false"/>
-                <w:iCs w:val="false"/>
-                <w:sz w:val="20"/>
-                <w:szCs w:val="20"/>
-              </w:rPr>
-              <w:t xml:space="preserve">4</w:t>
-            </w:r>
-          </w:p>
-        </w:tc>
-        <w:tc>
-          <w:tcPr>
-            <w:tcW w:type="dxa" w:w="1400"/>
-            <w:tcBorders>
-              <w:top w:val="single" w:color="A6C3DC" w:sz="4"/>
-              <w:left w:val="single" w:color="A6C3DC" w:sz="4"/>
-              <w:bottom w:val="single" w:color="A6C3DC" w:sz="4"/>
-              <w:right w:val="single" w:color="A6C3DC" w:sz="4"/>
-            </w:tcBorders>
-            <w:tcMar>
-              <w:top w:type="dxa" w:w="90"/>
-              <w:left w:type="dxa" w:w="140"/>
-              <w:bottom w:type="dxa" w:w="90"/>
-              <w:right w:type="dxa" w:w="140"/>
-            </w:tcMar>
-            <w:vAlign w:val="top"/>
-          </w:tcPr>
-          <w:p>
-            <w:pPr>
-              <w:spacing w:after="40" w:before="0"/>
-              <w:jc w:val="center"/>
-            </w:pPr>
-            <w:r>
-              <w:rPr>
-                <w:rFonts w:ascii="Arial" w:cs="Arial" w:eastAsia="Arial" w:hAnsi="Arial"/>
-                <w:b w:val="false"/>
-                <w:bCs w:val="false"/>
-                <w:i w:val="false"/>
-                <w:iCs w:val="false"/>
-                <w:sz w:val="20"/>
-                <w:szCs w:val="20"/>
-              </w:rPr>
-              <w:t xml:space="preserve"/>
-            </w:r>
-          </w:p>
-        </w:tc>
-        <w:tc>
-          <w:tcPr>
-            <w:tcW w:type="dxa" w:w="1400"/>
-            <w:tcBorders>
-              <w:top w:val="single" w:color="A6C3DC" w:sz="4"/>
-              <w:left w:val="single" w:color="A6C3DC" w:sz="4"/>
-              <w:bottom w:val="single" w:color="A6C3DC" w:sz="4"/>
-              <w:right w:val="single" w:color="A6C3DC" w:sz="4"/>
-            </w:tcBorders>
-            <w:tcMar>
-              <w:top w:type="dxa" w:w="90"/>
-              <w:left w:type="dxa" w:w="140"/>
-              <w:bottom w:type="dxa" w:w="90"/>
-              <w:right w:type="dxa" w:w="140"/>
-            </w:tcMar>
-            <w:vAlign w:val="top"/>
-          </w:tcPr>
-          <w:p>
-            <w:pPr>
-              <w:spacing w:after="40" w:before="0"/>
-              <w:jc w:val="center"/>
-            </w:pPr>
-            <w:r>
-              <w:rPr>
-                <w:rFonts w:ascii="Arial" w:cs="Arial" w:eastAsia="Arial" w:hAnsi="Arial"/>
-                <w:b w:val="false"/>
-                <w:bCs w:val="false"/>
-                <w:i w:val="false"/>
-                <w:iCs w:val="false"/>
-                <w:sz w:val="20"/>
-                <w:szCs w:val="20"/>
-              </w:rPr>
-              <w:t xml:space="preserve"/>
-            </w:r>
-          </w:p>
-        </w:tc>
-        <w:tc>
-          <w:tcPr>
-            <w:tcW w:type="dxa" w:w="1400"/>
-            <w:tcBorders>
-              <w:top w:val="single" w:color="A6C3DC" w:sz="4"/>
-              <w:left w:val="single" w:color="A6C3DC" w:sz="4"/>
-              <w:bottom w:val="single" w:color="A6C3DC" w:sz="4"/>
-              <w:right w:val="single" w:color="A6C3DC" w:sz="4"/>
-            </w:tcBorders>
-            <w:tcMar>
-              <w:top w:type="dxa" w:w="90"/>
-              <w:left w:type="dxa" w:w="140"/>
-              <w:bottom w:type="dxa" w:w="90"/>
-              <w:right w:type="dxa" w:w="140"/>
-            </w:tcMar>
-            <w:vAlign w:val="top"/>
-          </w:tcPr>
-          <w:p>
-            <w:pPr>
-              <w:spacing w:after="40" w:before="0"/>
-              <w:jc w:val="center"/>
-            </w:pPr>
-            <w:r>
-              <w:rPr>
-                <w:rFonts w:ascii="Arial" w:cs="Arial" w:eastAsia="Arial" w:hAnsi="Arial"/>
-                <w:b w:val="false"/>
-                <w:bCs w:val="false"/>
-                <w:i w:val="false"/>
-                <w:iCs w:val="false"/>
-                <w:sz w:val="20"/>
-                <w:szCs w:val="20"/>
-              </w:rPr>
-              <w:t xml:space="preserve"/>
-            </w:r>
-          </w:p>
-        </w:tc>
-        <w:tc>
-          <w:tcPr>
-            <w:tcW w:type="dxa" w:w="2100"/>
-            <w:tcBorders>
-              <w:top w:val="single" w:color="A6C3DC" w:sz="4"/>
-              <w:left w:val="single" w:color="A6C3DC" w:sz="4"/>
-              <w:bottom w:val="single" w:color="A6C3DC" w:sz="4"/>
-              <w:right w:val="single" w:color="A6C3DC" w:sz="4"/>
-            </w:tcBorders>
-            <w:tcMar>
-              <w:top w:type="dxa" w:w="90"/>
-              <w:left w:type="dxa" w:w="140"/>
-              <w:bottom w:type="dxa" w:w="90"/>
-              <w:right w:type="dxa" w:w="140"/>
-            </w:tcMar>
-            <w:vAlign w:val="top"/>
-          </w:tcPr>
-          <w:p>
-            <w:pPr>
-              <w:spacing w:after="40" w:before="0"/>
-              <w:jc w:val="center"/>
-            </w:pPr>
-            <w:r>
-              <w:rPr>
-                <w:rFonts w:ascii="Arial" w:cs="Arial" w:eastAsia="Arial" w:hAnsi="Arial"/>
-                <w:b w:val="false"/>
-                <w:bCs w:val="false"/>
-                <w:i w:val="false"/>
-                <w:iCs w:val="false"/>
-                <w:sz w:val="20"/>
-                <w:szCs w:val="20"/>
-              </w:rPr>
-              <w:t xml:space="preserve"/>
-            </w:r>
-          </w:p>
-        </w:tc>
-      </w:tr>
-      <w:tr>
-        <w:tc>
-          <w:tcPr>
-            <w:tcW w:type="dxa" w:w="1960"/>
-            <w:tcBorders>
-              <w:top w:val="single" w:color="A6C3DC" w:sz="4"/>
-              <w:left w:val="single" w:color="A6C3DC" w:sz="4"/>
-              <w:bottom w:val="single" w:color="A6C3DC" w:sz="4"/>
-              <w:right w:val="single" w:color="A6C3DC" w:sz="4"/>
-            </w:tcBorders>
-            <w:shd w:fill="DEEAF1" w:color="auto" w:val="clear"/>
-            <w:tcMar>
-              <w:top w:type="dxa" w:w="90"/>
-              <w:left w:type="dxa" w:w="140"/>
-              <w:bottom w:type="dxa" w:w="90"/>
-              <w:right w:type="dxa" w:w="140"/>
-            </w:tcMar>
-            <w:vAlign w:val="top"/>
-          </w:tcPr>
-          <w:p>
-            <w:pPr>
-              <w:spacing w:after="40" w:before="0"/>
-              <w:jc w:val="center"/>
-            </w:pPr>
-            <w:r>
-              <w:rPr>
-                <w:rFonts w:ascii="Arial" w:cs="Arial" w:eastAsia="Arial" w:hAnsi="Arial"/>
-                <w:b/>
-                <w:bCs/>
-                <w:i w:val="false"/>
-                <w:iCs w:val="false"/>
-                <w:sz w:val="21"/>
-                <w:szCs w:val="21"/>
-              </w:rPr>
-              <w:t xml:space="preserve">F-16</w:t>
-            </w:r>
-          </w:p>
-        </w:tc>
-        <w:tc>
-          <w:tcPr>
-            <w:tcW w:type="dxa" w:w="1100"/>
-            <w:tcBorders>
-              <w:top w:val="single" w:color="A6C3DC" w:sz="4"/>
-              <w:left w:val="single" w:color="A6C3DC" w:sz="4"/>
-              <w:bottom w:val="single" w:color="A6C3DC" w:sz="4"/>
-              <w:right w:val="single" w:color="A6C3DC" w:sz="4"/>
-            </w:tcBorders>
-            <w:tcMar>
-              <w:top w:type="dxa" w:w="90"/>
-              <w:left w:type="dxa" w:w="140"/>
-              <w:bottom w:type="dxa" w:w="90"/>
-              <w:right w:type="dxa" w:w="140"/>
-            </w:tcMar>
-            <w:vAlign w:val="top"/>
-          </w:tcPr>
-          <w:p>
-            <w:pPr>
-              <w:spacing w:after="40" w:before="0"/>
-              <w:jc w:val="center"/>
-            </w:pPr>
-            <w:r>
-              <w:rPr>
-                <w:rFonts w:ascii="Arial" w:cs="Arial" w:eastAsia="Arial" w:hAnsi="Arial"/>
-                <w:b w:val="false"/>
-                <w:bCs w:val="false"/>
-                <w:i w:val="false"/>
-                <w:iCs w:val="false"/>
-                <w:sz w:val="20"/>
-                <w:szCs w:val="20"/>
-              </w:rPr>
-              <w:t xml:space="preserve">5</w:t>
-            </w:r>
-          </w:p>
-        </w:tc>
-        <w:tc>
-          <w:tcPr>
-            <w:tcW w:type="dxa" w:w="1400"/>
-            <w:tcBorders>
-              <w:top w:val="single" w:color="A6C3DC" w:sz="4"/>
-              <w:left w:val="single" w:color="A6C3DC" w:sz="4"/>
-              <w:bottom w:val="single" w:color="A6C3DC" w:sz="4"/>
-              <w:right w:val="single" w:color="A6C3DC" w:sz="4"/>
-            </w:tcBorders>
-            <w:tcMar>
-              <w:top w:type="dxa" w:w="90"/>
-              <w:left w:type="dxa" w:w="140"/>
-              <w:bottom w:type="dxa" w:w="90"/>
-              <w:right w:type="dxa" w:w="140"/>
-            </w:tcMar>
-            <w:vAlign w:val="top"/>
-          </w:tcPr>
-          <w:p>
-            <w:pPr>
-              <w:spacing w:after="40" w:before="0"/>
-              <w:jc w:val="center"/>
-            </w:pPr>
-            <w:r>
-              <w:rPr>
-                <w:rFonts w:ascii="Arial" w:cs="Arial" w:eastAsia="Arial" w:hAnsi="Arial"/>
-                <w:b w:val="false"/>
-                <w:bCs w:val="false"/>
-                <w:i w:val="false"/>
-                <w:iCs w:val="false"/>
-                <w:sz w:val="20"/>
-                <w:szCs w:val="20"/>
-              </w:rPr>
-              <w:t xml:space="preserve"/>
-            </w:r>
-          </w:p>
-        </w:tc>
-        <w:tc>
-          <w:tcPr>
-            <w:tcW w:type="dxa" w:w="1400"/>
-            <w:tcBorders>
-              <w:top w:val="single" w:color="A6C3DC" w:sz="4"/>
-              <w:left w:val="single" w:color="A6C3DC" w:sz="4"/>
-              <w:bottom w:val="single" w:color="A6C3DC" w:sz="4"/>
-              <w:right w:val="single" w:color="A6C3DC" w:sz="4"/>
-            </w:tcBorders>
-            <w:tcMar>
-              <w:top w:type="dxa" w:w="90"/>
-              <w:left w:type="dxa" w:w="140"/>
-              <w:bottom w:type="dxa" w:w="90"/>
-              <w:right w:type="dxa" w:w="140"/>
-            </w:tcMar>
-            <w:vAlign w:val="top"/>
-          </w:tcPr>
-          <w:p>
-            <w:pPr>
-              <w:spacing w:after="40" w:before="0"/>
-              <w:jc w:val="center"/>
-            </w:pPr>
-            <w:r>
-              <w:rPr>
-                <w:rFonts w:ascii="Arial" w:cs="Arial" w:eastAsia="Arial" w:hAnsi="Arial"/>
-                <w:b w:val="false"/>
-                <w:bCs w:val="false"/>
-                <w:i w:val="false"/>
-                <w:iCs w:val="false"/>
-                <w:sz w:val="20"/>
-                <w:szCs w:val="20"/>
-              </w:rPr>
-              <w:t xml:space="preserve"/>
-            </w:r>
-          </w:p>
-        </w:tc>
-        <w:tc>
-          <w:tcPr>
-            <w:tcW w:type="dxa" w:w="1400"/>
-            <w:tcBorders>
-              <w:top w:val="single" w:color="A6C3DC" w:sz="4"/>
-              <w:left w:val="single" w:color="A6C3DC" w:sz="4"/>
-              <w:bottom w:val="single" w:color="A6C3DC" w:sz="4"/>
-              <w:right w:val="single" w:color="A6C3DC" w:sz="4"/>
-            </w:tcBorders>
-            <w:tcMar>
-              <w:top w:type="dxa" w:w="90"/>
-              <w:left w:type="dxa" w:w="140"/>
-              <w:bottom w:type="dxa" w:w="90"/>
-              <w:right w:type="dxa" w:w="140"/>
-            </w:tcMar>
-            <w:vAlign w:val="top"/>
-          </w:tcPr>
-          <w:p>
-            <w:pPr>
-              <w:spacing w:after="40" w:before="0"/>
-              <w:jc w:val="center"/>
-            </w:pPr>
-            <w:r>
-              <w:rPr>
-                <w:rFonts w:ascii="Arial" w:cs="Arial" w:eastAsia="Arial" w:hAnsi="Arial"/>
-                <w:b w:val="false"/>
-                <w:bCs w:val="false"/>
-                <w:i w:val="false"/>
-                <w:iCs w:val="false"/>
-                <w:sz w:val="20"/>
-                <w:szCs w:val="20"/>
-              </w:rPr>
-              <w:t xml:space="preserve"/>
-            </w:r>
-          </w:p>
-        </w:tc>
-        <w:tc>
-          <w:tcPr>
-            <w:tcW w:type="dxa" w:w="2100"/>
-            <w:tcBorders>
-              <w:top w:val="single" w:color="A6C3DC" w:sz="4"/>
-              <w:left w:val="single" w:color="A6C3DC" w:sz="4"/>
-              <w:bottom w:val="single" w:color="A6C3DC" w:sz="4"/>
-              <w:right w:val="single" w:color="A6C3DC" w:sz="4"/>
-            </w:tcBorders>
-            <w:tcMar>
-              <w:top w:type="dxa" w:w="90"/>
-              <w:left w:type="dxa" w:w="140"/>
-              <w:bottom w:type="dxa" w:w="90"/>
-              <w:right w:type="dxa" w:w="140"/>
-            </w:tcMar>
-            <w:vAlign w:val="top"/>
-          </w:tcPr>
-          <w:p>
-            <w:pPr>
-              <w:spacing w:after="40" w:before="0"/>
-              <w:jc w:val="center"/>
-            </w:pPr>
-            <w:r>
-              <w:rPr>
-                <w:rFonts w:ascii="Arial" w:cs="Arial" w:eastAsia="Arial" w:hAnsi="Arial"/>
-                <w:b w:val="false"/>
-                <w:bCs w:val="false"/>
-                <w:i w:val="false"/>
-                <w:iCs w:val="false"/>
-                <w:sz w:val="20"/>
-                <w:szCs w:val="20"/>
-              </w:rPr>
-              <w:t xml:space="preserve"/>
-            </w:r>
-          </w:p>
-        </w:tc>
-      </w:tr>
-      <w:tr>
-        <w:tc>
-          <w:tcPr>
-            <w:tcW w:type="dxa" w:w="1960"/>
-            <w:tcBorders>
-              <w:top w:val="single" w:color="A6C3DC" w:sz="4"/>
-              <w:left w:val="single" w:color="A6C3DC" w:sz="4"/>
-              <w:bottom w:val="single" w:color="A6C3DC" w:sz="4"/>
-              <w:right w:val="single" w:color="A6C3DC" w:sz="4"/>
-            </w:tcBorders>
-            <w:shd w:fill="DEEAF1" w:color="auto" w:val="clear"/>
-            <w:tcMar>
-              <w:top w:type="dxa" w:w="90"/>
-              <w:left w:type="dxa" w:w="140"/>
-              <w:bottom w:type="dxa" w:w="90"/>
-              <w:right w:type="dxa" w:w="140"/>
-            </w:tcMar>
-            <w:vAlign w:val="top"/>
-          </w:tcPr>
-          <w:p>
-            <w:pPr>
-              <w:spacing w:after="40" w:before="0"/>
-              <w:jc w:val="center"/>
-            </w:pPr>
-            <w:r>
-              <w:rPr>
-                <w:rFonts w:ascii="Arial" w:cs="Arial" w:eastAsia="Arial" w:hAnsi="Arial"/>
-                <w:b/>
-                <w:bCs/>
-                <w:i w:val="false"/>
-                <w:iCs w:val="false"/>
-                <w:sz w:val="21"/>
-                <w:szCs w:val="21"/>
-              </w:rPr>
-              <w:t xml:space="preserve">Total</w:t>
-            </w:r>
-          </w:p>
-        </w:tc>
-        <w:tc>
-          <w:tcPr>
-            <w:tcW w:type="dxa" w:w="1100"/>
-            <w:tcBorders>
-              <w:top w:val="single" w:color="A6C3DC" w:sz="4"/>
-              <w:left w:val="single" w:color="A6C3DC" w:sz="4"/>
-              <w:bottom w:val="single" w:color="A6C3DC" w:sz="4"/>
-              <w:right w:val="single" w:color="A6C3DC" w:sz="4"/>
-            </w:tcBorders>
-            <w:tcMar>
-              <w:top w:type="dxa" w:w="90"/>
-              <w:left w:type="dxa" w:w="140"/>
-              <w:bottom w:type="dxa" w:w="90"/>
-              <w:right w:type="dxa" w:w="140"/>
-            </w:tcMar>
-            <w:vAlign w:val="top"/>
-          </w:tcPr>
-          <w:p>
-            <w:pPr>
-              <w:spacing w:after="40" w:before="0"/>
-              <w:jc w:val="center"/>
-            </w:pPr>
-            <w:r>
-              <w:rPr>
-                <w:rFonts w:ascii="Arial" w:cs="Arial" w:eastAsia="Arial" w:hAnsi="Arial"/>
-                <w:b w:val="false"/>
-                <w:bCs w:val="false"/>
-                <w:i w:val="false"/>
-                <w:iCs w:val="false"/>
-                <w:sz w:val="20"/>
-                <w:szCs w:val="20"/>
-              </w:rPr>
-              <w:t xml:space="preserve">14</w:t>
-            </w:r>
-          </w:p>
-        </w:tc>
-        <w:tc>
-          <w:tcPr>
-            <w:tcW w:type="dxa" w:w="1400"/>
-            <w:tcBorders>
-              <w:top w:val="single" w:color="A6C3DC" w:sz="4"/>
-              <w:left w:val="single" w:color="A6C3DC" w:sz="4"/>
-              <w:bottom w:val="single" w:color="A6C3DC" w:sz="4"/>
-              <w:right w:val="single" w:color="A6C3DC" w:sz="4"/>
-            </w:tcBorders>
-            <w:tcMar>
-              <w:top w:type="dxa" w:w="90"/>
-              <w:left w:type="dxa" w:w="140"/>
-              <w:bottom w:type="dxa" w:w="90"/>
-              <w:right w:type="dxa" w:w="140"/>
-            </w:tcMar>
-            <w:vAlign w:val="top"/>
-          </w:tcPr>
-          <w:p>
-            <w:pPr>
-              <w:spacing w:after="40" w:before="0"/>
-              <w:jc w:val="center"/>
-            </w:pPr>
-            <w:r>
-              <w:rPr>
-                <w:rFonts w:ascii="Arial" w:cs="Arial" w:eastAsia="Arial" w:hAnsi="Arial"/>
-                <w:b w:val="false"/>
-                <w:bCs w:val="false"/>
-                <w:i w:val="false"/>
-                <w:iCs w:val="false"/>
-                <w:sz w:val="20"/>
-                <w:szCs w:val="20"/>
-              </w:rPr>
-              <w:t xml:space="preserve"/>
-            </w:r>
-          </w:p>
-        </w:tc>
-        <w:tc>
-          <w:tcPr>
-            <w:tcW w:type="dxa" w:w="1400"/>
-            <w:tcBorders>
-              <w:top w:val="single" w:color="A6C3DC" w:sz="4"/>
-              <w:left w:val="single" w:color="A6C3DC" w:sz="4"/>
-              <w:bottom w:val="single" w:color="A6C3DC" w:sz="4"/>
-              <w:right w:val="single" w:color="A6C3DC" w:sz="4"/>
-            </w:tcBorders>
-            <w:tcMar>
-              <w:top w:type="dxa" w:w="90"/>
-              <w:left w:type="dxa" w:w="140"/>
-              <w:bottom w:type="dxa" w:w="90"/>
-              <w:right w:type="dxa" w:w="140"/>
-            </w:tcMar>
-            <w:vAlign w:val="top"/>
-          </w:tcPr>
-          <w:p>
-            <w:pPr>
-              <w:spacing w:after="40" w:before="0"/>
-              <w:jc w:val="center"/>
-            </w:pPr>
-            <w:r>
-              <w:rPr>
-                <w:rFonts w:ascii="Arial" w:cs="Arial" w:eastAsia="Arial" w:hAnsi="Arial"/>
-                <w:b w:val="false"/>
-                <w:bCs w:val="false"/>
-                <w:i w:val="false"/>
-                <w:iCs w:val="false"/>
-                <w:sz w:val="20"/>
-                <w:szCs w:val="20"/>
-              </w:rPr>
-              <w:t xml:space="preserve"/>
-            </w:r>
-          </w:p>
-        </w:tc>
-        <w:tc>
-          <w:tcPr>
-            <w:tcW w:type="dxa" w:w="1400"/>
-            <w:tcBorders>
-              <w:top w:val="single" w:color="A6C3DC" w:sz="4"/>
-              <w:left w:val="single" w:color="A6C3DC" w:sz="4"/>
-              <w:bottom w:val="single" w:color="A6C3DC" w:sz="4"/>
-              <w:right w:val="single" w:color="A6C3DC" w:sz="4"/>
-            </w:tcBorders>
-            <w:tcMar>
-              <w:top w:type="dxa" w:w="90"/>
-              <w:left w:type="dxa" w:w="140"/>
-              <w:bottom w:type="dxa" w:w="90"/>
-              <w:right w:type="dxa" w:w="140"/>
-            </w:tcMar>
-            <w:vAlign w:val="top"/>
-          </w:tcPr>
-          <w:p>
-            <w:pPr>
-              <w:spacing w:after="40" w:before="0"/>
-              <w:jc w:val="center"/>
-            </w:pPr>
-            <w:r>
-              <w:rPr>
-                <w:rFonts w:ascii="Arial" w:cs="Arial" w:eastAsia="Arial" w:hAnsi="Arial"/>
-                <w:b w:val="false"/>
-                <w:bCs w:val="false"/>
-                <w:i w:val="false"/>
-                <w:iCs w:val="false"/>
-                <w:sz w:val="20"/>
-                <w:szCs w:val="20"/>
-              </w:rPr>
-              <w:t xml:space="preserve"/>
-            </w:r>
-          </w:p>
-        </w:tc>
-        <w:tc>
-          <w:tcPr>
-            <w:tcW w:type="dxa" w:w="2100"/>
-            <w:tcBorders>
-              <w:top w:val="single" w:color="A6C3DC" w:sz="4"/>
-              <w:left w:val="single" w:color="A6C3DC" w:sz="4"/>
-              <w:bottom w:val="single" w:color="A6C3DC" w:sz="4"/>
-              <w:right w:val="single" w:color="A6C3DC" w:sz="4"/>
-            </w:tcBorders>
-            <w:tcMar>
-              <w:top w:type="dxa" w:w="90"/>
-              <w:left w:type="dxa" w:w="140"/>
-              <w:bottom w:type="dxa" w:w="90"/>
-              <w:right w:type="dxa" w:w="140"/>
-            </w:tcMar>
-            <w:vAlign w:val="top"/>
-          </w:tcPr>
-          <w:p>
-            <w:pPr>
-              <w:spacing w:after="40" w:before="0"/>
-              <w:jc w:val="center"/>
-            </w:pPr>
-            <w:r>
-              <w:rPr>
-                <w:rFonts w:ascii="Arial" w:cs="Arial" w:eastAsia="Arial" w:hAnsi="Arial"/>
-                <w:b w:val="false"/>
-                <w:bCs w:val="false"/>
-                <w:i w:val="false"/>
-                <w:iCs w:val="false"/>
-                <w:sz w:val="20"/>
-                <w:szCs w:val="20"/>
-              </w:rPr>
-              <w:t xml:space="preserve"/>
-            </w:r>
-          </w:p>
-        </w:tc>
-      </w:tr>
-    </w:tbl>
-    <w:p>
-      <w:pPr>
-        <w:spacing w:after="60" w:before="160"/>
-      </w:pPr>
-      <w:r>
-        <w:rPr>
-          <w:rFonts w:ascii="Arial" w:cs="Arial" w:eastAsia="Arial" w:hAnsi="Arial"/>
-          <w:b/>
-          <w:bCs/>
-          <w:color w:val="1F3864"/>
-          <w:sz w:val="22"/>
-          <w:szCs w:val="22"/>
-        </w:rPr>
-        <w:t xml:space="preserve">Day 3</w:t>
-      </w:r>
-      <w:r>
-        <w:rPr>
-          <w:rFonts w:ascii="Arial" w:cs="Arial" w:eastAsia="Arial" w:hAnsi="Arial"/>
-          <w:sz w:val="22"/>
-          <w:szCs w:val="22"/>
-        </w:rPr>
-        <w:t xml:space="preserve">   Taskers succeeded yesterday: ____ of ____</w:t>
-      </w:r>
-    </w:p>
-    <w:tbl>
-      <w:tblPr>
-        <w:tblW w:type="dxa" w:w="9360"/>
-        <w:tblBorders>
-          <w:top w:val="single" w:color="auto" w:sz="4"/>
-          <w:left w:val="single" w:color="auto" w:sz="4"/>
-          <w:bottom w:val="single" w:color="auto" w:sz="4"/>
-          <w:right w:val="single" w:color="auto" w:sz="4"/>
-          <w:insideH w:val="single" w:color="auto" w:sz="4"/>
-          <w:insideV w:val="single" w:color="auto" w:sz="4"/>
-        </w:tblBorders>
-      </w:tblPr>
-      <w:tblGrid>
-        <w:gridCol w:w="1960"/>
-        <w:gridCol w:w="1100"/>
-        <w:gridCol w:w="1400"/>
-        <w:gridCol w:w="1400"/>
-        <w:gridCol w:w="1400"/>
-        <w:gridCol w:w="2100"/>
-      </w:tblGrid>
-      <w:tr>
-        <w:trPr>
-          <w:tblHeader/>
-        </w:trPr>
-        <w:tc>
-          <w:tcPr>
-            <w:tcW w:type="dxa" w:w="1960"/>
-            <w:tcBorders>
-              <w:top w:val="single" w:color="A6C3DC" w:sz="4"/>
-              <w:left w:val="single" w:color="A6C3DC" w:sz="4"/>
-              <w:bottom w:val="single" w:color="A6C3DC" w:sz="4"/>
-              <w:right w:val="single" w:color="A6C3DC" w:sz="4"/>
-            </w:tcBorders>
-            <w:shd w:fill="2E75B6" w:color="auto" w:val="clear"/>
-            <w:tcMar>
-              <w:top w:type="dxa" w:w="90"/>
-              <w:left w:type="dxa" w:w="140"/>
-              <w:bottom w:type="dxa" w:w="90"/>
-              <w:right w:type="dxa" w:w="140"/>
-            </w:tcMar>
-            <w:vAlign w:val="top"/>
-          </w:tcPr>
-          <w:p>
-            <w:pPr>
-              <w:spacing w:after="40" w:before="0"/>
-              <w:jc w:val="center"/>
-            </w:pPr>
-            <w:r>
-              <w:rPr>
-                <w:rFonts w:ascii="Arial" w:cs="Arial" w:eastAsia="Arial" w:hAnsi="Arial"/>
-                <w:b/>
-                <w:bCs/>
-                <w:color w:val="FFFFFF"/>
-                <w:sz w:val="20"/>
-                <w:szCs w:val="20"/>
-              </w:rPr>
-              <w:t xml:space="preserve">Aircraft</w:t>
-            </w:r>
-          </w:p>
-        </w:tc>
-        <w:tc>
-          <w:tcPr>
-            <w:tcW w:type="dxa" w:w="1100"/>
-            <w:tcBorders>
-              <w:top w:val="single" w:color="A6C3DC" w:sz="4"/>
-              <w:left w:val="single" w:color="A6C3DC" w:sz="4"/>
-              <w:bottom w:val="single" w:color="A6C3DC" w:sz="4"/>
-              <w:right w:val="single" w:color="A6C3DC" w:sz="4"/>
-            </w:tcBorders>
-            <w:shd w:fill="2E75B6" w:color="auto" w:val="clear"/>
-            <w:tcMar>
-              <w:top w:type="dxa" w:w="90"/>
-              <w:left w:type="dxa" w:w="140"/>
-              <w:bottom w:type="dxa" w:w="90"/>
-              <w:right w:type="dxa" w:w="140"/>
-            </w:tcMar>
-            <w:vAlign w:val="top"/>
-          </w:tcPr>
-          <w:p>
-            <w:pPr>
-              <w:spacing w:after="40" w:before="0"/>
-              <w:jc w:val="center"/>
-            </w:pPr>
-            <w:r>
-              <w:rPr>
-                <w:rFonts w:ascii="Arial" w:cs="Arial" w:eastAsia="Arial" w:hAnsi="Arial"/>
-                <w:b/>
-                <w:bCs/>
-                <w:color w:val="FFFFFF"/>
-                <w:sz w:val="20"/>
-                <w:szCs w:val="20"/>
-              </w:rPr>
-              <w:t xml:space="preserve">Qty</w:t>
-            </w:r>
-          </w:p>
-        </w:tc>
-        <w:tc>
-          <w:tcPr>
-            <w:tcW w:type="dxa" w:w="1400"/>
-            <w:tcBorders>
-              <w:top w:val="single" w:color="A6C3DC" w:sz="4"/>
-              <w:left w:val="single" w:color="A6C3DC" w:sz="4"/>
-              <w:bottom w:val="single" w:color="A6C3DC" w:sz="4"/>
-              <w:right w:val="single" w:color="A6C3DC" w:sz="4"/>
-            </w:tcBorders>
-            <w:shd w:fill="2E75B6" w:color="auto" w:val="clear"/>
-            <w:tcMar>
-              <w:top w:type="dxa" w:w="90"/>
-              <w:left w:type="dxa" w:w="140"/>
-              <w:bottom w:type="dxa" w:w="90"/>
-              <w:right w:type="dxa" w:w="140"/>
-            </w:tcMar>
-            <w:vAlign w:val="top"/>
-          </w:tcPr>
-          <w:p>
-            <w:pPr>
-              <w:spacing w:after="40" w:before="0"/>
-              <w:jc w:val="center"/>
-            </w:pPr>
-            <w:r>
-              <w:rPr>
-                <w:rFonts w:ascii="Arial" w:cs="Arial" w:eastAsia="Arial" w:hAnsi="Arial"/>
-                <w:b/>
-                <w:bCs/>
-                <w:color w:val="FFFFFF"/>
-                <w:sz w:val="20"/>
-                <w:szCs w:val="20"/>
-              </w:rPr>
-              <w:t xml:space="preserve">Ready</w:t>
-            </w:r>
-          </w:p>
-        </w:tc>
-        <w:tc>
-          <w:tcPr>
-            <w:tcW w:type="dxa" w:w="1400"/>
-            <w:tcBorders>
-              <w:top w:val="single" w:color="A6C3DC" w:sz="4"/>
-              <w:left w:val="single" w:color="A6C3DC" w:sz="4"/>
-              <w:bottom w:val="single" w:color="A6C3DC" w:sz="4"/>
-              <w:right w:val="single" w:color="A6C3DC" w:sz="4"/>
-            </w:tcBorders>
-            <w:shd w:fill="2E75B6" w:color="auto" w:val="clear"/>
-            <w:tcMar>
-              <w:top w:type="dxa" w:w="90"/>
-              <w:left w:type="dxa" w:w="140"/>
-              <w:bottom w:type="dxa" w:w="90"/>
-              <w:right w:type="dxa" w:w="140"/>
-            </w:tcMar>
-            <w:vAlign w:val="top"/>
-          </w:tcPr>
-          <w:p>
-            <w:pPr>
-              <w:spacing w:after="40" w:before="0"/>
-              <w:jc w:val="center"/>
-            </w:pPr>
-            <w:r>
-              <w:rPr>
-                <w:rFonts w:ascii="Arial" w:cs="Arial" w:eastAsia="Arial" w:hAnsi="Arial"/>
-                <w:b/>
-                <w:bCs/>
-                <w:color w:val="FFFFFF"/>
-                <w:sz w:val="20"/>
-                <w:szCs w:val="20"/>
-              </w:rPr>
-              <w:t xml:space="preserve">Down</w:t>
-            </w:r>
-          </w:p>
-        </w:tc>
-        <w:tc>
-          <w:tcPr>
-            <w:tcW w:type="dxa" w:w="1400"/>
-            <w:tcBorders>
-              <w:top w:val="single" w:color="A6C3DC" w:sz="4"/>
-              <w:left w:val="single" w:color="A6C3DC" w:sz="4"/>
-              <w:bottom w:val="single" w:color="A6C3DC" w:sz="4"/>
-              <w:right w:val="single" w:color="A6C3DC" w:sz="4"/>
-            </w:tcBorders>
-            <w:shd w:fill="2E75B6" w:color="auto" w:val="clear"/>
-            <w:tcMar>
-              <w:top w:type="dxa" w:w="90"/>
-              <w:left w:type="dxa" w:w="140"/>
-              <w:bottom w:type="dxa" w:w="90"/>
-              <w:right w:type="dxa" w:w="140"/>
-            </w:tcMar>
-            <w:vAlign w:val="top"/>
-          </w:tcPr>
-          <w:p>
-            <w:pPr>
-              <w:spacing w:after="40" w:before="0"/>
-              <w:jc w:val="center"/>
-            </w:pPr>
-            <w:r>
-              <w:rPr>
-                <w:rFonts w:ascii="Arial" w:cs="Arial" w:eastAsia="Arial" w:hAnsi="Arial"/>
-                <w:b/>
-                <w:bCs/>
-                <w:color w:val="FFFFFF"/>
-                <w:sz w:val="20"/>
-                <w:szCs w:val="20"/>
-              </w:rPr>
-              <w:t xml:space="preserve">Out</w:t>
-            </w:r>
-          </w:p>
-        </w:tc>
-        <w:tc>
-          <w:tcPr>
-            <w:tcW w:type="dxa" w:w="2100"/>
-            <w:tcBorders>
-              <w:top w:val="single" w:color="A6C3DC" w:sz="4"/>
-              <w:left w:val="single" w:color="A6C3DC" w:sz="4"/>
-              <w:bottom w:val="single" w:color="A6C3DC" w:sz="4"/>
-              <w:right w:val="single" w:color="A6C3DC" w:sz="4"/>
-            </w:tcBorders>
-            <w:shd w:fill="2E75B6" w:color="auto" w:val="clear"/>
-            <w:tcMar>
-              <w:top w:type="dxa" w:w="90"/>
-              <w:left w:type="dxa" w:w="140"/>
-              <w:bottom w:type="dxa" w:w="90"/>
-              <w:right w:type="dxa" w:w="140"/>
-            </w:tcMar>
-            <w:vAlign w:val="top"/>
-          </w:tcPr>
-          <w:p>
-            <w:pPr>
-              <w:spacing w:after="40" w:before="0"/>
-              <w:jc w:val="center"/>
-            </w:pPr>
-            <w:r>
-              <w:rPr>
-                <w:rFonts w:ascii="Arial" w:cs="Arial" w:eastAsia="Arial" w:hAnsi="Arial"/>
-                <w:b/>
-                <w:bCs/>
-                <w:color w:val="FFFFFF"/>
-                <w:sz w:val="20"/>
-                <w:szCs w:val="20"/>
-              </w:rPr>
-              <w:t xml:space="preserve">Repaired today</w:t>
-            </w:r>
-          </w:p>
-        </w:tc>
-      </w:tr>
-      <w:tr>
-        <w:tc>
-          <w:tcPr>
-            <w:tcW w:type="dxa" w:w="1960"/>
-            <w:tcBorders>
-              <w:top w:val="single" w:color="A6C3DC" w:sz="4"/>
-              <w:left w:val="single" w:color="A6C3DC" w:sz="4"/>
-              <w:bottom w:val="single" w:color="A6C3DC" w:sz="4"/>
-              <w:right w:val="single" w:color="A6C3DC" w:sz="4"/>
-            </w:tcBorders>
-            <w:shd w:fill="DEEAF1" w:color="auto" w:val="clear"/>
-            <w:tcMar>
-              <w:top w:type="dxa" w:w="90"/>
-              <w:left w:type="dxa" w:w="140"/>
-              <w:bottom w:type="dxa" w:w="90"/>
-              <w:right w:type="dxa" w:w="140"/>
-            </w:tcMar>
-            <w:vAlign w:val="top"/>
-          </w:tcPr>
-          <w:p>
-            <w:pPr>
-              <w:spacing w:after="40" w:before="0"/>
-              <w:jc w:val="center"/>
-            </w:pPr>
-            <w:r>
-              <w:rPr>
-                <w:rFonts w:ascii="Arial" w:cs="Arial" w:eastAsia="Arial" w:hAnsi="Arial"/>
-                <w:b/>
-                <w:bCs/>
-                <w:i w:val="false"/>
-                <w:iCs w:val="false"/>
-                <w:sz w:val="21"/>
-                <w:szCs w:val="21"/>
-              </w:rPr>
-              <w:t xml:space="preserve">F-22</w:t>
-            </w:r>
-          </w:p>
-        </w:tc>
-        <w:tc>
-          <w:tcPr>
-            <w:tcW w:type="dxa" w:w="1100"/>
-            <w:tcBorders>
-              <w:top w:val="single" w:color="A6C3DC" w:sz="4"/>
-              <w:left w:val="single" w:color="A6C3DC" w:sz="4"/>
-              <w:bottom w:val="single" w:color="A6C3DC" w:sz="4"/>
-              <w:right w:val="single" w:color="A6C3DC" w:sz="4"/>
-            </w:tcBorders>
-            <w:tcMar>
-              <w:top w:type="dxa" w:w="90"/>
-              <w:left w:type="dxa" w:w="140"/>
-              <w:bottom w:type="dxa" w:w="90"/>
-              <w:right w:type="dxa" w:w="140"/>
-            </w:tcMar>
-            <w:vAlign w:val="top"/>
-          </w:tcPr>
-          <w:p>
-            <w:pPr>
-              <w:spacing w:after="40" w:before="0"/>
-              <w:jc w:val="center"/>
-            </w:pPr>
-            <w:r>
-              <w:rPr>
-                <w:rFonts w:ascii="Arial" w:cs="Arial" w:eastAsia="Arial" w:hAnsi="Arial"/>
-                <w:b w:val="false"/>
-                <w:bCs w:val="false"/>
-                <w:i w:val="false"/>
-                <w:iCs w:val="false"/>
-                <w:sz w:val="20"/>
-                <w:szCs w:val="20"/>
-              </w:rPr>
-              <w:t xml:space="preserve">2</w:t>
-            </w:r>
-          </w:p>
-        </w:tc>
-        <w:tc>
-          <w:tcPr>
-            <w:tcW w:type="dxa" w:w="1400"/>
-            <w:tcBorders>
-              <w:top w:val="single" w:color="A6C3DC" w:sz="4"/>
-              <w:left w:val="single" w:color="A6C3DC" w:sz="4"/>
-              <w:bottom w:val="single" w:color="A6C3DC" w:sz="4"/>
-              <w:right w:val="single" w:color="A6C3DC" w:sz="4"/>
-            </w:tcBorders>
-            <w:tcMar>
-              <w:top w:type="dxa" w:w="90"/>
-              <w:left w:type="dxa" w:w="140"/>
-              <w:bottom w:type="dxa" w:w="90"/>
-              <w:right w:type="dxa" w:w="140"/>
-            </w:tcMar>
-            <w:vAlign w:val="top"/>
-          </w:tcPr>
-          <w:p>
-            <w:pPr>
-              <w:spacing w:after="40" w:before="0"/>
-              <w:jc w:val="center"/>
-            </w:pPr>
-            <w:r>
-              <w:rPr>
-                <w:rFonts w:ascii="Arial" w:cs="Arial" w:eastAsia="Arial" w:hAnsi="Arial"/>
-                <w:b w:val="false"/>
-                <w:bCs w:val="false"/>
-                <w:i w:val="false"/>
-                <w:iCs w:val="false"/>
-                <w:sz w:val="20"/>
-                <w:szCs w:val="20"/>
-              </w:rPr>
-              <w:t xml:space="preserve"/>
-            </w:r>
-          </w:p>
-        </w:tc>
-        <w:tc>
-          <w:tcPr>
-            <w:tcW w:type="dxa" w:w="1400"/>
-            <w:tcBorders>
-              <w:top w:val="single" w:color="A6C3DC" w:sz="4"/>
-              <w:left w:val="single" w:color="A6C3DC" w:sz="4"/>
-              <w:bottom w:val="single" w:color="A6C3DC" w:sz="4"/>
-              <w:right w:val="single" w:color="A6C3DC" w:sz="4"/>
-            </w:tcBorders>
-            <w:tcMar>
-              <w:top w:type="dxa" w:w="90"/>
-              <w:left w:type="dxa" w:w="140"/>
-              <w:bottom w:type="dxa" w:w="90"/>
-              <w:right w:type="dxa" w:w="140"/>
-            </w:tcMar>
-            <w:vAlign w:val="top"/>
-          </w:tcPr>
-          <w:p>
-            <w:pPr>
-              <w:spacing w:after="40" w:before="0"/>
-              <w:jc w:val="center"/>
-            </w:pPr>
-            <w:r>
-              <w:rPr>
-                <w:rFonts w:ascii="Arial" w:cs="Arial" w:eastAsia="Arial" w:hAnsi="Arial"/>
-                <w:b w:val="false"/>
-                <w:bCs w:val="false"/>
-                <w:i w:val="false"/>
-                <w:iCs w:val="false"/>
-                <w:sz w:val="20"/>
-                <w:szCs w:val="20"/>
-              </w:rPr>
-              <w:t xml:space="preserve"/>
-            </w:r>
-          </w:p>
-        </w:tc>
-        <w:tc>
-          <w:tcPr>
-            <w:tcW w:type="dxa" w:w="1400"/>
-            <w:tcBorders>
-              <w:top w:val="single" w:color="A6C3DC" w:sz="4"/>
-              <w:left w:val="single" w:color="A6C3DC" w:sz="4"/>
-              <w:bottom w:val="single" w:color="A6C3DC" w:sz="4"/>
-              <w:right w:val="single" w:color="A6C3DC" w:sz="4"/>
-            </w:tcBorders>
-            <w:tcMar>
-              <w:top w:type="dxa" w:w="90"/>
-              <w:left w:type="dxa" w:w="140"/>
-              <w:bottom w:type="dxa" w:w="90"/>
-              <w:right w:type="dxa" w:w="140"/>
-            </w:tcMar>
-            <w:vAlign w:val="top"/>
-          </w:tcPr>
-          <w:p>
-            <w:pPr>
-              <w:spacing w:after="40" w:before="0"/>
-              <w:jc w:val="center"/>
-            </w:pPr>
-            <w:r>
-              <w:rPr>
-                <w:rFonts w:ascii="Arial" w:cs="Arial" w:eastAsia="Arial" w:hAnsi="Arial"/>
-                <w:b w:val="false"/>
-                <w:bCs w:val="false"/>
-                <w:i w:val="false"/>
-                <w:iCs w:val="false"/>
-                <w:sz w:val="20"/>
-                <w:szCs w:val="20"/>
-              </w:rPr>
-              <w:t xml:space="preserve"/>
-            </w:r>
-          </w:p>
-        </w:tc>
-        <w:tc>
-          <w:tcPr>
-            <w:tcW w:type="dxa" w:w="2100"/>
-            <w:tcBorders>
-              <w:top w:val="single" w:color="A6C3DC" w:sz="4"/>
-              <w:left w:val="single" w:color="A6C3DC" w:sz="4"/>
-              <w:bottom w:val="single" w:color="A6C3DC" w:sz="4"/>
-              <w:right w:val="single" w:color="A6C3DC" w:sz="4"/>
-            </w:tcBorders>
-            <w:tcMar>
-              <w:top w:type="dxa" w:w="90"/>
-              <w:left w:type="dxa" w:w="140"/>
-              <w:bottom w:type="dxa" w:w="90"/>
-              <w:right w:type="dxa" w:w="140"/>
-            </w:tcMar>
-            <w:vAlign w:val="top"/>
-          </w:tcPr>
-          <w:p>
-            <w:pPr>
-              <w:spacing w:after="40" w:before="0"/>
-              <w:jc w:val="center"/>
-            </w:pPr>
-            <w:r>
-              <w:rPr>
-                <w:rFonts w:ascii="Arial" w:cs="Arial" w:eastAsia="Arial" w:hAnsi="Arial"/>
-                <w:b w:val="false"/>
-                <w:bCs w:val="false"/>
-                <w:i w:val="false"/>
-                <w:iCs w:val="false"/>
-                <w:sz w:val="20"/>
-                <w:szCs w:val="20"/>
-              </w:rPr>
-              <w:t xml:space="preserve"/>
-            </w:r>
-          </w:p>
-        </w:tc>
-      </w:tr>
-      <w:tr>
-        <w:tc>
-          <w:tcPr>
-            <w:tcW w:type="dxa" w:w="1960"/>
-            <w:tcBorders>
-              <w:top w:val="single" w:color="A6C3DC" w:sz="4"/>
-              <w:left w:val="single" w:color="A6C3DC" w:sz="4"/>
-              <w:bottom w:val="single" w:color="A6C3DC" w:sz="4"/>
-              <w:right w:val="single" w:color="A6C3DC" w:sz="4"/>
-            </w:tcBorders>
-            <w:shd w:fill="DEEAF1" w:color="auto" w:val="clear"/>
-            <w:tcMar>
-              <w:top w:type="dxa" w:w="90"/>
-              <w:left w:type="dxa" w:w="140"/>
-              <w:bottom w:type="dxa" w:w="90"/>
-              <w:right w:type="dxa" w:w="140"/>
-            </w:tcMar>
-            <w:vAlign w:val="top"/>
-          </w:tcPr>
-          <w:p>
-            <w:pPr>
-              <w:spacing w:after="40" w:before="0"/>
-              <w:jc w:val="center"/>
-            </w:pPr>
-            <w:r>
-              <w:rPr>
-                <w:rFonts w:ascii="Arial" w:cs="Arial" w:eastAsia="Arial" w:hAnsi="Arial"/>
-                <w:b/>
-                <w:bCs/>
-                <w:i w:val="false"/>
-                <w:iCs w:val="false"/>
-                <w:sz w:val="21"/>
-                <w:szCs w:val="21"/>
-              </w:rPr>
-              <w:t xml:space="preserve">F-35A</w:t>
-            </w:r>
-          </w:p>
-        </w:tc>
-        <w:tc>
-          <w:tcPr>
-            <w:tcW w:type="dxa" w:w="1100"/>
-            <w:tcBorders>
-              <w:top w:val="single" w:color="A6C3DC" w:sz="4"/>
-              <w:left w:val="single" w:color="A6C3DC" w:sz="4"/>
-              <w:bottom w:val="single" w:color="A6C3DC" w:sz="4"/>
-              <w:right w:val="single" w:color="A6C3DC" w:sz="4"/>
-            </w:tcBorders>
-            <w:tcMar>
-              <w:top w:type="dxa" w:w="90"/>
-              <w:left w:type="dxa" w:w="140"/>
-              <w:bottom w:type="dxa" w:w="90"/>
-              <w:right w:type="dxa" w:w="140"/>
-            </w:tcMar>
-            <w:vAlign w:val="top"/>
-          </w:tcPr>
-          <w:p>
-            <w:pPr>
-              <w:spacing w:after="40" w:before="0"/>
-              <w:jc w:val="center"/>
-            </w:pPr>
-            <w:r>
-              <w:rPr>
-                <w:rFonts w:ascii="Arial" w:cs="Arial" w:eastAsia="Arial" w:hAnsi="Arial"/>
-                <w:b w:val="false"/>
-                <w:bCs w:val="false"/>
-                <w:i w:val="false"/>
-                <w:iCs w:val="false"/>
-                <w:sz w:val="20"/>
-                <w:szCs w:val="20"/>
-              </w:rPr>
-              <w:t xml:space="preserve">3</w:t>
-            </w:r>
-          </w:p>
-        </w:tc>
-        <w:tc>
-          <w:tcPr>
-            <w:tcW w:type="dxa" w:w="1400"/>
-            <w:tcBorders>
-              <w:top w:val="single" w:color="A6C3DC" w:sz="4"/>
-              <w:left w:val="single" w:color="A6C3DC" w:sz="4"/>
-              <w:bottom w:val="single" w:color="A6C3DC" w:sz="4"/>
-              <w:right w:val="single" w:color="A6C3DC" w:sz="4"/>
-            </w:tcBorders>
-            <w:tcMar>
-              <w:top w:type="dxa" w:w="90"/>
-              <w:left w:type="dxa" w:w="140"/>
-              <w:bottom w:type="dxa" w:w="90"/>
-              <w:right w:type="dxa" w:w="140"/>
-            </w:tcMar>
-            <w:vAlign w:val="top"/>
-          </w:tcPr>
-          <w:p>
-            <w:pPr>
-              <w:spacing w:after="40" w:before="0"/>
-              <w:jc w:val="center"/>
-            </w:pPr>
-            <w:r>
-              <w:rPr>
-                <w:rFonts w:ascii="Arial" w:cs="Arial" w:eastAsia="Arial" w:hAnsi="Arial"/>
-                <w:b w:val="false"/>
-                <w:bCs w:val="false"/>
-                <w:i w:val="false"/>
-                <w:iCs w:val="false"/>
-                <w:sz w:val="20"/>
-                <w:szCs w:val="20"/>
-              </w:rPr>
-              <w:t xml:space="preserve"/>
-            </w:r>
-          </w:p>
-        </w:tc>
-        <w:tc>
-          <w:tcPr>
-            <w:tcW w:type="dxa" w:w="1400"/>
-            <w:tcBorders>
-              <w:top w:val="single" w:color="A6C3DC" w:sz="4"/>
-              <w:left w:val="single" w:color="A6C3DC" w:sz="4"/>
-              <w:bottom w:val="single" w:color="A6C3DC" w:sz="4"/>
-              <w:right w:val="single" w:color="A6C3DC" w:sz="4"/>
-            </w:tcBorders>
-            <w:tcMar>
-              <w:top w:type="dxa" w:w="90"/>
-              <w:left w:type="dxa" w:w="140"/>
-              <w:bottom w:type="dxa" w:w="90"/>
-              <w:right w:type="dxa" w:w="140"/>
-            </w:tcMar>
-            <w:vAlign w:val="top"/>
-          </w:tcPr>
-          <w:p>
-            <w:pPr>
-              <w:spacing w:after="40" w:before="0"/>
-              <w:jc w:val="center"/>
-            </w:pPr>
-            <w:r>
-              <w:rPr>
-                <w:rFonts w:ascii="Arial" w:cs="Arial" w:eastAsia="Arial" w:hAnsi="Arial"/>
-                <w:b w:val="false"/>
-                <w:bCs w:val="false"/>
-                <w:i w:val="false"/>
-                <w:iCs w:val="false"/>
-                <w:sz w:val="20"/>
-                <w:szCs w:val="20"/>
-              </w:rPr>
-              <w:t xml:space="preserve"/>
-            </w:r>
-          </w:p>
-        </w:tc>
-        <w:tc>
-          <w:tcPr>
-            <w:tcW w:type="dxa" w:w="1400"/>
-            <w:tcBorders>
-              <w:top w:val="single" w:color="A6C3DC" w:sz="4"/>
-              <w:left w:val="single" w:color="A6C3DC" w:sz="4"/>
-              <w:bottom w:val="single" w:color="A6C3DC" w:sz="4"/>
-              <w:right w:val="single" w:color="A6C3DC" w:sz="4"/>
-            </w:tcBorders>
-            <w:tcMar>
-              <w:top w:type="dxa" w:w="90"/>
-              <w:left w:type="dxa" w:w="140"/>
-              <w:bottom w:type="dxa" w:w="90"/>
-              <w:right w:type="dxa" w:w="140"/>
-            </w:tcMar>
-            <w:vAlign w:val="top"/>
-          </w:tcPr>
-          <w:p>
-            <w:pPr>
-              <w:spacing w:after="40" w:before="0"/>
-              <w:jc w:val="center"/>
-            </w:pPr>
-            <w:r>
-              <w:rPr>
-                <w:rFonts w:ascii="Arial" w:cs="Arial" w:eastAsia="Arial" w:hAnsi="Arial"/>
-                <w:b w:val="false"/>
-                <w:bCs w:val="false"/>
-                <w:i w:val="false"/>
-                <w:iCs w:val="false"/>
-                <w:sz w:val="20"/>
-                <w:szCs w:val="20"/>
-              </w:rPr>
-              <w:t xml:space="preserve"/>
-            </w:r>
-          </w:p>
-        </w:tc>
-        <w:tc>
-          <w:tcPr>
-            <w:tcW w:type="dxa" w:w="2100"/>
-            <w:tcBorders>
-              <w:top w:val="single" w:color="A6C3DC" w:sz="4"/>
-              <w:left w:val="single" w:color="A6C3DC" w:sz="4"/>
-              <w:bottom w:val="single" w:color="A6C3DC" w:sz="4"/>
-              <w:right w:val="single" w:color="A6C3DC" w:sz="4"/>
-            </w:tcBorders>
-            <w:tcMar>
-              <w:top w:type="dxa" w:w="90"/>
-              <w:left w:type="dxa" w:w="140"/>
-              <w:bottom w:type="dxa" w:w="90"/>
-              <w:right w:type="dxa" w:w="140"/>
-            </w:tcMar>
-            <w:vAlign w:val="top"/>
-          </w:tcPr>
-          <w:p>
-            <w:pPr>
-              <w:spacing w:after="40" w:before="0"/>
-              <w:jc w:val="center"/>
-            </w:pPr>
-            <w:r>
-              <w:rPr>
-                <w:rFonts w:ascii="Arial" w:cs="Arial" w:eastAsia="Arial" w:hAnsi="Arial"/>
-                <w:b w:val="false"/>
-                <w:bCs w:val="false"/>
-                <w:i w:val="false"/>
-                <w:iCs w:val="false"/>
-                <w:sz w:val="20"/>
-                <w:szCs w:val="20"/>
-              </w:rPr>
-              <w:t xml:space="preserve"/>
-            </w:r>
-          </w:p>
-        </w:tc>
-      </w:tr>
-      <w:tr>
-        <w:tc>
-          <w:tcPr>
-            <w:tcW w:type="dxa" w:w="1960"/>
-            <w:tcBorders>
-              <w:top w:val="single" w:color="A6C3DC" w:sz="4"/>
-              <w:left w:val="single" w:color="A6C3DC" w:sz="4"/>
-              <w:bottom w:val="single" w:color="A6C3DC" w:sz="4"/>
-              <w:right w:val="single" w:color="A6C3DC" w:sz="4"/>
-            </w:tcBorders>
-            <w:shd w:fill="DEEAF1" w:color="auto" w:val="clear"/>
-            <w:tcMar>
-              <w:top w:type="dxa" w:w="90"/>
-              <w:left w:type="dxa" w:w="140"/>
-              <w:bottom w:type="dxa" w:w="90"/>
-              <w:right w:type="dxa" w:w="140"/>
-            </w:tcMar>
-            <w:vAlign w:val="top"/>
-          </w:tcPr>
-          <w:p>
-            <w:pPr>
-              <w:spacing w:after="40" w:before="0"/>
-              <w:jc w:val="center"/>
-            </w:pPr>
-            <w:r>
-              <w:rPr>
-                <w:rFonts w:ascii="Arial" w:cs="Arial" w:eastAsia="Arial" w:hAnsi="Arial"/>
-                <w:b/>
-                <w:bCs/>
-                <w:i w:val="false"/>
-                <w:iCs w:val="false"/>
-                <w:sz w:val="21"/>
-                <w:szCs w:val="21"/>
-              </w:rPr>
-              <w:t xml:space="preserve">F-15EX</w:t>
-            </w:r>
-          </w:p>
-        </w:tc>
-        <w:tc>
-          <w:tcPr>
-            <w:tcW w:type="dxa" w:w="1100"/>
-            <w:tcBorders>
-              <w:top w:val="single" w:color="A6C3DC" w:sz="4"/>
-              <w:left w:val="single" w:color="A6C3DC" w:sz="4"/>
-              <w:bottom w:val="single" w:color="A6C3DC" w:sz="4"/>
-              <w:right w:val="single" w:color="A6C3DC" w:sz="4"/>
-            </w:tcBorders>
-            <w:tcMar>
-              <w:top w:type="dxa" w:w="90"/>
-              <w:left w:type="dxa" w:w="140"/>
-              <w:bottom w:type="dxa" w:w="90"/>
-              <w:right w:type="dxa" w:w="140"/>
-            </w:tcMar>
-            <w:vAlign w:val="top"/>
-          </w:tcPr>
-          <w:p>
-            <w:pPr>
-              <w:spacing w:after="40" w:before="0"/>
-              <w:jc w:val="center"/>
-            </w:pPr>
-            <w:r>
-              <w:rPr>
-                <w:rFonts w:ascii="Arial" w:cs="Arial" w:eastAsia="Arial" w:hAnsi="Arial"/>
-                <w:b w:val="false"/>
-                <w:bCs w:val="false"/>
-                <w:i w:val="false"/>
-                <w:iCs w:val="false"/>
-                <w:sz w:val="20"/>
-                <w:szCs w:val="20"/>
-              </w:rPr>
-              <w:t xml:space="preserve">4</w:t>
-            </w:r>
-          </w:p>
-        </w:tc>
-        <w:tc>
-          <w:tcPr>
-            <w:tcW w:type="dxa" w:w="1400"/>
-            <w:tcBorders>
-              <w:top w:val="single" w:color="A6C3DC" w:sz="4"/>
-              <w:left w:val="single" w:color="A6C3DC" w:sz="4"/>
-              <w:bottom w:val="single" w:color="A6C3DC" w:sz="4"/>
-              <w:right w:val="single" w:color="A6C3DC" w:sz="4"/>
-            </w:tcBorders>
-            <w:tcMar>
-              <w:top w:type="dxa" w:w="90"/>
-              <w:left w:type="dxa" w:w="140"/>
-              <w:bottom w:type="dxa" w:w="90"/>
-              <w:right w:type="dxa" w:w="140"/>
-            </w:tcMar>
-            <w:vAlign w:val="top"/>
-          </w:tcPr>
-          <w:p>
-            <w:pPr>
-              <w:spacing w:after="40" w:before="0"/>
-              <w:jc w:val="center"/>
-            </w:pPr>
-            <w:r>
-              <w:rPr>
-                <w:rFonts w:ascii="Arial" w:cs="Arial" w:eastAsia="Arial" w:hAnsi="Arial"/>
-                <w:b w:val="false"/>
-                <w:bCs w:val="false"/>
-                <w:i w:val="false"/>
-                <w:iCs w:val="false"/>
-                <w:sz w:val="20"/>
-                <w:szCs w:val="20"/>
-              </w:rPr>
-              <w:t xml:space="preserve"/>
-            </w:r>
-          </w:p>
-        </w:tc>
-        <w:tc>
-          <w:tcPr>
-            <w:tcW w:type="dxa" w:w="1400"/>
-            <w:tcBorders>
-              <w:top w:val="single" w:color="A6C3DC" w:sz="4"/>
-              <w:left w:val="single" w:color="A6C3DC" w:sz="4"/>
-              <w:bottom w:val="single" w:color="A6C3DC" w:sz="4"/>
-              <w:right w:val="single" w:color="A6C3DC" w:sz="4"/>
-            </w:tcBorders>
-            <w:tcMar>
-              <w:top w:type="dxa" w:w="90"/>
-              <w:left w:type="dxa" w:w="140"/>
-              <w:bottom w:type="dxa" w:w="90"/>
-              <w:right w:type="dxa" w:w="140"/>
-            </w:tcMar>
-            <w:vAlign w:val="top"/>
-          </w:tcPr>
-          <w:p>
-            <w:pPr>
-              <w:spacing w:after="40" w:before="0"/>
-              <w:jc w:val="center"/>
-            </w:pPr>
-            <w:r>
-              <w:rPr>
-                <w:rFonts w:ascii="Arial" w:cs="Arial" w:eastAsia="Arial" w:hAnsi="Arial"/>
-                <w:b w:val="false"/>
-                <w:bCs w:val="false"/>
-                <w:i w:val="false"/>
-                <w:iCs w:val="false"/>
-                <w:sz w:val="20"/>
-                <w:szCs w:val="20"/>
-              </w:rPr>
-              <w:t xml:space="preserve"/>
-            </w:r>
-          </w:p>
-        </w:tc>
-        <w:tc>
-          <w:tcPr>
-            <w:tcW w:type="dxa" w:w="1400"/>
-            <w:tcBorders>
-              <w:top w:val="single" w:color="A6C3DC" w:sz="4"/>
-              <w:left w:val="single" w:color="A6C3DC" w:sz="4"/>
-              <w:bottom w:val="single" w:color="A6C3DC" w:sz="4"/>
-              <w:right w:val="single" w:color="A6C3DC" w:sz="4"/>
-            </w:tcBorders>
-            <w:tcMar>
-              <w:top w:type="dxa" w:w="90"/>
-              <w:left w:type="dxa" w:w="140"/>
-              <w:bottom w:type="dxa" w:w="90"/>
-              <w:right w:type="dxa" w:w="140"/>
-            </w:tcMar>
-            <w:vAlign w:val="top"/>
-          </w:tcPr>
-          <w:p>
-            <w:pPr>
-              <w:spacing w:after="40" w:before="0"/>
-              <w:jc w:val="center"/>
-            </w:pPr>
-            <w:r>
-              <w:rPr>
-                <w:rFonts w:ascii="Arial" w:cs="Arial" w:eastAsia="Arial" w:hAnsi="Arial"/>
-                <w:b w:val="false"/>
-                <w:bCs w:val="false"/>
-                <w:i w:val="false"/>
-                <w:iCs w:val="false"/>
-                <w:sz w:val="20"/>
-                <w:szCs w:val="20"/>
-              </w:rPr>
-              <w:t xml:space="preserve"/>
-            </w:r>
-          </w:p>
-        </w:tc>
-        <w:tc>
-          <w:tcPr>
-            <w:tcW w:type="dxa" w:w="2100"/>
-            <w:tcBorders>
-              <w:top w:val="single" w:color="A6C3DC" w:sz="4"/>
-              <w:left w:val="single" w:color="A6C3DC" w:sz="4"/>
-              <w:bottom w:val="single" w:color="A6C3DC" w:sz="4"/>
-              <w:right w:val="single" w:color="A6C3DC" w:sz="4"/>
-            </w:tcBorders>
-            <w:tcMar>
-              <w:top w:type="dxa" w:w="90"/>
-              <w:left w:type="dxa" w:w="140"/>
-              <w:bottom w:type="dxa" w:w="90"/>
-              <w:right w:type="dxa" w:w="140"/>
-            </w:tcMar>
-            <w:vAlign w:val="top"/>
-          </w:tcPr>
-          <w:p>
-            <w:pPr>
-              <w:spacing w:after="40" w:before="0"/>
-              <w:jc w:val="center"/>
-            </w:pPr>
-            <w:r>
-              <w:rPr>
-                <w:rFonts w:ascii="Arial" w:cs="Arial" w:eastAsia="Arial" w:hAnsi="Arial"/>
-                <w:b w:val="false"/>
-                <w:bCs w:val="false"/>
-                <w:i w:val="false"/>
-                <w:iCs w:val="false"/>
-                <w:sz w:val="20"/>
-                <w:szCs w:val="20"/>
-              </w:rPr>
-              <w:t xml:space="preserve"/>
-            </w:r>
-          </w:p>
-        </w:tc>
-      </w:tr>
-      <w:tr>
-        <w:tc>
-          <w:tcPr>
-            <w:tcW w:type="dxa" w:w="1960"/>
-            <w:tcBorders>
-              <w:top w:val="single" w:color="A6C3DC" w:sz="4"/>
-              <w:left w:val="single" w:color="A6C3DC" w:sz="4"/>
-              <w:bottom w:val="single" w:color="A6C3DC" w:sz="4"/>
-              <w:right w:val="single" w:color="A6C3DC" w:sz="4"/>
-            </w:tcBorders>
-            <w:shd w:fill="DEEAF1" w:color="auto" w:val="clear"/>
-            <w:tcMar>
-              <w:top w:type="dxa" w:w="90"/>
-              <w:left w:type="dxa" w:w="140"/>
-              <w:bottom w:type="dxa" w:w="90"/>
-              <w:right w:type="dxa" w:w="140"/>
-            </w:tcMar>
-            <w:vAlign w:val="top"/>
-          </w:tcPr>
-          <w:p>
-            <w:pPr>
-              <w:spacing w:after="40" w:before="0"/>
-              <w:jc w:val="center"/>
-            </w:pPr>
-            <w:r>
-              <w:rPr>
-                <w:rFonts w:ascii="Arial" w:cs="Arial" w:eastAsia="Arial" w:hAnsi="Arial"/>
-                <w:b/>
-                <w:bCs/>
-                <w:i w:val="false"/>
-                <w:iCs w:val="false"/>
-                <w:sz w:val="21"/>
-                <w:szCs w:val="21"/>
-              </w:rPr>
-              <w:t xml:space="preserve">F-16</w:t>
-            </w:r>
-          </w:p>
-        </w:tc>
-        <w:tc>
-          <w:tcPr>
-            <w:tcW w:type="dxa" w:w="1100"/>
-            <w:tcBorders>
-              <w:top w:val="single" w:color="A6C3DC" w:sz="4"/>
-              <w:left w:val="single" w:color="A6C3DC" w:sz="4"/>
-              <w:bottom w:val="single" w:color="A6C3DC" w:sz="4"/>
-              <w:right w:val="single" w:color="A6C3DC" w:sz="4"/>
-            </w:tcBorders>
-            <w:tcMar>
-              <w:top w:type="dxa" w:w="90"/>
-              <w:left w:type="dxa" w:w="140"/>
-              <w:bottom w:type="dxa" w:w="90"/>
-              <w:right w:type="dxa" w:w="140"/>
-            </w:tcMar>
-            <w:vAlign w:val="top"/>
-          </w:tcPr>
-          <w:p>
-            <w:pPr>
-              <w:spacing w:after="40" w:before="0"/>
-              <w:jc w:val="center"/>
-            </w:pPr>
-            <w:r>
-              <w:rPr>
-                <w:rFonts w:ascii="Arial" w:cs="Arial" w:eastAsia="Arial" w:hAnsi="Arial"/>
-                <w:b w:val="false"/>
-                <w:bCs w:val="false"/>
-                <w:i w:val="false"/>
-                <w:iCs w:val="false"/>
-                <w:sz w:val="20"/>
-                <w:szCs w:val="20"/>
-              </w:rPr>
-              <w:t xml:space="preserve">5</w:t>
-            </w:r>
-          </w:p>
-        </w:tc>
-        <w:tc>
-          <w:tcPr>
-            <w:tcW w:type="dxa" w:w="1400"/>
-            <w:tcBorders>
-              <w:top w:val="single" w:color="A6C3DC" w:sz="4"/>
-              <w:left w:val="single" w:color="A6C3DC" w:sz="4"/>
-              <w:bottom w:val="single" w:color="A6C3DC" w:sz="4"/>
-              <w:right w:val="single" w:color="A6C3DC" w:sz="4"/>
-            </w:tcBorders>
-            <w:tcMar>
-              <w:top w:type="dxa" w:w="90"/>
-              <w:left w:type="dxa" w:w="140"/>
-              <w:bottom w:type="dxa" w:w="90"/>
-              <w:right w:type="dxa" w:w="140"/>
-            </w:tcMar>
-            <w:vAlign w:val="top"/>
-          </w:tcPr>
-          <w:p>
-            <w:pPr>
-              <w:spacing w:after="40" w:before="0"/>
-              <w:jc w:val="center"/>
-            </w:pPr>
-            <w:r>
-              <w:rPr>
-                <w:rFonts w:ascii="Arial" w:cs="Arial" w:eastAsia="Arial" w:hAnsi="Arial"/>
-                <w:b w:val="false"/>
-                <w:bCs w:val="false"/>
-                <w:i w:val="false"/>
-                <w:iCs w:val="false"/>
-                <w:sz w:val="20"/>
-                <w:szCs w:val="20"/>
-              </w:rPr>
-              <w:t xml:space="preserve"/>
-            </w:r>
-          </w:p>
-        </w:tc>
-        <w:tc>
-          <w:tcPr>
-            <w:tcW w:type="dxa" w:w="1400"/>
-            <w:tcBorders>
-              <w:top w:val="single" w:color="A6C3DC" w:sz="4"/>
-              <w:left w:val="single" w:color="A6C3DC" w:sz="4"/>
-              <w:bottom w:val="single" w:color="A6C3DC" w:sz="4"/>
-              <w:right w:val="single" w:color="A6C3DC" w:sz="4"/>
-            </w:tcBorders>
-            <w:tcMar>
-              <w:top w:type="dxa" w:w="90"/>
-              <w:left w:type="dxa" w:w="140"/>
-              <w:bottom w:type="dxa" w:w="90"/>
-              <w:right w:type="dxa" w:w="140"/>
-            </w:tcMar>
-            <w:vAlign w:val="top"/>
-          </w:tcPr>
-          <w:p>
-            <w:pPr>
-              <w:spacing w:after="40" w:before="0"/>
-              <w:jc w:val="center"/>
-            </w:pPr>
-            <w:r>
-              <w:rPr>
-                <w:rFonts w:ascii="Arial" w:cs="Arial" w:eastAsia="Arial" w:hAnsi="Arial"/>
-                <w:b w:val="false"/>
-                <w:bCs w:val="false"/>
-                <w:i w:val="false"/>
-                <w:iCs w:val="false"/>
-                <w:sz w:val="20"/>
-                <w:szCs w:val="20"/>
-              </w:rPr>
-              <w:t xml:space="preserve"/>
-            </w:r>
-          </w:p>
-        </w:tc>
-        <w:tc>
-          <w:tcPr>
-            <w:tcW w:type="dxa" w:w="1400"/>
-            <w:tcBorders>
-              <w:top w:val="single" w:color="A6C3DC" w:sz="4"/>
-              <w:left w:val="single" w:color="A6C3DC" w:sz="4"/>
-              <w:bottom w:val="single" w:color="A6C3DC" w:sz="4"/>
-              <w:right w:val="single" w:color="A6C3DC" w:sz="4"/>
-            </w:tcBorders>
-            <w:tcMar>
-              <w:top w:type="dxa" w:w="90"/>
-              <w:left w:type="dxa" w:w="140"/>
-              <w:bottom w:type="dxa" w:w="90"/>
-              <w:right w:type="dxa" w:w="140"/>
-            </w:tcMar>
-            <w:vAlign w:val="top"/>
-          </w:tcPr>
-          <w:p>
-            <w:pPr>
-              <w:spacing w:after="40" w:before="0"/>
-              <w:jc w:val="center"/>
-            </w:pPr>
-            <w:r>
-              <w:rPr>
-                <w:rFonts w:ascii="Arial" w:cs="Arial" w:eastAsia="Arial" w:hAnsi="Arial"/>
-                <w:b w:val="false"/>
-                <w:bCs w:val="false"/>
-                <w:i w:val="false"/>
-                <w:iCs w:val="false"/>
-                <w:sz w:val="20"/>
-                <w:szCs w:val="20"/>
-              </w:rPr>
-              <w:t xml:space="preserve"/>
-            </w:r>
-          </w:p>
-        </w:tc>
-        <w:tc>
-          <w:tcPr>
-            <w:tcW w:type="dxa" w:w="2100"/>
-            <w:tcBorders>
-              <w:top w:val="single" w:color="A6C3DC" w:sz="4"/>
-              <w:left w:val="single" w:color="A6C3DC" w:sz="4"/>
-              <w:bottom w:val="single" w:color="A6C3DC" w:sz="4"/>
-              <w:right w:val="single" w:color="A6C3DC" w:sz="4"/>
-            </w:tcBorders>
-            <w:tcMar>
-              <w:top w:type="dxa" w:w="90"/>
-              <w:left w:type="dxa" w:w="140"/>
-              <w:bottom w:type="dxa" w:w="90"/>
-              <w:right w:type="dxa" w:w="140"/>
-            </w:tcMar>
-            <w:vAlign w:val="top"/>
-          </w:tcPr>
-          <w:p>
-            <w:pPr>
-              <w:spacing w:after="40" w:before="0"/>
-              <w:jc w:val="center"/>
-            </w:pPr>
-            <w:r>
-              <w:rPr>
-                <w:rFonts w:ascii="Arial" w:cs="Arial" w:eastAsia="Arial" w:hAnsi="Arial"/>
-                <w:b w:val="false"/>
-                <w:bCs w:val="false"/>
-                <w:i w:val="false"/>
-                <w:iCs w:val="false"/>
-                <w:sz w:val="20"/>
-                <w:szCs w:val="20"/>
-              </w:rPr>
-              <w:t xml:space="preserve"/>
-            </w:r>
-          </w:p>
-        </w:tc>
-      </w:tr>
-      <w:tr>
-        <w:tc>
-          <w:tcPr>
-            <w:tcW w:type="dxa" w:w="1960"/>
-            <w:tcBorders>
-              <w:top w:val="single" w:color="A6C3DC" w:sz="4"/>
-              <w:left w:val="single" w:color="A6C3DC" w:sz="4"/>
-              <w:bottom w:val="single" w:color="A6C3DC" w:sz="4"/>
-              <w:right w:val="single" w:color="A6C3DC" w:sz="4"/>
-            </w:tcBorders>
-            <w:shd w:fill="DEEAF1" w:color="auto" w:val="clear"/>
-            <w:tcMar>
-              <w:top w:type="dxa" w:w="90"/>
-              <w:left w:type="dxa" w:w="140"/>
-              <w:bottom w:type="dxa" w:w="90"/>
-              <w:right w:type="dxa" w:w="140"/>
-            </w:tcMar>
-            <w:vAlign w:val="top"/>
-          </w:tcPr>
-          <w:p>
-            <w:pPr>
-              <w:spacing w:after="40" w:before="0"/>
-              <w:jc w:val="center"/>
-            </w:pPr>
-            <w:r>
-              <w:rPr>
-                <w:rFonts w:ascii="Arial" w:cs="Arial" w:eastAsia="Arial" w:hAnsi="Arial"/>
-                <w:b/>
-                <w:bCs/>
-                <w:i w:val="false"/>
-                <w:iCs w:val="false"/>
-                <w:sz w:val="21"/>
-                <w:szCs w:val="21"/>
-              </w:rPr>
-              <w:t xml:space="preserve">Total</w:t>
-            </w:r>
-          </w:p>
-        </w:tc>
-        <w:tc>
-          <w:tcPr>
-            <w:tcW w:type="dxa" w:w="1100"/>
-            <w:tcBorders>
-              <w:top w:val="single" w:color="A6C3DC" w:sz="4"/>
-              <w:left w:val="single" w:color="A6C3DC" w:sz="4"/>
-              <w:bottom w:val="single" w:color="A6C3DC" w:sz="4"/>
-              <w:right w:val="single" w:color="A6C3DC" w:sz="4"/>
-            </w:tcBorders>
-            <w:tcMar>
-              <w:top w:type="dxa" w:w="90"/>
-              <w:left w:type="dxa" w:w="140"/>
-              <w:bottom w:type="dxa" w:w="90"/>
-              <w:right w:type="dxa" w:w="140"/>
-            </w:tcMar>
-            <w:vAlign w:val="top"/>
-          </w:tcPr>
-          <w:p>
-            <w:pPr>
-              <w:spacing w:after="40" w:before="0"/>
-              <w:jc w:val="center"/>
-            </w:pPr>
-            <w:r>
-              <w:rPr>
-                <w:rFonts w:ascii="Arial" w:cs="Arial" w:eastAsia="Arial" w:hAnsi="Arial"/>
-                <w:b w:val="false"/>
-                <w:bCs w:val="false"/>
-                <w:i w:val="false"/>
-                <w:iCs w:val="false"/>
-                <w:sz w:val="20"/>
-                <w:szCs w:val="20"/>
-              </w:rPr>
-              <w:t xml:space="preserve">14</w:t>
-            </w:r>
-          </w:p>
-        </w:tc>
-        <w:tc>
-          <w:tcPr>
-            <w:tcW w:type="dxa" w:w="1400"/>
-            <w:tcBorders>
-              <w:top w:val="single" w:color="A6C3DC" w:sz="4"/>
-              <w:left w:val="single" w:color="A6C3DC" w:sz="4"/>
-              <w:bottom w:val="single" w:color="A6C3DC" w:sz="4"/>
-              <w:right w:val="single" w:color="A6C3DC" w:sz="4"/>
-            </w:tcBorders>
-            <w:tcMar>
-              <w:top w:type="dxa" w:w="90"/>
-              <w:left w:type="dxa" w:w="140"/>
-              <w:bottom w:type="dxa" w:w="90"/>
-              <w:right w:type="dxa" w:w="140"/>
-            </w:tcMar>
-            <w:vAlign w:val="top"/>
-          </w:tcPr>
-          <w:p>
-            <w:pPr>
-              <w:spacing w:after="40" w:before="0"/>
-              <w:jc w:val="center"/>
-            </w:pPr>
-            <w:r>
-              <w:rPr>
-                <w:rFonts w:ascii="Arial" w:cs="Arial" w:eastAsia="Arial" w:hAnsi="Arial"/>
-                <w:b w:val="false"/>
-                <w:bCs w:val="false"/>
-                <w:i w:val="false"/>
-                <w:iCs w:val="false"/>
-                <w:sz w:val="20"/>
-                <w:szCs w:val="20"/>
-              </w:rPr>
-              <w:t xml:space="preserve"/>
-            </w:r>
-          </w:p>
-        </w:tc>
-        <w:tc>
-          <w:tcPr>
-            <w:tcW w:type="dxa" w:w="1400"/>
-            <w:tcBorders>
-              <w:top w:val="single" w:color="A6C3DC" w:sz="4"/>
-              <w:left w:val="single" w:color="A6C3DC" w:sz="4"/>
-              <w:bottom w:val="single" w:color="A6C3DC" w:sz="4"/>
-              <w:right w:val="single" w:color="A6C3DC" w:sz="4"/>
-            </w:tcBorders>
-            <w:tcMar>
-              <w:top w:type="dxa" w:w="90"/>
-              <w:left w:type="dxa" w:w="140"/>
-              <w:bottom w:type="dxa" w:w="90"/>
-              <w:right w:type="dxa" w:w="140"/>
-            </w:tcMar>
-            <w:vAlign w:val="top"/>
-          </w:tcPr>
-          <w:p>
-            <w:pPr>
-              <w:spacing w:after="40" w:before="0"/>
-              <w:jc w:val="center"/>
-            </w:pPr>
-            <w:r>
-              <w:rPr>
-                <w:rFonts w:ascii="Arial" w:cs="Arial" w:eastAsia="Arial" w:hAnsi="Arial"/>
-                <w:b w:val="false"/>
-                <w:bCs w:val="false"/>
-                <w:i w:val="false"/>
-                <w:iCs w:val="false"/>
-                <w:sz w:val="20"/>
-                <w:szCs w:val="20"/>
-              </w:rPr>
-              <w:t xml:space="preserve"/>
-            </w:r>
-          </w:p>
-        </w:tc>
-        <w:tc>
-          <w:tcPr>
-            <w:tcW w:type="dxa" w:w="1400"/>
-            <w:tcBorders>
-              <w:top w:val="single" w:color="A6C3DC" w:sz="4"/>
-              <w:left w:val="single" w:color="A6C3DC" w:sz="4"/>
-              <w:bottom w:val="single" w:color="A6C3DC" w:sz="4"/>
-              <w:right w:val="single" w:color="A6C3DC" w:sz="4"/>
-            </w:tcBorders>
-            <w:tcMar>
-              <w:top w:type="dxa" w:w="90"/>
-              <w:left w:type="dxa" w:w="140"/>
-              <w:bottom w:type="dxa" w:w="90"/>
-              <w:right w:type="dxa" w:w="140"/>
-            </w:tcMar>
-            <w:vAlign w:val="top"/>
-          </w:tcPr>
-          <w:p>
-            <w:pPr>
-              <w:spacing w:after="40" w:before="0"/>
-              <w:jc w:val="center"/>
-            </w:pPr>
-            <w:r>
-              <w:rPr>
-                <w:rFonts w:ascii="Arial" w:cs="Arial" w:eastAsia="Arial" w:hAnsi="Arial"/>
-                <w:b w:val="false"/>
-                <w:bCs w:val="false"/>
-                <w:i w:val="false"/>
-                <w:iCs w:val="false"/>
-                <w:sz w:val="20"/>
-                <w:szCs w:val="20"/>
-              </w:rPr>
-              <w:t xml:space="preserve"/>
-            </w:r>
-          </w:p>
-        </w:tc>
-        <w:tc>
-          <w:tcPr>
-            <w:tcW w:type="dxa" w:w="2100"/>
-            <w:tcBorders>
-              <w:top w:val="single" w:color="A6C3DC" w:sz="4"/>
-              <w:left w:val="single" w:color="A6C3DC" w:sz="4"/>
-              <w:bottom w:val="single" w:color="A6C3DC" w:sz="4"/>
-              <w:right w:val="single" w:color="A6C3DC" w:sz="4"/>
-            </w:tcBorders>
-            <w:tcMar>
-              <w:top w:type="dxa" w:w="90"/>
-              <w:left w:type="dxa" w:w="140"/>
-              <w:bottom w:type="dxa" w:w="90"/>
-              <w:right w:type="dxa" w:w="140"/>
-            </w:tcMar>
-            <w:vAlign w:val="top"/>
-          </w:tcPr>
-          <w:p>
-            <w:pPr>
-              <w:spacing w:after="40" w:before="0"/>
-              <w:jc w:val="center"/>
-            </w:pPr>
-            <w:r>
-              <w:rPr>
-                <w:rFonts w:ascii="Arial" w:cs="Arial" w:eastAsia="Arial" w:hAnsi="Arial"/>
-                <w:b w:val="false"/>
-                <w:bCs w:val="false"/>
-                <w:i w:val="false"/>
-                <w:iCs w:val="false"/>
-                <w:sz w:val="20"/>
-                <w:szCs w:val="20"/>
-              </w:rPr>
-              <w:t xml:space="preserve"/>
-            </w:r>
-          </w:p>
-        </w:tc>
-      </w:tr>
-    </w:tbl>
-    <w:p>
-      <w:pPr>
-        <w:spacing w:after="60" w:before="160"/>
-      </w:pPr>
-      <w:r>
-        <w:rPr>
-          <w:rFonts w:ascii="Arial" w:cs="Arial" w:eastAsia="Arial" w:hAnsi="Arial"/>
-          <w:b/>
-          <w:bCs/>
-          <w:color w:val="1F3864"/>
-          <w:sz w:val="22"/>
-          <w:szCs w:val="22"/>
-        </w:rPr>
-        <w:t xml:space="preserve">Day 4</w:t>
-      </w:r>
-      <w:r>
-        <w:rPr>
-          <w:rFonts w:ascii="Arial" w:cs="Arial" w:eastAsia="Arial" w:hAnsi="Arial"/>
-          <w:sz w:val="22"/>
-          <w:szCs w:val="22"/>
-        </w:rPr>
-        <w:t xml:space="preserve">   Taskers succeeded yesterday: ____ of ____</w:t>
-      </w:r>
-    </w:p>
-    <w:tbl>
-      <w:tblPr>
-        <w:tblW w:type="dxa" w:w="9360"/>
-        <w:tblBorders>
-          <w:top w:val="single" w:color="auto" w:sz="4"/>
-          <w:left w:val="single" w:color="auto" w:sz="4"/>
-          <w:bottom w:val="single" w:color="auto" w:sz="4"/>
-          <w:right w:val="single" w:color="auto" w:sz="4"/>
-          <w:insideH w:val="single" w:color="auto" w:sz="4"/>
-          <w:insideV w:val="single" w:color="auto" w:sz="4"/>
-        </w:tblBorders>
-      </w:tblPr>
-      <w:tblGrid>
-        <w:gridCol w:w="1960"/>
-        <w:gridCol w:w="1100"/>
-        <w:gridCol w:w="1400"/>
-        <w:gridCol w:w="1400"/>
-        <w:gridCol w:w="1400"/>
-        <w:gridCol w:w="2100"/>
-      </w:tblGrid>
-      <w:tr>
-        <w:trPr>
-          <w:tblHeader/>
-        </w:trPr>
-        <w:tc>
-          <w:tcPr>
-            <w:tcW w:type="dxa" w:w="1960"/>
-            <w:tcBorders>
-              <w:top w:val="single" w:color="A6C3DC" w:sz="4"/>
-              <w:left w:val="single" w:color="A6C3DC" w:sz="4"/>
-              <w:bottom w:val="single" w:color="A6C3DC" w:sz="4"/>
-              <w:right w:val="single" w:color="A6C3DC" w:sz="4"/>
-            </w:tcBorders>
-            <w:shd w:fill="2E75B6" w:color="auto" w:val="clear"/>
-            <w:tcMar>
-              <w:top w:type="dxa" w:w="90"/>
-              <w:left w:type="dxa" w:w="140"/>
-              <w:bottom w:type="dxa" w:w="90"/>
-              <w:right w:type="dxa" w:w="140"/>
-            </w:tcMar>
-            <w:vAlign w:val="top"/>
-          </w:tcPr>
-          <w:p>
-            <w:pPr>
-              <w:spacing w:after="40" w:before="0"/>
-              <w:jc w:val="center"/>
-            </w:pPr>
-            <w:r>
-              <w:rPr>
-                <w:rFonts w:ascii="Arial" w:cs="Arial" w:eastAsia="Arial" w:hAnsi="Arial"/>
-                <w:b/>
-                <w:bCs/>
-                <w:color w:val="FFFFFF"/>
-                <w:sz w:val="20"/>
-                <w:szCs w:val="20"/>
-              </w:rPr>
-              <w:t xml:space="preserve">Aircraft</w:t>
-            </w:r>
-          </w:p>
-        </w:tc>
-        <w:tc>
-          <w:tcPr>
-            <w:tcW w:type="dxa" w:w="1100"/>
-            <w:tcBorders>
-              <w:top w:val="single" w:color="A6C3DC" w:sz="4"/>
-              <w:left w:val="single" w:color="A6C3DC" w:sz="4"/>
-              <w:bottom w:val="single" w:color="A6C3DC" w:sz="4"/>
-              <w:right w:val="single" w:color="A6C3DC" w:sz="4"/>
-            </w:tcBorders>
-            <w:shd w:fill="2E75B6" w:color="auto" w:val="clear"/>
-            <w:tcMar>
-              <w:top w:type="dxa" w:w="90"/>
-              <w:left w:type="dxa" w:w="140"/>
-              <w:bottom w:type="dxa" w:w="90"/>
-              <w:right w:type="dxa" w:w="140"/>
-            </w:tcMar>
-            <w:vAlign w:val="top"/>
-          </w:tcPr>
-          <w:p>
-            <w:pPr>
-              <w:spacing w:after="40" w:before="0"/>
-              <w:jc w:val="center"/>
-            </w:pPr>
-            <w:r>
-              <w:rPr>
-                <w:rFonts w:ascii="Arial" w:cs="Arial" w:eastAsia="Arial" w:hAnsi="Arial"/>
-                <w:b/>
-                <w:bCs/>
-                <w:color w:val="FFFFFF"/>
-                <w:sz w:val="20"/>
-                <w:szCs w:val="20"/>
-              </w:rPr>
-              <w:t xml:space="preserve">Qty</w:t>
-            </w:r>
-          </w:p>
-        </w:tc>
-        <w:tc>
-          <w:tcPr>
-            <w:tcW w:type="dxa" w:w="1400"/>
-            <w:tcBorders>
-              <w:top w:val="single" w:color="A6C3DC" w:sz="4"/>
-              <w:left w:val="single" w:color="A6C3DC" w:sz="4"/>
-              <w:bottom w:val="single" w:color="A6C3DC" w:sz="4"/>
-              <w:right w:val="single" w:color="A6C3DC" w:sz="4"/>
-            </w:tcBorders>
-            <w:shd w:fill="2E75B6" w:color="auto" w:val="clear"/>
-            <w:tcMar>
-              <w:top w:type="dxa" w:w="90"/>
-              <w:left w:type="dxa" w:w="140"/>
-              <w:bottom w:type="dxa" w:w="90"/>
-              <w:right w:type="dxa" w:w="140"/>
-            </w:tcMar>
-            <w:vAlign w:val="top"/>
-          </w:tcPr>
-          <w:p>
-            <w:pPr>
-              <w:spacing w:after="40" w:before="0"/>
-              <w:jc w:val="center"/>
-            </w:pPr>
-            <w:r>
-              <w:rPr>
-                <w:rFonts w:ascii="Arial" w:cs="Arial" w:eastAsia="Arial" w:hAnsi="Arial"/>
-                <w:b/>
-                <w:bCs/>
-                <w:color w:val="FFFFFF"/>
-                <w:sz w:val="20"/>
-                <w:szCs w:val="20"/>
-              </w:rPr>
-              <w:t xml:space="preserve">Ready</w:t>
-            </w:r>
-          </w:p>
-        </w:tc>
-        <w:tc>
-          <w:tcPr>
-            <w:tcW w:type="dxa" w:w="1400"/>
-            <w:tcBorders>
-              <w:top w:val="single" w:color="A6C3DC" w:sz="4"/>
-              <w:left w:val="single" w:color="A6C3DC" w:sz="4"/>
-              <w:bottom w:val="single" w:color="A6C3DC" w:sz="4"/>
-              <w:right w:val="single" w:color="A6C3DC" w:sz="4"/>
-            </w:tcBorders>
-            <w:shd w:fill="2E75B6" w:color="auto" w:val="clear"/>
-            <w:tcMar>
-              <w:top w:type="dxa" w:w="90"/>
-              <w:left w:type="dxa" w:w="140"/>
-              <w:bottom w:type="dxa" w:w="90"/>
-              <w:right w:type="dxa" w:w="140"/>
-            </w:tcMar>
-            <w:vAlign w:val="top"/>
-          </w:tcPr>
-          <w:p>
-            <w:pPr>
-              <w:spacing w:after="40" w:before="0"/>
-              <w:jc w:val="center"/>
-            </w:pPr>
-            <w:r>
-              <w:rPr>
-                <w:rFonts w:ascii="Arial" w:cs="Arial" w:eastAsia="Arial" w:hAnsi="Arial"/>
-                <w:b/>
-                <w:bCs/>
-                <w:color w:val="FFFFFF"/>
-                <w:sz w:val="20"/>
-                <w:szCs w:val="20"/>
-              </w:rPr>
-              <w:t xml:space="preserve">Down</w:t>
-            </w:r>
-          </w:p>
-        </w:tc>
-        <w:tc>
-          <w:tcPr>
-            <w:tcW w:type="dxa" w:w="1400"/>
-            <w:tcBorders>
-              <w:top w:val="single" w:color="A6C3DC" w:sz="4"/>
-              <w:left w:val="single" w:color="A6C3DC" w:sz="4"/>
-              <w:bottom w:val="single" w:color="A6C3DC" w:sz="4"/>
-              <w:right w:val="single" w:color="A6C3DC" w:sz="4"/>
-            </w:tcBorders>
-            <w:shd w:fill="2E75B6" w:color="auto" w:val="clear"/>
-            <w:tcMar>
-              <w:top w:type="dxa" w:w="90"/>
-              <w:left w:type="dxa" w:w="140"/>
-              <w:bottom w:type="dxa" w:w="90"/>
-              <w:right w:type="dxa" w:w="140"/>
-            </w:tcMar>
-            <w:vAlign w:val="top"/>
-          </w:tcPr>
-          <w:p>
-            <w:pPr>
-              <w:spacing w:after="40" w:before="0"/>
-              <w:jc w:val="center"/>
-            </w:pPr>
-            <w:r>
-              <w:rPr>
-                <w:rFonts w:ascii="Arial" w:cs="Arial" w:eastAsia="Arial" w:hAnsi="Arial"/>
-                <w:b/>
-                <w:bCs/>
-                <w:color w:val="FFFFFF"/>
-                <w:sz w:val="20"/>
-                <w:szCs w:val="20"/>
-              </w:rPr>
-              <w:t xml:space="preserve">Out</w:t>
-            </w:r>
-          </w:p>
-        </w:tc>
-        <w:tc>
-          <w:tcPr>
-            <w:tcW w:type="dxa" w:w="2100"/>
-            <w:tcBorders>
-              <w:top w:val="single" w:color="A6C3DC" w:sz="4"/>
-              <w:left w:val="single" w:color="A6C3DC" w:sz="4"/>
-              <w:bottom w:val="single" w:color="A6C3DC" w:sz="4"/>
-              <w:right w:val="single" w:color="A6C3DC" w:sz="4"/>
-            </w:tcBorders>
-            <w:shd w:fill="2E75B6" w:color="auto" w:val="clear"/>
-            <w:tcMar>
-              <w:top w:type="dxa" w:w="90"/>
-              <w:left w:type="dxa" w:w="140"/>
-              <w:bottom w:type="dxa" w:w="90"/>
-              <w:right w:type="dxa" w:w="140"/>
-            </w:tcMar>
-            <w:vAlign w:val="top"/>
-          </w:tcPr>
-          <w:p>
-            <w:pPr>
-              <w:spacing w:after="40" w:before="0"/>
-              <w:jc w:val="center"/>
-            </w:pPr>
-            <w:r>
-              <w:rPr>
-                <w:rFonts w:ascii="Arial" w:cs="Arial" w:eastAsia="Arial" w:hAnsi="Arial"/>
-                <w:b/>
-                <w:bCs/>
-                <w:color w:val="FFFFFF"/>
-                <w:sz w:val="20"/>
-                <w:szCs w:val="20"/>
-              </w:rPr>
-              <w:t xml:space="preserve">Repaired today</w:t>
-            </w:r>
-          </w:p>
-        </w:tc>
-      </w:tr>
-      <w:tr>
-        <w:tc>
-          <w:tcPr>
-            <w:tcW w:type="dxa" w:w="1960"/>
-            <w:tcBorders>
-              <w:top w:val="single" w:color="A6C3DC" w:sz="4"/>
-              <w:left w:val="single" w:color="A6C3DC" w:sz="4"/>
-              <w:bottom w:val="single" w:color="A6C3DC" w:sz="4"/>
-              <w:right w:val="single" w:color="A6C3DC" w:sz="4"/>
-            </w:tcBorders>
-            <w:shd w:fill="DEEAF1" w:color="auto" w:val="clear"/>
-            <w:tcMar>
-              <w:top w:type="dxa" w:w="90"/>
-              <w:left w:type="dxa" w:w="140"/>
-              <w:bottom w:type="dxa" w:w="90"/>
-              <w:right w:type="dxa" w:w="140"/>
-            </w:tcMar>
-            <w:vAlign w:val="top"/>
-          </w:tcPr>
-          <w:p>
-            <w:pPr>
-              <w:spacing w:after="40" w:before="0"/>
-              <w:jc w:val="center"/>
-            </w:pPr>
-            <w:r>
-              <w:rPr>
-                <w:rFonts w:ascii="Arial" w:cs="Arial" w:eastAsia="Arial" w:hAnsi="Arial"/>
-                <w:b/>
-                <w:bCs/>
-                <w:i w:val="false"/>
-                <w:iCs w:val="false"/>
-                <w:sz w:val="21"/>
-                <w:szCs w:val="21"/>
-              </w:rPr>
-              <w:t xml:space="preserve">F-22</w:t>
-            </w:r>
-          </w:p>
-        </w:tc>
-        <w:tc>
-          <w:tcPr>
-            <w:tcW w:type="dxa" w:w="1100"/>
-            <w:tcBorders>
-              <w:top w:val="single" w:color="A6C3DC" w:sz="4"/>
-              <w:left w:val="single" w:color="A6C3DC" w:sz="4"/>
-              <w:bottom w:val="single" w:color="A6C3DC" w:sz="4"/>
-              <w:right w:val="single" w:color="A6C3DC" w:sz="4"/>
-            </w:tcBorders>
-            <w:tcMar>
-              <w:top w:type="dxa" w:w="90"/>
-              <w:left w:type="dxa" w:w="140"/>
-              <w:bottom w:type="dxa" w:w="90"/>
-              <w:right w:type="dxa" w:w="140"/>
-            </w:tcMar>
-            <w:vAlign w:val="top"/>
-          </w:tcPr>
-          <w:p>
-            <w:pPr>
-              <w:spacing w:after="40" w:before="0"/>
-              <w:jc w:val="center"/>
-            </w:pPr>
-            <w:r>
-              <w:rPr>
-                <w:rFonts w:ascii="Arial" w:cs="Arial" w:eastAsia="Arial" w:hAnsi="Arial"/>
-                <w:b w:val="false"/>
-                <w:bCs w:val="false"/>
-                <w:i w:val="false"/>
-                <w:iCs w:val="false"/>
-                <w:sz w:val="20"/>
-                <w:szCs w:val="20"/>
-              </w:rPr>
-              <w:t xml:space="preserve">2</w:t>
-            </w:r>
-          </w:p>
-        </w:tc>
-        <w:tc>
-          <w:tcPr>
-            <w:tcW w:type="dxa" w:w="1400"/>
-            <w:tcBorders>
-              <w:top w:val="single" w:color="A6C3DC" w:sz="4"/>
-              <w:left w:val="single" w:color="A6C3DC" w:sz="4"/>
-              <w:bottom w:val="single" w:color="A6C3DC" w:sz="4"/>
-              <w:right w:val="single" w:color="A6C3DC" w:sz="4"/>
-            </w:tcBorders>
-            <w:tcMar>
-              <w:top w:type="dxa" w:w="90"/>
-              <w:left w:type="dxa" w:w="140"/>
-              <w:bottom w:type="dxa" w:w="90"/>
-              <w:right w:type="dxa" w:w="140"/>
-            </w:tcMar>
-            <w:vAlign w:val="top"/>
-          </w:tcPr>
-          <w:p>
-            <w:pPr>
-              <w:spacing w:after="40" w:before="0"/>
-              <w:jc w:val="center"/>
-            </w:pPr>
-            <w:r>
-              <w:rPr>
-                <w:rFonts w:ascii="Arial" w:cs="Arial" w:eastAsia="Arial" w:hAnsi="Arial"/>
-                <w:b w:val="false"/>
-                <w:bCs w:val="false"/>
-                <w:i w:val="false"/>
-                <w:iCs w:val="false"/>
-                <w:sz w:val="20"/>
-                <w:szCs w:val="20"/>
-              </w:rPr>
-              <w:t xml:space="preserve"/>
-            </w:r>
-          </w:p>
-        </w:tc>
-        <w:tc>
-          <w:tcPr>
-            <w:tcW w:type="dxa" w:w="1400"/>
-            <w:tcBorders>
-              <w:top w:val="single" w:color="A6C3DC" w:sz="4"/>
-              <w:left w:val="single" w:color="A6C3DC" w:sz="4"/>
-              <w:bottom w:val="single" w:color="A6C3DC" w:sz="4"/>
-              <w:right w:val="single" w:color="A6C3DC" w:sz="4"/>
-            </w:tcBorders>
-            <w:tcMar>
-              <w:top w:type="dxa" w:w="90"/>
-              <w:left w:type="dxa" w:w="140"/>
-              <w:bottom w:type="dxa" w:w="90"/>
-              <w:right w:type="dxa" w:w="140"/>
-            </w:tcMar>
-            <w:vAlign w:val="top"/>
-          </w:tcPr>
-          <w:p>
-            <w:pPr>
-              <w:spacing w:after="40" w:before="0"/>
-              <w:jc w:val="center"/>
-            </w:pPr>
-            <w:r>
-              <w:rPr>
-                <w:rFonts w:ascii="Arial" w:cs="Arial" w:eastAsia="Arial" w:hAnsi="Arial"/>
-                <w:b w:val="false"/>
-                <w:bCs w:val="false"/>
-                <w:i w:val="false"/>
-                <w:iCs w:val="false"/>
-                <w:sz w:val="20"/>
-                <w:szCs w:val="20"/>
-              </w:rPr>
-              <w:t xml:space="preserve"/>
-            </w:r>
-          </w:p>
-        </w:tc>
-        <w:tc>
-          <w:tcPr>
-            <w:tcW w:type="dxa" w:w="1400"/>
-            <w:tcBorders>
-              <w:top w:val="single" w:color="A6C3DC" w:sz="4"/>
-              <w:left w:val="single" w:color="A6C3DC" w:sz="4"/>
-              <w:bottom w:val="single" w:color="A6C3DC" w:sz="4"/>
-              <w:right w:val="single" w:color="A6C3DC" w:sz="4"/>
-            </w:tcBorders>
-            <w:tcMar>
-              <w:top w:type="dxa" w:w="90"/>
-              <w:left w:type="dxa" w:w="140"/>
-              <w:bottom w:type="dxa" w:w="90"/>
-              <w:right w:type="dxa" w:w="140"/>
-            </w:tcMar>
-            <w:vAlign w:val="top"/>
-          </w:tcPr>
-          <w:p>
-            <w:pPr>
-              <w:spacing w:after="40" w:before="0"/>
-              <w:jc w:val="center"/>
-            </w:pPr>
-            <w:r>
-              <w:rPr>
-                <w:rFonts w:ascii="Arial" w:cs="Arial" w:eastAsia="Arial" w:hAnsi="Arial"/>
-                <w:b w:val="false"/>
-                <w:bCs w:val="false"/>
-                <w:i w:val="false"/>
-                <w:iCs w:val="false"/>
-                <w:sz w:val="20"/>
-                <w:szCs w:val="20"/>
-              </w:rPr>
-              <w:t xml:space="preserve"/>
-            </w:r>
-          </w:p>
-        </w:tc>
-        <w:tc>
-          <w:tcPr>
-            <w:tcW w:type="dxa" w:w="2100"/>
-            <w:tcBorders>
-              <w:top w:val="single" w:color="A6C3DC" w:sz="4"/>
-              <w:left w:val="single" w:color="A6C3DC" w:sz="4"/>
-              <w:bottom w:val="single" w:color="A6C3DC" w:sz="4"/>
-              <w:right w:val="single" w:color="A6C3DC" w:sz="4"/>
-            </w:tcBorders>
-            <w:tcMar>
-              <w:top w:type="dxa" w:w="90"/>
-              <w:left w:type="dxa" w:w="140"/>
-              <w:bottom w:type="dxa" w:w="90"/>
-              <w:right w:type="dxa" w:w="140"/>
-            </w:tcMar>
-            <w:vAlign w:val="top"/>
-          </w:tcPr>
-          <w:p>
-            <w:pPr>
-              <w:spacing w:after="40" w:before="0"/>
-              <w:jc w:val="center"/>
-            </w:pPr>
-            <w:r>
-              <w:rPr>
-                <w:rFonts w:ascii="Arial" w:cs="Arial" w:eastAsia="Arial" w:hAnsi="Arial"/>
-                <w:b w:val="false"/>
-                <w:bCs w:val="false"/>
-                <w:i w:val="false"/>
-                <w:iCs w:val="false"/>
-                <w:sz w:val="20"/>
-                <w:szCs w:val="20"/>
-              </w:rPr>
-              <w:t xml:space="preserve"/>
-            </w:r>
-          </w:p>
-        </w:tc>
-      </w:tr>
-      <w:tr>
-        <w:tc>
-          <w:tcPr>
-            <w:tcW w:type="dxa" w:w="1960"/>
-            <w:tcBorders>
-              <w:top w:val="single" w:color="A6C3DC" w:sz="4"/>
-              <w:left w:val="single" w:color="A6C3DC" w:sz="4"/>
-              <w:bottom w:val="single" w:color="A6C3DC" w:sz="4"/>
-              <w:right w:val="single" w:color="A6C3DC" w:sz="4"/>
-            </w:tcBorders>
-            <w:shd w:fill="DEEAF1" w:color="auto" w:val="clear"/>
-            <w:tcMar>
-              <w:top w:type="dxa" w:w="90"/>
-              <w:left w:type="dxa" w:w="140"/>
-              <w:bottom w:type="dxa" w:w="90"/>
-              <w:right w:type="dxa" w:w="140"/>
-            </w:tcMar>
-            <w:vAlign w:val="top"/>
-          </w:tcPr>
-          <w:p>
-            <w:pPr>
-              <w:spacing w:after="40" w:before="0"/>
-              <w:jc w:val="center"/>
-            </w:pPr>
-            <w:r>
-              <w:rPr>
-                <w:rFonts w:ascii="Arial" w:cs="Arial" w:eastAsia="Arial" w:hAnsi="Arial"/>
-                <w:b/>
-                <w:bCs/>
-                <w:i w:val="false"/>
-                <w:iCs w:val="false"/>
-                <w:sz w:val="21"/>
-                <w:szCs w:val="21"/>
-              </w:rPr>
-              <w:t xml:space="preserve">F-35A</w:t>
-            </w:r>
-          </w:p>
-        </w:tc>
-        <w:tc>
-          <w:tcPr>
-            <w:tcW w:type="dxa" w:w="1100"/>
-            <w:tcBorders>
-              <w:top w:val="single" w:color="A6C3DC" w:sz="4"/>
-              <w:left w:val="single" w:color="A6C3DC" w:sz="4"/>
-              <w:bottom w:val="single" w:color="A6C3DC" w:sz="4"/>
-              <w:right w:val="single" w:color="A6C3DC" w:sz="4"/>
-            </w:tcBorders>
-            <w:tcMar>
-              <w:top w:type="dxa" w:w="90"/>
-              <w:left w:type="dxa" w:w="140"/>
-              <w:bottom w:type="dxa" w:w="90"/>
-              <w:right w:type="dxa" w:w="140"/>
-            </w:tcMar>
-            <w:vAlign w:val="top"/>
-          </w:tcPr>
-          <w:p>
-            <w:pPr>
-              <w:spacing w:after="40" w:before="0"/>
-              <w:jc w:val="center"/>
-            </w:pPr>
-            <w:r>
-              <w:rPr>
-                <w:rFonts w:ascii="Arial" w:cs="Arial" w:eastAsia="Arial" w:hAnsi="Arial"/>
-                <w:b w:val="false"/>
-                <w:bCs w:val="false"/>
-                <w:i w:val="false"/>
-                <w:iCs w:val="false"/>
-                <w:sz w:val="20"/>
-                <w:szCs w:val="20"/>
-              </w:rPr>
-              <w:t xml:space="preserve">3</w:t>
-            </w:r>
-          </w:p>
-        </w:tc>
-        <w:tc>
-          <w:tcPr>
-            <w:tcW w:type="dxa" w:w="1400"/>
-            <w:tcBorders>
-              <w:top w:val="single" w:color="A6C3DC" w:sz="4"/>
-              <w:left w:val="single" w:color="A6C3DC" w:sz="4"/>
-              <w:bottom w:val="single" w:color="A6C3DC" w:sz="4"/>
-              <w:right w:val="single" w:color="A6C3DC" w:sz="4"/>
-            </w:tcBorders>
-            <w:tcMar>
-              <w:top w:type="dxa" w:w="90"/>
-              <w:left w:type="dxa" w:w="140"/>
-              <w:bottom w:type="dxa" w:w="90"/>
-              <w:right w:type="dxa" w:w="140"/>
-            </w:tcMar>
-            <w:vAlign w:val="top"/>
-          </w:tcPr>
-          <w:p>
-            <w:pPr>
-              <w:spacing w:after="40" w:before="0"/>
-              <w:jc w:val="center"/>
-            </w:pPr>
-            <w:r>
-              <w:rPr>
-                <w:rFonts w:ascii="Arial" w:cs="Arial" w:eastAsia="Arial" w:hAnsi="Arial"/>
-                <w:b w:val="false"/>
-                <w:bCs w:val="false"/>
-                <w:i w:val="false"/>
-                <w:iCs w:val="false"/>
-                <w:sz w:val="20"/>
-                <w:szCs w:val="20"/>
-              </w:rPr>
-              <w:t xml:space="preserve"/>
-            </w:r>
-          </w:p>
-        </w:tc>
-        <w:tc>
-          <w:tcPr>
-            <w:tcW w:type="dxa" w:w="1400"/>
-            <w:tcBorders>
-              <w:top w:val="single" w:color="A6C3DC" w:sz="4"/>
-              <w:left w:val="single" w:color="A6C3DC" w:sz="4"/>
-              <w:bottom w:val="single" w:color="A6C3DC" w:sz="4"/>
-              <w:right w:val="single" w:color="A6C3DC" w:sz="4"/>
-            </w:tcBorders>
-            <w:tcMar>
-              <w:top w:type="dxa" w:w="90"/>
-              <w:left w:type="dxa" w:w="140"/>
-              <w:bottom w:type="dxa" w:w="90"/>
-              <w:right w:type="dxa" w:w="140"/>
-            </w:tcMar>
-            <w:vAlign w:val="top"/>
-          </w:tcPr>
-          <w:p>
-            <w:pPr>
-              <w:spacing w:after="40" w:before="0"/>
-              <w:jc w:val="center"/>
-            </w:pPr>
-            <w:r>
-              <w:rPr>
-                <w:rFonts w:ascii="Arial" w:cs="Arial" w:eastAsia="Arial" w:hAnsi="Arial"/>
-                <w:b w:val="false"/>
-                <w:bCs w:val="false"/>
-                <w:i w:val="false"/>
-                <w:iCs w:val="false"/>
-                <w:sz w:val="20"/>
-                <w:szCs w:val="20"/>
-              </w:rPr>
-              <w:t xml:space="preserve"/>
-            </w:r>
-          </w:p>
-        </w:tc>
-        <w:tc>
-          <w:tcPr>
-            <w:tcW w:type="dxa" w:w="1400"/>
-            <w:tcBorders>
-              <w:top w:val="single" w:color="A6C3DC" w:sz="4"/>
-              <w:left w:val="single" w:color="A6C3DC" w:sz="4"/>
-              <w:bottom w:val="single" w:color="A6C3DC" w:sz="4"/>
-              <w:right w:val="single" w:color="A6C3DC" w:sz="4"/>
-            </w:tcBorders>
-            <w:tcMar>
-              <w:top w:type="dxa" w:w="90"/>
-              <w:left w:type="dxa" w:w="140"/>
-              <w:bottom w:type="dxa" w:w="90"/>
-              <w:right w:type="dxa" w:w="140"/>
-            </w:tcMar>
-            <w:vAlign w:val="top"/>
-          </w:tcPr>
-          <w:p>
-            <w:pPr>
-              <w:spacing w:after="40" w:before="0"/>
-              <w:jc w:val="center"/>
-            </w:pPr>
-            <w:r>
-              <w:rPr>
-                <w:rFonts w:ascii="Arial" w:cs="Arial" w:eastAsia="Arial" w:hAnsi="Arial"/>
-                <w:b w:val="false"/>
-                <w:bCs w:val="false"/>
-                <w:i w:val="false"/>
-                <w:iCs w:val="false"/>
-                <w:sz w:val="20"/>
-                <w:szCs w:val="20"/>
-              </w:rPr>
-              <w:t xml:space="preserve"/>
-            </w:r>
-          </w:p>
-        </w:tc>
-        <w:tc>
-          <w:tcPr>
-            <w:tcW w:type="dxa" w:w="2100"/>
-            <w:tcBorders>
-              <w:top w:val="single" w:color="A6C3DC" w:sz="4"/>
-              <w:left w:val="single" w:color="A6C3DC" w:sz="4"/>
-              <w:bottom w:val="single" w:color="A6C3DC" w:sz="4"/>
-              <w:right w:val="single" w:color="A6C3DC" w:sz="4"/>
-            </w:tcBorders>
-            <w:tcMar>
-              <w:top w:type="dxa" w:w="90"/>
-              <w:left w:type="dxa" w:w="140"/>
-              <w:bottom w:type="dxa" w:w="90"/>
-              <w:right w:type="dxa" w:w="140"/>
-            </w:tcMar>
-            <w:vAlign w:val="top"/>
-          </w:tcPr>
-          <w:p>
-            <w:pPr>
-              <w:spacing w:after="40" w:before="0"/>
-              <w:jc w:val="center"/>
-            </w:pPr>
-            <w:r>
-              <w:rPr>
-                <w:rFonts w:ascii="Arial" w:cs="Arial" w:eastAsia="Arial" w:hAnsi="Arial"/>
-                <w:b w:val="false"/>
-                <w:bCs w:val="false"/>
-                <w:i w:val="false"/>
-                <w:iCs w:val="false"/>
-                <w:sz w:val="20"/>
-                <w:szCs w:val="20"/>
-              </w:rPr>
-              <w:t xml:space="preserve"/>
-            </w:r>
-          </w:p>
-        </w:tc>
-      </w:tr>
-      <w:tr>
-        <w:tc>
-          <w:tcPr>
-            <w:tcW w:type="dxa" w:w="1960"/>
-            <w:tcBorders>
-              <w:top w:val="single" w:color="A6C3DC" w:sz="4"/>
-              <w:left w:val="single" w:color="A6C3DC" w:sz="4"/>
-              <w:bottom w:val="single" w:color="A6C3DC" w:sz="4"/>
-              <w:right w:val="single" w:color="A6C3DC" w:sz="4"/>
-            </w:tcBorders>
-            <w:shd w:fill="DEEAF1" w:color="auto" w:val="clear"/>
-            <w:tcMar>
-              <w:top w:type="dxa" w:w="90"/>
-              <w:left w:type="dxa" w:w="140"/>
-              <w:bottom w:type="dxa" w:w="90"/>
-              <w:right w:type="dxa" w:w="140"/>
-            </w:tcMar>
-            <w:vAlign w:val="top"/>
-          </w:tcPr>
-          <w:p>
-            <w:pPr>
-              <w:spacing w:after="40" w:before="0"/>
-              <w:jc w:val="center"/>
-            </w:pPr>
-            <w:r>
-              <w:rPr>
-                <w:rFonts w:ascii="Arial" w:cs="Arial" w:eastAsia="Arial" w:hAnsi="Arial"/>
-                <w:b/>
-                <w:bCs/>
-                <w:i w:val="false"/>
-                <w:iCs w:val="false"/>
-                <w:sz w:val="21"/>
-                <w:szCs w:val="21"/>
-              </w:rPr>
-              <w:t xml:space="preserve">F-15EX</w:t>
-            </w:r>
-          </w:p>
-        </w:tc>
-        <w:tc>
-          <w:tcPr>
-            <w:tcW w:type="dxa" w:w="1100"/>
-            <w:tcBorders>
-              <w:top w:val="single" w:color="A6C3DC" w:sz="4"/>
-              <w:left w:val="single" w:color="A6C3DC" w:sz="4"/>
-              <w:bottom w:val="single" w:color="A6C3DC" w:sz="4"/>
-              <w:right w:val="single" w:color="A6C3DC" w:sz="4"/>
-            </w:tcBorders>
-            <w:tcMar>
-              <w:top w:type="dxa" w:w="90"/>
-              <w:left w:type="dxa" w:w="140"/>
-              <w:bottom w:type="dxa" w:w="90"/>
-              <w:right w:type="dxa" w:w="140"/>
-            </w:tcMar>
-            <w:vAlign w:val="top"/>
-          </w:tcPr>
-          <w:p>
-            <w:pPr>
-              <w:spacing w:after="40" w:before="0"/>
-              <w:jc w:val="center"/>
-            </w:pPr>
-            <w:r>
-              <w:rPr>
-                <w:rFonts w:ascii="Arial" w:cs="Arial" w:eastAsia="Arial" w:hAnsi="Arial"/>
-                <w:b w:val="false"/>
-                <w:bCs w:val="false"/>
-                <w:i w:val="false"/>
-                <w:iCs w:val="false"/>
-                <w:sz w:val="20"/>
-                <w:szCs w:val="20"/>
-              </w:rPr>
-              <w:t xml:space="preserve">4</w:t>
-            </w:r>
-          </w:p>
-        </w:tc>
-        <w:tc>
-          <w:tcPr>
-            <w:tcW w:type="dxa" w:w="1400"/>
-            <w:tcBorders>
-              <w:top w:val="single" w:color="A6C3DC" w:sz="4"/>
-              <w:left w:val="single" w:color="A6C3DC" w:sz="4"/>
-              <w:bottom w:val="single" w:color="A6C3DC" w:sz="4"/>
-              <w:right w:val="single" w:color="A6C3DC" w:sz="4"/>
-            </w:tcBorders>
-            <w:tcMar>
-              <w:top w:type="dxa" w:w="90"/>
-              <w:left w:type="dxa" w:w="140"/>
-              <w:bottom w:type="dxa" w:w="90"/>
-              <w:right w:type="dxa" w:w="140"/>
-            </w:tcMar>
-            <w:vAlign w:val="top"/>
-          </w:tcPr>
-          <w:p>
-            <w:pPr>
-              <w:spacing w:after="40" w:before="0"/>
-              <w:jc w:val="center"/>
-            </w:pPr>
-            <w:r>
-              <w:rPr>
-                <w:rFonts w:ascii="Arial" w:cs="Arial" w:eastAsia="Arial" w:hAnsi="Arial"/>
-                <w:b w:val="false"/>
-                <w:bCs w:val="false"/>
-                <w:i w:val="false"/>
-                <w:iCs w:val="false"/>
-                <w:sz w:val="20"/>
-                <w:szCs w:val="20"/>
-              </w:rPr>
-              <w:t xml:space="preserve"/>
-            </w:r>
-          </w:p>
-        </w:tc>
-        <w:tc>
-          <w:tcPr>
-            <w:tcW w:type="dxa" w:w="1400"/>
-            <w:tcBorders>
-              <w:top w:val="single" w:color="A6C3DC" w:sz="4"/>
-              <w:left w:val="single" w:color="A6C3DC" w:sz="4"/>
-              <w:bottom w:val="single" w:color="A6C3DC" w:sz="4"/>
-              <w:right w:val="single" w:color="A6C3DC" w:sz="4"/>
-            </w:tcBorders>
-            <w:tcMar>
-              <w:top w:type="dxa" w:w="90"/>
-              <w:left w:type="dxa" w:w="140"/>
-              <w:bottom w:type="dxa" w:w="90"/>
-              <w:right w:type="dxa" w:w="140"/>
-            </w:tcMar>
-            <w:vAlign w:val="top"/>
-          </w:tcPr>
-          <w:p>
-            <w:pPr>
-              <w:spacing w:after="40" w:before="0"/>
-              <w:jc w:val="center"/>
-            </w:pPr>
-            <w:r>
-              <w:rPr>
-                <w:rFonts w:ascii="Arial" w:cs="Arial" w:eastAsia="Arial" w:hAnsi="Arial"/>
-                <w:b w:val="false"/>
-                <w:bCs w:val="false"/>
-                <w:i w:val="false"/>
-                <w:iCs w:val="false"/>
-                <w:sz w:val="20"/>
-                <w:szCs w:val="20"/>
-              </w:rPr>
-              <w:t xml:space="preserve"/>
-            </w:r>
-          </w:p>
-        </w:tc>
-        <w:tc>
-          <w:tcPr>
-            <w:tcW w:type="dxa" w:w="1400"/>
-            <w:tcBorders>
-              <w:top w:val="single" w:color="A6C3DC" w:sz="4"/>
-              <w:left w:val="single" w:color="A6C3DC" w:sz="4"/>
-              <w:bottom w:val="single" w:color="A6C3DC" w:sz="4"/>
-              <w:right w:val="single" w:color="A6C3DC" w:sz="4"/>
-            </w:tcBorders>
-            <w:tcMar>
-              <w:top w:type="dxa" w:w="90"/>
-              <w:left w:type="dxa" w:w="140"/>
-              <w:bottom w:type="dxa" w:w="90"/>
-              <w:right w:type="dxa" w:w="140"/>
-            </w:tcMar>
-            <w:vAlign w:val="top"/>
-          </w:tcPr>
-          <w:p>
-            <w:pPr>
-              <w:spacing w:after="40" w:before="0"/>
-              <w:jc w:val="center"/>
-            </w:pPr>
-            <w:r>
-              <w:rPr>
-                <w:rFonts w:ascii="Arial" w:cs="Arial" w:eastAsia="Arial" w:hAnsi="Arial"/>
-                <w:b w:val="false"/>
-                <w:bCs w:val="false"/>
-                <w:i w:val="false"/>
-                <w:iCs w:val="false"/>
-                <w:sz w:val="20"/>
-                <w:szCs w:val="20"/>
-              </w:rPr>
-              <w:t xml:space="preserve"/>
-            </w:r>
-          </w:p>
-        </w:tc>
-        <w:tc>
-          <w:tcPr>
-            <w:tcW w:type="dxa" w:w="2100"/>
-            <w:tcBorders>
-              <w:top w:val="single" w:color="A6C3DC" w:sz="4"/>
-              <w:left w:val="single" w:color="A6C3DC" w:sz="4"/>
-              <w:bottom w:val="single" w:color="A6C3DC" w:sz="4"/>
-              <w:right w:val="single" w:color="A6C3DC" w:sz="4"/>
-            </w:tcBorders>
-            <w:tcMar>
-              <w:top w:type="dxa" w:w="90"/>
-              <w:left w:type="dxa" w:w="140"/>
-              <w:bottom w:type="dxa" w:w="90"/>
-              <w:right w:type="dxa" w:w="140"/>
-            </w:tcMar>
-            <w:vAlign w:val="top"/>
-          </w:tcPr>
-          <w:p>
-            <w:pPr>
-              <w:spacing w:after="40" w:before="0"/>
-              <w:jc w:val="center"/>
-            </w:pPr>
-            <w:r>
-              <w:rPr>
-                <w:rFonts w:ascii="Arial" w:cs="Arial" w:eastAsia="Arial" w:hAnsi="Arial"/>
-                <w:b w:val="false"/>
-                <w:bCs w:val="false"/>
-                <w:i w:val="false"/>
-                <w:iCs w:val="false"/>
-                <w:sz w:val="20"/>
-                <w:szCs w:val="20"/>
-              </w:rPr>
-              <w:t xml:space="preserve"/>
-            </w:r>
-          </w:p>
-        </w:tc>
-      </w:tr>
-      <w:tr>
-        <w:tc>
-          <w:tcPr>
-            <w:tcW w:type="dxa" w:w="1960"/>
-            <w:tcBorders>
-              <w:top w:val="single" w:color="A6C3DC" w:sz="4"/>
-              <w:left w:val="single" w:color="A6C3DC" w:sz="4"/>
-              <w:bottom w:val="single" w:color="A6C3DC" w:sz="4"/>
-              <w:right w:val="single" w:color="A6C3DC" w:sz="4"/>
-            </w:tcBorders>
-            <w:shd w:fill="DEEAF1" w:color="auto" w:val="clear"/>
-            <w:tcMar>
-              <w:top w:type="dxa" w:w="90"/>
-              <w:left w:type="dxa" w:w="140"/>
-              <w:bottom w:type="dxa" w:w="90"/>
-              <w:right w:type="dxa" w:w="140"/>
-            </w:tcMar>
-            <w:vAlign w:val="top"/>
-          </w:tcPr>
-          <w:p>
-            <w:pPr>
-              <w:spacing w:after="40" w:before="0"/>
-              <w:jc w:val="center"/>
-            </w:pPr>
-            <w:r>
-              <w:rPr>
-                <w:rFonts w:ascii="Arial" w:cs="Arial" w:eastAsia="Arial" w:hAnsi="Arial"/>
-                <w:b/>
-                <w:bCs/>
-                <w:i w:val="false"/>
-                <w:iCs w:val="false"/>
-                <w:sz w:val="21"/>
-                <w:szCs w:val="21"/>
-              </w:rPr>
-              <w:t xml:space="preserve">F-16</w:t>
-            </w:r>
-          </w:p>
-        </w:tc>
-        <w:tc>
-          <w:tcPr>
-            <w:tcW w:type="dxa" w:w="1100"/>
-            <w:tcBorders>
-              <w:top w:val="single" w:color="A6C3DC" w:sz="4"/>
-              <w:left w:val="single" w:color="A6C3DC" w:sz="4"/>
-              <w:bottom w:val="single" w:color="A6C3DC" w:sz="4"/>
-              <w:right w:val="single" w:color="A6C3DC" w:sz="4"/>
-            </w:tcBorders>
-            <w:tcMar>
-              <w:top w:type="dxa" w:w="90"/>
-              <w:left w:type="dxa" w:w="140"/>
-              <w:bottom w:type="dxa" w:w="90"/>
-              <w:right w:type="dxa" w:w="140"/>
-            </w:tcMar>
-            <w:vAlign w:val="top"/>
-          </w:tcPr>
-          <w:p>
-            <w:pPr>
-              <w:spacing w:after="40" w:before="0"/>
-              <w:jc w:val="center"/>
-            </w:pPr>
-            <w:r>
-              <w:rPr>
-                <w:rFonts w:ascii="Arial" w:cs="Arial" w:eastAsia="Arial" w:hAnsi="Arial"/>
-                <w:b w:val="false"/>
-                <w:bCs w:val="false"/>
-                <w:i w:val="false"/>
-                <w:iCs w:val="false"/>
-                <w:sz w:val="20"/>
-                <w:szCs w:val="20"/>
-              </w:rPr>
-              <w:t xml:space="preserve">5</w:t>
-            </w:r>
-          </w:p>
-        </w:tc>
-        <w:tc>
-          <w:tcPr>
-            <w:tcW w:type="dxa" w:w="1400"/>
-            <w:tcBorders>
-              <w:top w:val="single" w:color="A6C3DC" w:sz="4"/>
-              <w:left w:val="single" w:color="A6C3DC" w:sz="4"/>
-              <w:bottom w:val="single" w:color="A6C3DC" w:sz="4"/>
-              <w:right w:val="single" w:color="A6C3DC" w:sz="4"/>
-            </w:tcBorders>
-            <w:tcMar>
-              <w:top w:type="dxa" w:w="90"/>
-              <w:left w:type="dxa" w:w="140"/>
-              <w:bottom w:type="dxa" w:w="90"/>
-              <w:right w:type="dxa" w:w="140"/>
-            </w:tcMar>
-            <w:vAlign w:val="top"/>
-          </w:tcPr>
-          <w:p>
-            <w:pPr>
-              <w:spacing w:after="40" w:before="0"/>
-              <w:jc w:val="center"/>
-            </w:pPr>
-            <w:r>
-              <w:rPr>
-                <w:rFonts w:ascii="Arial" w:cs="Arial" w:eastAsia="Arial" w:hAnsi="Arial"/>
-                <w:b w:val="false"/>
-                <w:bCs w:val="false"/>
-                <w:i w:val="false"/>
-                <w:iCs w:val="false"/>
-                <w:sz w:val="20"/>
-                <w:szCs w:val="20"/>
-              </w:rPr>
-              <w:t xml:space="preserve"/>
-            </w:r>
-          </w:p>
-        </w:tc>
-        <w:tc>
-          <w:tcPr>
-            <w:tcW w:type="dxa" w:w="1400"/>
-            <w:tcBorders>
-              <w:top w:val="single" w:color="A6C3DC" w:sz="4"/>
-              <w:left w:val="single" w:color="A6C3DC" w:sz="4"/>
-              <w:bottom w:val="single" w:color="A6C3DC" w:sz="4"/>
-              <w:right w:val="single" w:color="A6C3DC" w:sz="4"/>
-            </w:tcBorders>
-            <w:tcMar>
-              <w:top w:type="dxa" w:w="90"/>
-              <w:left w:type="dxa" w:w="140"/>
-              <w:bottom w:type="dxa" w:w="90"/>
-              <w:right w:type="dxa" w:w="140"/>
-            </w:tcMar>
-            <w:vAlign w:val="top"/>
-          </w:tcPr>
-          <w:p>
-            <w:pPr>
-              <w:spacing w:after="40" w:before="0"/>
-              <w:jc w:val="center"/>
-            </w:pPr>
-            <w:r>
-              <w:rPr>
-                <w:rFonts w:ascii="Arial" w:cs="Arial" w:eastAsia="Arial" w:hAnsi="Arial"/>
-                <w:b w:val="false"/>
-                <w:bCs w:val="false"/>
-                <w:i w:val="false"/>
-                <w:iCs w:val="false"/>
-                <w:sz w:val="20"/>
-                <w:szCs w:val="20"/>
-              </w:rPr>
-              <w:t xml:space="preserve"/>
-            </w:r>
-          </w:p>
-        </w:tc>
-        <w:tc>
-          <w:tcPr>
-            <w:tcW w:type="dxa" w:w="1400"/>
-            <w:tcBorders>
-              <w:top w:val="single" w:color="A6C3DC" w:sz="4"/>
-              <w:left w:val="single" w:color="A6C3DC" w:sz="4"/>
-              <w:bottom w:val="single" w:color="A6C3DC" w:sz="4"/>
-              <w:right w:val="single" w:color="A6C3DC" w:sz="4"/>
-            </w:tcBorders>
-            <w:tcMar>
-              <w:top w:type="dxa" w:w="90"/>
-              <w:left w:type="dxa" w:w="140"/>
-              <w:bottom w:type="dxa" w:w="90"/>
-              <w:right w:type="dxa" w:w="140"/>
-            </w:tcMar>
-            <w:vAlign w:val="top"/>
-          </w:tcPr>
-          <w:p>
-            <w:pPr>
-              <w:spacing w:after="40" w:before="0"/>
-              <w:jc w:val="center"/>
-            </w:pPr>
-            <w:r>
-              <w:rPr>
-                <w:rFonts w:ascii="Arial" w:cs="Arial" w:eastAsia="Arial" w:hAnsi="Arial"/>
-                <w:b w:val="false"/>
-                <w:bCs w:val="false"/>
-                <w:i w:val="false"/>
-                <w:iCs w:val="false"/>
-                <w:sz w:val="20"/>
-                <w:szCs w:val="20"/>
-              </w:rPr>
-              <w:t xml:space="preserve"/>
-            </w:r>
-          </w:p>
-        </w:tc>
-        <w:tc>
-          <w:tcPr>
-            <w:tcW w:type="dxa" w:w="2100"/>
-            <w:tcBorders>
-              <w:top w:val="single" w:color="A6C3DC" w:sz="4"/>
-              <w:left w:val="single" w:color="A6C3DC" w:sz="4"/>
-              <w:bottom w:val="single" w:color="A6C3DC" w:sz="4"/>
-              <w:right w:val="single" w:color="A6C3DC" w:sz="4"/>
-            </w:tcBorders>
-            <w:tcMar>
-              <w:top w:type="dxa" w:w="90"/>
-              <w:left w:type="dxa" w:w="140"/>
-              <w:bottom w:type="dxa" w:w="90"/>
-              <w:right w:type="dxa" w:w="140"/>
-            </w:tcMar>
-            <w:vAlign w:val="top"/>
-          </w:tcPr>
-          <w:p>
-            <w:pPr>
-              <w:spacing w:after="40" w:before="0"/>
-              <w:jc w:val="center"/>
-            </w:pPr>
-            <w:r>
-              <w:rPr>
-                <w:rFonts w:ascii="Arial" w:cs="Arial" w:eastAsia="Arial" w:hAnsi="Arial"/>
-                <w:b w:val="false"/>
-                <w:bCs w:val="false"/>
-                <w:i w:val="false"/>
-                <w:iCs w:val="false"/>
-                <w:sz w:val="20"/>
-                <w:szCs w:val="20"/>
-              </w:rPr>
-              <w:t xml:space="preserve"/>
-            </w:r>
-          </w:p>
-        </w:tc>
-      </w:tr>
-      <w:tr>
-        <w:tc>
-          <w:tcPr>
-            <w:tcW w:type="dxa" w:w="1960"/>
-            <w:tcBorders>
-              <w:top w:val="single" w:color="A6C3DC" w:sz="4"/>
-              <w:left w:val="single" w:color="A6C3DC" w:sz="4"/>
-              <w:bottom w:val="single" w:color="A6C3DC" w:sz="4"/>
-              <w:right w:val="single" w:color="A6C3DC" w:sz="4"/>
-            </w:tcBorders>
-            <w:shd w:fill="DEEAF1" w:color="auto" w:val="clear"/>
-            <w:tcMar>
-              <w:top w:type="dxa" w:w="90"/>
-              <w:left w:type="dxa" w:w="140"/>
-              <w:bottom w:type="dxa" w:w="90"/>
-              <w:right w:type="dxa" w:w="140"/>
-            </w:tcMar>
-            <w:vAlign w:val="top"/>
-          </w:tcPr>
-          <w:p>
-            <w:pPr>
-              <w:spacing w:after="40" w:before="0"/>
-              <w:jc w:val="center"/>
-            </w:pPr>
-            <w:r>
-              <w:rPr>
-                <w:rFonts w:ascii="Arial" w:cs="Arial" w:eastAsia="Arial" w:hAnsi="Arial"/>
-                <w:b/>
-                <w:bCs/>
-                <w:i w:val="false"/>
-                <w:iCs w:val="false"/>
-                <w:sz w:val="21"/>
-                <w:szCs w:val="21"/>
-              </w:rPr>
-              <w:t xml:space="preserve">Total</w:t>
-            </w:r>
-          </w:p>
-        </w:tc>
-        <w:tc>
-          <w:tcPr>
-            <w:tcW w:type="dxa" w:w="1100"/>
-            <w:tcBorders>
-              <w:top w:val="single" w:color="A6C3DC" w:sz="4"/>
-              <w:left w:val="single" w:color="A6C3DC" w:sz="4"/>
-              <w:bottom w:val="single" w:color="A6C3DC" w:sz="4"/>
-              <w:right w:val="single" w:color="A6C3DC" w:sz="4"/>
-            </w:tcBorders>
-            <w:tcMar>
-              <w:top w:type="dxa" w:w="90"/>
-              <w:left w:type="dxa" w:w="140"/>
-              <w:bottom w:type="dxa" w:w="90"/>
-              <w:right w:type="dxa" w:w="140"/>
-            </w:tcMar>
-            <w:vAlign w:val="top"/>
-          </w:tcPr>
-          <w:p>
-            <w:pPr>
-              <w:spacing w:after="40" w:before="0"/>
-              <w:jc w:val="center"/>
-            </w:pPr>
-            <w:r>
-              <w:rPr>
-                <w:rFonts w:ascii="Arial" w:cs="Arial" w:eastAsia="Arial" w:hAnsi="Arial"/>
-                <w:b w:val="false"/>
-                <w:bCs w:val="false"/>
-                <w:i w:val="false"/>
-                <w:iCs w:val="false"/>
-                <w:sz w:val="20"/>
-                <w:szCs w:val="20"/>
-              </w:rPr>
-              <w:t xml:space="preserve">14</w:t>
-            </w:r>
-          </w:p>
-        </w:tc>
-        <w:tc>
-          <w:tcPr>
-            <w:tcW w:type="dxa" w:w="1400"/>
-            <w:tcBorders>
-              <w:top w:val="single" w:color="A6C3DC" w:sz="4"/>
-              <w:left w:val="single" w:color="A6C3DC" w:sz="4"/>
-              <w:bottom w:val="single" w:color="A6C3DC" w:sz="4"/>
-              <w:right w:val="single" w:color="A6C3DC" w:sz="4"/>
-            </w:tcBorders>
-            <w:tcMar>
-              <w:top w:type="dxa" w:w="90"/>
-              <w:left w:type="dxa" w:w="140"/>
-              <w:bottom w:type="dxa" w:w="90"/>
-              <w:right w:type="dxa" w:w="140"/>
-            </w:tcMar>
-            <w:vAlign w:val="top"/>
-          </w:tcPr>
-          <w:p>
-            <w:pPr>
-              <w:spacing w:after="40" w:before="0"/>
-              <w:jc w:val="center"/>
-            </w:pPr>
-            <w:r>
-              <w:rPr>
-                <w:rFonts w:ascii="Arial" w:cs="Arial" w:eastAsia="Arial" w:hAnsi="Arial"/>
-                <w:b w:val="false"/>
-                <w:bCs w:val="false"/>
-                <w:i w:val="false"/>
-                <w:iCs w:val="false"/>
-                <w:sz w:val="20"/>
-                <w:szCs w:val="20"/>
-              </w:rPr>
-              <w:t xml:space="preserve"/>
-            </w:r>
-          </w:p>
-        </w:tc>
-        <w:tc>
-          <w:tcPr>
-            <w:tcW w:type="dxa" w:w="1400"/>
-            <w:tcBorders>
-              <w:top w:val="single" w:color="A6C3DC" w:sz="4"/>
-              <w:left w:val="single" w:color="A6C3DC" w:sz="4"/>
-              <w:bottom w:val="single" w:color="A6C3DC" w:sz="4"/>
-              <w:right w:val="single" w:color="A6C3DC" w:sz="4"/>
-            </w:tcBorders>
-            <w:tcMar>
-              <w:top w:type="dxa" w:w="90"/>
-              <w:left w:type="dxa" w:w="140"/>
-              <w:bottom w:type="dxa" w:w="90"/>
-              <w:right w:type="dxa" w:w="140"/>
-            </w:tcMar>
-            <w:vAlign w:val="top"/>
-          </w:tcPr>
-          <w:p>
-            <w:pPr>
-              <w:spacing w:after="40" w:before="0"/>
-              <w:jc w:val="center"/>
-            </w:pPr>
-            <w:r>
-              <w:rPr>
-                <w:rFonts w:ascii="Arial" w:cs="Arial" w:eastAsia="Arial" w:hAnsi="Arial"/>
-                <w:b w:val="false"/>
-                <w:bCs w:val="false"/>
-                <w:i w:val="false"/>
-                <w:iCs w:val="false"/>
-                <w:sz w:val="20"/>
-                <w:szCs w:val="20"/>
-              </w:rPr>
-              <w:t xml:space="preserve"/>
-            </w:r>
-          </w:p>
-        </w:tc>
-        <w:tc>
-          <w:tcPr>
-            <w:tcW w:type="dxa" w:w="1400"/>
-            <w:tcBorders>
-              <w:top w:val="single" w:color="A6C3DC" w:sz="4"/>
-              <w:left w:val="single" w:color="A6C3DC" w:sz="4"/>
-              <w:bottom w:val="single" w:color="A6C3DC" w:sz="4"/>
-              <w:right w:val="single" w:color="A6C3DC" w:sz="4"/>
-            </w:tcBorders>
-            <w:tcMar>
-              <w:top w:type="dxa" w:w="90"/>
-              <w:left w:type="dxa" w:w="140"/>
-              <w:bottom w:type="dxa" w:w="90"/>
-              <w:right w:type="dxa" w:w="140"/>
-            </w:tcMar>
-            <w:vAlign w:val="top"/>
-          </w:tcPr>
-          <w:p>
-            <w:pPr>
-              <w:spacing w:after="40" w:before="0"/>
-              <w:jc w:val="center"/>
-            </w:pPr>
-            <w:r>
-              <w:rPr>
-                <w:rFonts w:ascii="Arial" w:cs="Arial" w:eastAsia="Arial" w:hAnsi="Arial"/>
-                <w:b w:val="false"/>
-                <w:bCs w:val="false"/>
-                <w:i w:val="false"/>
-                <w:iCs w:val="false"/>
-                <w:sz w:val="20"/>
-                <w:szCs w:val="20"/>
-              </w:rPr>
-              <w:t xml:space="preserve"/>
-            </w:r>
-          </w:p>
-        </w:tc>
-        <w:tc>
-          <w:tcPr>
-            <w:tcW w:type="dxa" w:w="2100"/>
-            <w:tcBorders>
-              <w:top w:val="single" w:color="A6C3DC" w:sz="4"/>
-              <w:left w:val="single" w:color="A6C3DC" w:sz="4"/>
-              <w:bottom w:val="single" w:color="A6C3DC" w:sz="4"/>
-              <w:right w:val="single" w:color="A6C3DC" w:sz="4"/>
-            </w:tcBorders>
-            <w:tcMar>
-              <w:top w:type="dxa" w:w="90"/>
-              <w:left w:type="dxa" w:w="140"/>
-              <w:bottom w:type="dxa" w:w="90"/>
-              <w:right w:type="dxa" w:w="140"/>
-            </w:tcMar>
-            <w:vAlign w:val="top"/>
-          </w:tcPr>
-          <w:p>
-            <w:pPr>
-              <w:spacing w:after="40" w:before="0"/>
-              <w:jc w:val="center"/>
-            </w:pPr>
-            <w:r>
-              <w:rPr>
-                <w:rFonts w:ascii="Arial" w:cs="Arial" w:eastAsia="Arial" w:hAnsi="Arial"/>
-                <w:b w:val="false"/>
-                <w:bCs w:val="false"/>
-                <w:i w:val="false"/>
-                <w:iCs w:val="false"/>
-                <w:sz w:val="20"/>
-                <w:szCs w:val="20"/>
-              </w:rPr>
-              <w:t xml:space="preserve"/>
-            </w:r>
-          </w:p>
-        </w:tc>
-      </w:tr>
-    </w:tbl>
-    <w:p>
-      <w:pPr>
-        <w:spacing w:after="100" w:before="240"/>
-      </w:pPr>
-      <w:r>
-        <w:rPr>
-          <w:rFonts w:ascii="Arial" w:cs="Arial" w:eastAsia="Arial" w:hAnsi="Arial"/>
-          <w:b/>
-          <w:bCs/>
-          <w:color w:val="1F3864"/>
-          <w:sz w:val="26"/>
-          <w:szCs w:val="26"/>
-        </w:rPr>
-        <w:t xml:space="preserve">Phase Sheet (one per phase, filled by the Wing CC)</w:t>
-      </w:r>
-    </w:p>
-    <w:p>
-      <w:pPr>
-        <w:spacing w:after="120" w:before="0"/>
-      </w:pPr>
-      <w:r>
-        <w:rPr>
-          <w:rFonts w:ascii="Arial" w:cs="Arial" w:eastAsia="Arial" w:hAnsi="Arial"/>
-          <w:sz w:val="22"/>
-          <w:szCs w:val="22"/>
-        </w:rPr>
-        <w:t xml:space="preserve">Points split:  Ops ____  /  Maintenance ____   (total 14)        Shift posture: ________</w:t>
-      </w:r>
-    </w:p>
-    <w:tbl>
-      <w:tblPr>
-        <w:tblW w:type="dxa" w:w="9360"/>
-        <w:tblBorders>
-          <w:top w:val="single" w:color="auto" w:sz="4"/>
-          <w:left w:val="single" w:color="auto" w:sz="4"/>
-          <w:bottom w:val="single" w:color="auto" w:sz="4"/>
-          <w:right w:val="single" w:color="auto" w:sz="4"/>
-          <w:insideH w:val="single" w:color="auto" w:sz="4"/>
-          <w:insideV w:val="single" w:color="auto" w:sz="4"/>
-        </w:tblBorders>
-      </w:tblPr>
-      <w:tblGrid>
-        <w:gridCol w:w="3100"/>
-        <w:gridCol w:w="900"/>
-        <w:gridCol w:w="2000"/>
-        <w:gridCol w:w="1260"/>
-        <w:gridCol w:w="2100"/>
-      </w:tblGrid>
-      <w:tr>
-        <w:trPr>
-          <w:tblHeader/>
-        </w:trPr>
-        <w:tc>
-          <w:tcPr>
-            <w:tcW w:type="dxa" w:w="3100"/>
-            <w:tcBorders>
-              <w:top w:val="single" w:color="A6C3DC" w:sz="4"/>
-              <w:left w:val="single" w:color="A6C3DC" w:sz="4"/>
-              <w:bottom w:val="single" w:color="A6C3DC" w:sz="4"/>
-              <w:right w:val="single" w:color="A6C3DC" w:sz="4"/>
-            </w:tcBorders>
-            <w:shd w:fill="2E75B6" w:color="auto" w:val="clear"/>
-            <w:tcMar>
-              <w:top w:type="dxa" w:w="90"/>
-              <w:left w:type="dxa" w:w="140"/>
-              <w:bottom w:type="dxa" w:w="90"/>
-              <w:right w:type="dxa" w:w="140"/>
-            </w:tcMar>
-            <w:vAlign w:val="top"/>
-          </w:tcPr>
-          <w:p>
-            <w:pPr>
-              <w:spacing w:after="40" w:before="0"/>
-              <w:jc w:val="center"/>
-            </w:pPr>
-            <w:r>
-              <w:rPr>
-                <w:rFonts w:ascii="Arial" w:cs="Arial" w:eastAsia="Arial" w:hAnsi="Arial"/>
-                <w:b/>
-                <w:bCs/>
-                <w:color w:val="FFFFFF"/>
-                <w:sz w:val="20"/>
-                <w:szCs w:val="20"/>
-              </w:rPr>
-              <w:t xml:space="preserve">Tasker</w:t>
-            </w:r>
-          </w:p>
-        </w:tc>
-        <w:tc>
-          <w:tcPr>
-            <w:tcW w:type="dxa" w:w="900"/>
-            <w:tcBorders>
-              <w:top w:val="single" w:color="A6C3DC" w:sz="4"/>
-              <w:left w:val="single" w:color="A6C3DC" w:sz="4"/>
-              <w:bottom w:val="single" w:color="A6C3DC" w:sz="4"/>
-              <w:right w:val="single" w:color="A6C3DC" w:sz="4"/>
-            </w:tcBorders>
-            <w:shd w:fill="2E75B6" w:color="auto" w:val="clear"/>
-            <w:tcMar>
-              <w:top w:type="dxa" w:w="90"/>
-              <w:left w:type="dxa" w:w="140"/>
-              <w:bottom w:type="dxa" w:w="90"/>
-              <w:right w:type="dxa" w:w="140"/>
-            </w:tcMar>
-            <w:vAlign w:val="top"/>
-          </w:tcPr>
-          <w:p>
-            <w:pPr>
-              <w:spacing w:after="40" w:before="0"/>
-              <w:jc w:val="center"/>
-            </w:pPr>
-            <w:r>
-              <w:rPr>
-                <w:rFonts w:ascii="Arial" w:cs="Arial" w:eastAsia="Arial" w:hAnsi="Arial"/>
-                <w:b/>
-                <w:bCs/>
-                <w:color w:val="FFFFFF"/>
-                <w:sz w:val="20"/>
-                <w:szCs w:val="20"/>
-              </w:rPr>
-              <w:t xml:space="preserve">Rank</w:t>
-            </w:r>
-          </w:p>
-        </w:tc>
-        <w:tc>
-          <w:tcPr>
-            <w:tcW w:type="dxa" w:w="2000"/>
-            <w:tcBorders>
-              <w:top w:val="single" w:color="A6C3DC" w:sz="4"/>
-              <w:left w:val="single" w:color="A6C3DC" w:sz="4"/>
-              <w:bottom w:val="single" w:color="A6C3DC" w:sz="4"/>
-              <w:right w:val="single" w:color="A6C3DC" w:sz="4"/>
-            </w:tcBorders>
-            <w:shd w:fill="2E75B6" w:color="auto" w:val="clear"/>
-            <w:tcMar>
-              <w:top w:type="dxa" w:w="90"/>
-              <w:left w:type="dxa" w:w="140"/>
-              <w:bottom w:type="dxa" w:w="90"/>
-              <w:right w:type="dxa" w:w="140"/>
-            </w:tcMar>
-            <w:vAlign w:val="top"/>
-          </w:tcPr>
-          <w:p>
-            <w:pPr>
-              <w:spacing w:after="40" w:before="0"/>
-              <w:jc w:val="center"/>
-            </w:pPr>
-            <w:r>
-              <w:rPr>
-                <w:rFonts w:ascii="Arial" w:cs="Arial" w:eastAsia="Arial" w:hAnsi="Arial"/>
-                <w:b/>
-                <w:bCs/>
-                <w:color w:val="FFFFFF"/>
-                <w:sz w:val="20"/>
-                <w:szCs w:val="20"/>
-              </w:rPr>
-              <w:t xml:space="preserve">Jets assigned</w:t>
-            </w:r>
-          </w:p>
-        </w:tc>
-        <w:tc>
-          <w:tcPr>
-            <w:tcW w:type="dxa" w:w="1260"/>
-            <w:tcBorders>
-              <w:top w:val="single" w:color="A6C3DC" w:sz="4"/>
-              <w:left w:val="single" w:color="A6C3DC" w:sz="4"/>
-              <w:bottom w:val="single" w:color="A6C3DC" w:sz="4"/>
-              <w:right w:val="single" w:color="A6C3DC" w:sz="4"/>
-            </w:tcBorders>
-            <w:shd w:fill="2E75B6" w:color="auto" w:val="clear"/>
-            <w:tcMar>
-              <w:top w:type="dxa" w:w="90"/>
-              <w:left w:type="dxa" w:w="140"/>
-              <w:bottom w:type="dxa" w:w="90"/>
-              <w:right w:type="dxa" w:w="140"/>
-            </w:tcMar>
-            <w:vAlign w:val="top"/>
-          </w:tcPr>
-          <w:p>
-            <w:pPr>
-              <w:spacing w:after="40" w:before="0"/>
-              <w:jc w:val="center"/>
-            </w:pPr>
-            <w:r>
-              <w:rPr>
-                <w:rFonts w:ascii="Arial" w:cs="Arial" w:eastAsia="Arial" w:hAnsi="Arial"/>
-                <w:b/>
-                <w:bCs/>
-                <w:color w:val="FFFFFF"/>
-                <w:sz w:val="20"/>
-                <w:szCs w:val="20"/>
-              </w:rPr>
-              <w:t xml:space="preserve">Weapons briefed</w:t>
-            </w:r>
-          </w:p>
-        </w:tc>
-        <w:tc>
-          <w:tcPr>
-            <w:tcW w:type="dxa" w:w="2100"/>
-            <w:tcBorders>
-              <w:top w:val="single" w:color="A6C3DC" w:sz="4"/>
-              <w:left w:val="single" w:color="A6C3DC" w:sz="4"/>
-              <w:bottom w:val="single" w:color="A6C3DC" w:sz="4"/>
-              <w:right w:val="single" w:color="A6C3DC" w:sz="4"/>
-            </w:tcBorders>
-            <w:shd w:fill="2E75B6" w:color="auto" w:val="clear"/>
-            <w:tcMar>
-              <w:top w:type="dxa" w:w="90"/>
-              <w:left w:type="dxa" w:w="140"/>
-              <w:bottom w:type="dxa" w:w="90"/>
-              <w:right w:type="dxa" w:w="140"/>
-            </w:tcMar>
-            <w:vAlign w:val="top"/>
-          </w:tcPr>
-          <w:p>
-            <w:pPr>
-              <w:spacing w:after="40" w:before="0"/>
-              <w:jc w:val="center"/>
-            </w:pPr>
-            <w:r>
-              <w:rPr>
-                <w:rFonts w:ascii="Arial" w:cs="Arial" w:eastAsia="Arial" w:hAnsi="Arial"/>
-                <w:b/>
-                <w:bCs/>
-                <w:color w:val="FFFFFF"/>
-                <w:sz w:val="20"/>
-                <w:szCs w:val="20"/>
-              </w:rPr>
-              <w:t xml:space="preserve">Why</w:t>
-            </w:r>
-          </w:p>
-        </w:tc>
-      </w:tr>
-      <w:tr>
-        <w:tc>
-          <w:tcPr>
-            <w:tcW w:type="dxa" w:w="3100"/>
-            <w:tcBorders>
-              <w:top w:val="single" w:color="A6C3DC" w:sz="4"/>
-              <w:left w:val="single" w:color="A6C3DC" w:sz="4"/>
-              <w:bottom w:val="single" w:color="A6C3DC" w:sz="4"/>
-              <w:right w:val="single" w:color="A6C3DC" w:sz="4"/>
-            </w:tcBorders>
-            <w:shd w:fill="DEEAF1" w:color="auto" w:val="clear"/>
-            <w:tcMar>
-              <w:top w:type="dxa" w:w="90"/>
-              <w:left w:type="dxa" w:w="140"/>
-              <w:bottom w:type="dxa" w:w="90"/>
-              <w:right w:type="dxa" w:w="140"/>
-            </w:tcMar>
-            <w:vAlign w:val="top"/>
-          </w:tcPr>
-          <w:p>
-            <w:pPr>
-              <w:spacing w:after="40" w:before="0"/>
-            </w:pPr>
-            <w:r>
-              <w:rPr>
-                <w:rFonts w:ascii="Arial" w:cs="Arial" w:eastAsia="Arial" w:hAnsi="Arial"/>
-                <w:i w:val="false"/>
-                <w:iCs w:val="false"/>
-                <w:sz w:val="20"/>
-                <w:szCs w:val="20"/>
-              </w:rPr>
-              <w:t xml:space="preserve">1.</w:t>
-            </w:r>
-          </w:p>
-        </w:tc>
-        <w:tc>
-          <w:tcPr>
-            <w:tcW w:type="dxa" w:w="900"/>
-            <w:tcBorders>
-              <w:top w:val="single" w:color="A6C3DC" w:sz="4"/>
-              <w:left w:val="single" w:color="A6C3DC" w:sz="4"/>
-              <w:bottom w:val="single" w:color="A6C3DC" w:sz="4"/>
-              <w:right w:val="single" w:color="A6C3DC" w:sz="4"/>
-            </w:tcBorders>
-            <w:tcMar>
-              <w:top w:type="dxa" w:w="90"/>
-              <w:left w:type="dxa" w:w="140"/>
-              <w:bottom w:type="dxa" w:w="90"/>
-              <w:right w:type="dxa" w:w="140"/>
-            </w:tcMar>
-            <w:vAlign w:val="top"/>
-          </w:tcPr>
-          <w:p>
-            <w:pPr>
-              <w:spacing w:after="40" w:before="0"/>
-            </w:pPr>
-            <w:r>
-              <w:rPr>
-                <w:rFonts w:ascii="Arial" w:cs="Arial" w:eastAsia="Arial" w:hAnsi="Arial"/>
-                <w:b w:val="false"/>
-                <w:bCs w:val="false"/>
-                <w:i w:val="false"/>
-                <w:iCs w:val="false"/>
-                <w:sz w:val="20"/>
-                <w:szCs w:val="20"/>
-              </w:rPr>
-              <w:t xml:space="preserve"/>
-            </w:r>
-          </w:p>
-        </w:tc>
-        <w:tc>
-          <w:tcPr>
-            <w:tcW w:type="dxa" w:w="2000"/>
-            <w:tcBorders>
-              <w:top w:val="single" w:color="A6C3DC" w:sz="4"/>
-              <w:left w:val="single" w:color="A6C3DC" w:sz="4"/>
-              <w:bottom w:val="single" w:color="A6C3DC" w:sz="4"/>
-              <w:right w:val="single" w:color="A6C3DC" w:sz="4"/>
-            </w:tcBorders>
-            <w:tcMar>
-              <w:top w:type="dxa" w:w="90"/>
-              <w:left w:type="dxa" w:w="140"/>
-              <w:bottom w:type="dxa" w:w="90"/>
-              <w:right w:type="dxa" w:w="140"/>
-            </w:tcMar>
-            <w:vAlign w:val="top"/>
-          </w:tcPr>
-          <w:p>
-            <w:pPr>
-              <w:spacing w:after="40" w:before="0"/>
-            </w:pPr>
-            <w:r>
-              <w:rPr>
-                <w:rFonts w:ascii="Arial" w:cs="Arial" w:eastAsia="Arial" w:hAnsi="Arial"/>
-                <w:b w:val="false"/>
-                <w:bCs w:val="false"/>
-                <w:i w:val="false"/>
-                <w:iCs w:val="false"/>
-                <w:sz w:val="20"/>
-                <w:szCs w:val="20"/>
-              </w:rPr>
-              <w:t xml:space="preserve"/>
-            </w:r>
-          </w:p>
-        </w:tc>
-        <w:tc>
-          <w:tcPr>
-            <w:tcW w:type="dxa" w:w="1260"/>
-            <w:tcBorders>
-              <w:top w:val="single" w:color="A6C3DC" w:sz="4"/>
-              <w:left w:val="single" w:color="A6C3DC" w:sz="4"/>
-              <w:bottom w:val="single" w:color="A6C3DC" w:sz="4"/>
-              <w:right w:val="single" w:color="A6C3DC" w:sz="4"/>
-            </w:tcBorders>
-            <w:tcMar>
-              <w:top w:type="dxa" w:w="90"/>
-              <w:left w:type="dxa" w:w="140"/>
-              <w:bottom w:type="dxa" w:w="90"/>
-              <w:right w:type="dxa" w:w="140"/>
-            </w:tcMar>
-            <w:vAlign w:val="top"/>
-          </w:tcPr>
-          <w:p>
-            <w:pPr>
-              <w:spacing w:after="40" w:before="0"/>
-            </w:pPr>
-            <w:r>
-              <w:rPr>
-                <w:rFonts w:ascii="Arial" w:cs="Arial" w:eastAsia="Arial" w:hAnsi="Arial"/>
-                <w:b w:val="false"/>
-                <w:bCs w:val="false"/>
-                <w:i w:val="false"/>
-                <w:iCs w:val="false"/>
-                <w:sz w:val="20"/>
-                <w:szCs w:val="20"/>
-              </w:rPr>
-              <w:t xml:space="preserve"/>
-            </w:r>
-          </w:p>
-        </w:tc>
-        <w:tc>
-          <w:tcPr>
-            <w:tcW w:type="dxa" w:w="2100"/>
-            <w:tcBorders>
-              <w:top w:val="single" w:color="A6C3DC" w:sz="4"/>
-              <w:left w:val="single" w:color="A6C3DC" w:sz="4"/>
-              <w:bottom w:val="single" w:color="A6C3DC" w:sz="4"/>
-              <w:right w:val="single" w:color="A6C3DC" w:sz="4"/>
-            </w:tcBorders>
-            <w:tcMar>
-              <w:top w:type="dxa" w:w="90"/>
-              <w:left w:type="dxa" w:w="140"/>
-              <w:bottom w:type="dxa" w:w="90"/>
-              <w:right w:type="dxa" w:w="140"/>
-            </w:tcMar>
-            <w:vAlign w:val="top"/>
-          </w:tcPr>
-          <w:p>
-            <w:pPr>
-              <w:spacing w:after="40" w:before="0"/>
-            </w:pPr>
-            <w:r>
-              <w:rPr>
-                <w:rFonts w:ascii="Arial" w:cs="Arial" w:eastAsia="Arial" w:hAnsi="Arial"/>
-                <w:b w:val="false"/>
-                <w:bCs w:val="false"/>
-                <w:i w:val="false"/>
-                <w:iCs w:val="false"/>
-                <w:sz w:val="20"/>
-                <w:szCs w:val="20"/>
-              </w:rPr>
-              <w:t xml:space="preserve"/>
-            </w:r>
-          </w:p>
-        </w:tc>
-      </w:tr>
-      <w:tr>
-        <w:tc>
-          <w:tcPr>
-            <w:tcW w:type="dxa" w:w="3100"/>
-            <w:tcBorders>
-              <w:top w:val="single" w:color="A6C3DC" w:sz="4"/>
-              <w:left w:val="single" w:color="A6C3DC" w:sz="4"/>
-              <w:bottom w:val="single" w:color="A6C3DC" w:sz="4"/>
-              <w:right w:val="single" w:color="A6C3DC" w:sz="4"/>
-            </w:tcBorders>
-            <w:shd w:fill="DEEAF1" w:color="auto" w:val="clear"/>
-            <w:tcMar>
-              <w:top w:type="dxa" w:w="90"/>
-              <w:left w:type="dxa" w:w="140"/>
-              <w:bottom w:type="dxa" w:w="90"/>
-              <w:right w:type="dxa" w:w="140"/>
-            </w:tcMar>
-            <w:vAlign w:val="top"/>
-          </w:tcPr>
-          <w:p>
-            <w:pPr>
-              <w:spacing w:after="40" w:before="0"/>
-            </w:pPr>
-            <w:r>
-              <w:rPr>
-                <w:rFonts w:ascii="Arial" w:cs="Arial" w:eastAsia="Arial" w:hAnsi="Arial"/>
-                <w:i w:val="false"/>
-                <w:iCs w:val="false"/>
-                <w:sz w:val="20"/>
-                <w:szCs w:val="20"/>
-              </w:rPr>
-              <w:t xml:space="preserve">2.</w:t>
-            </w:r>
-          </w:p>
-        </w:tc>
-        <w:tc>
-          <w:tcPr>
-            <w:tcW w:type="dxa" w:w="900"/>
-            <w:tcBorders>
-              <w:top w:val="single" w:color="A6C3DC" w:sz="4"/>
-              <w:left w:val="single" w:color="A6C3DC" w:sz="4"/>
-              <w:bottom w:val="single" w:color="A6C3DC" w:sz="4"/>
-              <w:right w:val="single" w:color="A6C3DC" w:sz="4"/>
-            </w:tcBorders>
-            <w:tcMar>
-              <w:top w:type="dxa" w:w="90"/>
-              <w:left w:type="dxa" w:w="140"/>
-              <w:bottom w:type="dxa" w:w="90"/>
-              <w:right w:type="dxa" w:w="140"/>
-            </w:tcMar>
-            <w:vAlign w:val="top"/>
-          </w:tcPr>
-          <w:p>
-            <w:pPr>
-              <w:spacing w:after="40" w:before="0"/>
-            </w:pPr>
-            <w:r>
-              <w:rPr>
-                <w:rFonts w:ascii="Arial" w:cs="Arial" w:eastAsia="Arial" w:hAnsi="Arial"/>
-                <w:b w:val="false"/>
-                <w:bCs w:val="false"/>
-                <w:i w:val="false"/>
-                <w:iCs w:val="false"/>
-                <w:sz w:val="20"/>
-                <w:szCs w:val="20"/>
-              </w:rPr>
-              <w:t xml:space="preserve"/>
-            </w:r>
-          </w:p>
-        </w:tc>
-        <w:tc>
-          <w:tcPr>
-            <w:tcW w:type="dxa" w:w="2000"/>
-            <w:tcBorders>
-              <w:top w:val="single" w:color="A6C3DC" w:sz="4"/>
-              <w:left w:val="single" w:color="A6C3DC" w:sz="4"/>
-              <w:bottom w:val="single" w:color="A6C3DC" w:sz="4"/>
-              <w:right w:val="single" w:color="A6C3DC" w:sz="4"/>
-            </w:tcBorders>
-            <w:tcMar>
-              <w:top w:type="dxa" w:w="90"/>
-              <w:left w:type="dxa" w:w="140"/>
-              <w:bottom w:type="dxa" w:w="90"/>
-              <w:right w:type="dxa" w:w="140"/>
-            </w:tcMar>
-            <w:vAlign w:val="top"/>
-          </w:tcPr>
-          <w:p>
-            <w:pPr>
-              <w:spacing w:after="40" w:before="0"/>
-            </w:pPr>
-            <w:r>
-              <w:rPr>
-                <w:rFonts w:ascii="Arial" w:cs="Arial" w:eastAsia="Arial" w:hAnsi="Arial"/>
-                <w:b w:val="false"/>
-                <w:bCs w:val="false"/>
-                <w:i w:val="false"/>
-                <w:iCs w:val="false"/>
-                <w:sz w:val="20"/>
-                <w:szCs w:val="20"/>
-              </w:rPr>
-              <w:t xml:space="preserve"/>
-            </w:r>
-          </w:p>
-        </w:tc>
-        <w:tc>
-          <w:tcPr>
-            <w:tcW w:type="dxa" w:w="1260"/>
-            <w:tcBorders>
-              <w:top w:val="single" w:color="A6C3DC" w:sz="4"/>
-              <w:left w:val="single" w:color="A6C3DC" w:sz="4"/>
-              <w:bottom w:val="single" w:color="A6C3DC" w:sz="4"/>
-              <w:right w:val="single" w:color="A6C3DC" w:sz="4"/>
-            </w:tcBorders>
-            <w:tcMar>
-              <w:top w:type="dxa" w:w="90"/>
-              <w:left w:type="dxa" w:w="140"/>
-              <w:bottom w:type="dxa" w:w="90"/>
-              <w:right w:type="dxa" w:w="140"/>
-            </w:tcMar>
-            <w:vAlign w:val="top"/>
-          </w:tcPr>
-          <w:p>
-            <w:pPr>
-              <w:spacing w:after="40" w:before="0"/>
-            </w:pPr>
-            <w:r>
-              <w:rPr>
-                <w:rFonts w:ascii="Arial" w:cs="Arial" w:eastAsia="Arial" w:hAnsi="Arial"/>
-                <w:b w:val="false"/>
-                <w:bCs w:val="false"/>
-                <w:i w:val="false"/>
-                <w:iCs w:val="false"/>
-                <w:sz w:val="20"/>
-                <w:szCs w:val="20"/>
-              </w:rPr>
-              <w:t xml:space="preserve"/>
-            </w:r>
-          </w:p>
-        </w:tc>
-        <w:tc>
-          <w:tcPr>
-            <w:tcW w:type="dxa" w:w="2100"/>
-            <w:tcBorders>
-              <w:top w:val="single" w:color="A6C3DC" w:sz="4"/>
-              <w:left w:val="single" w:color="A6C3DC" w:sz="4"/>
-              <w:bottom w:val="single" w:color="A6C3DC" w:sz="4"/>
-              <w:right w:val="single" w:color="A6C3DC" w:sz="4"/>
-            </w:tcBorders>
-            <w:tcMar>
-              <w:top w:type="dxa" w:w="90"/>
-              <w:left w:type="dxa" w:w="140"/>
-              <w:bottom w:type="dxa" w:w="90"/>
-              <w:right w:type="dxa" w:w="140"/>
-            </w:tcMar>
-            <w:vAlign w:val="top"/>
-          </w:tcPr>
-          <w:p>
-            <w:pPr>
-              <w:spacing w:after="40" w:before="0"/>
-            </w:pPr>
-            <w:r>
-              <w:rPr>
-                <w:rFonts w:ascii="Arial" w:cs="Arial" w:eastAsia="Arial" w:hAnsi="Arial"/>
-                <w:b w:val="false"/>
-                <w:bCs w:val="false"/>
-                <w:i w:val="false"/>
-                <w:iCs w:val="false"/>
-                <w:sz w:val="20"/>
-                <w:szCs w:val="20"/>
-              </w:rPr>
-              <w:t xml:space="preserve"/>
-            </w:r>
-          </w:p>
-        </w:tc>
-      </w:tr>
-      <w:tr>
-        <w:tc>
-          <w:tcPr>
-            <w:tcW w:type="dxa" w:w="3100"/>
-            <w:tcBorders>
-              <w:top w:val="single" w:color="A6C3DC" w:sz="4"/>
-              <w:left w:val="single" w:color="A6C3DC" w:sz="4"/>
-              <w:bottom w:val="single" w:color="A6C3DC" w:sz="4"/>
-              <w:right w:val="single" w:color="A6C3DC" w:sz="4"/>
-            </w:tcBorders>
-            <w:shd w:fill="DEEAF1" w:color="auto" w:val="clear"/>
-            <w:tcMar>
-              <w:top w:type="dxa" w:w="90"/>
-              <w:left w:type="dxa" w:w="140"/>
-              <w:bottom w:type="dxa" w:w="90"/>
-              <w:right w:type="dxa" w:w="140"/>
-            </w:tcMar>
-            <w:vAlign w:val="top"/>
-          </w:tcPr>
-          <w:p>
-            <w:pPr>
-              <w:spacing w:after="40" w:before="0"/>
-            </w:pPr>
-            <w:r>
-              <w:rPr>
-                <w:rFonts w:ascii="Arial" w:cs="Arial" w:eastAsia="Arial" w:hAnsi="Arial"/>
-                <w:i w:val="false"/>
-                <w:iCs w:val="false"/>
-                <w:sz w:val="20"/>
-                <w:szCs w:val="20"/>
-              </w:rPr>
-              <w:t xml:space="preserve">3.</w:t>
-            </w:r>
-          </w:p>
-        </w:tc>
-        <w:tc>
-          <w:tcPr>
-            <w:tcW w:type="dxa" w:w="900"/>
-            <w:tcBorders>
-              <w:top w:val="single" w:color="A6C3DC" w:sz="4"/>
-              <w:left w:val="single" w:color="A6C3DC" w:sz="4"/>
-              <w:bottom w:val="single" w:color="A6C3DC" w:sz="4"/>
-              <w:right w:val="single" w:color="A6C3DC" w:sz="4"/>
-            </w:tcBorders>
-            <w:tcMar>
-              <w:top w:type="dxa" w:w="90"/>
-              <w:left w:type="dxa" w:w="140"/>
-              <w:bottom w:type="dxa" w:w="90"/>
-              <w:right w:type="dxa" w:w="140"/>
-            </w:tcMar>
-            <w:vAlign w:val="top"/>
-          </w:tcPr>
-          <w:p>
-            <w:pPr>
-              <w:spacing w:after="40" w:before="0"/>
-            </w:pPr>
-            <w:r>
-              <w:rPr>
-                <w:rFonts w:ascii="Arial" w:cs="Arial" w:eastAsia="Arial" w:hAnsi="Arial"/>
-                <w:b w:val="false"/>
-                <w:bCs w:val="false"/>
-                <w:i w:val="false"/>
-                <w:iCs w:val="false"/>
-                <w:sz w:val="20"/>
-                <w:szCs w:val="20"/>
-              </w:rPr>
-              <w:t xml:space="preserve"/>
-            </w:r>
-          </w:p>
-        </w:tc>
-        <w:tc>
-          <w:tcPr>
-            <w:tcW w:type="dxa" w:w="2000"/>
-            <w:tcBorders>
-              <w:top w:val="single" w:color="A6C3DC" w:sz="4"/>
-              <w:left w:val="single" w:color="A6C3DC" w:sz="4"/>
-              <w:bottom w:val="single" w:color="A6C3DC" w:sz="4"/>
-              <w:right w:val="single" w:color="A6C3DC" w:sz="4"/>
-            </w:tcBorders>
-            <w:tcMar>
-              <w:top w:type="dxa" w:w="90"/>
-              <w:left w:type="dxa" w:w="140"/>
-              <w:bottom w:type="dxa" w:w="90"/>
-              <w:right w:type="dxa" w:w="140"/>
-            </w:tcMar>
-            <w:vAlign w:val="top"/>
-          </w:tcPr>
-          <w:p>
-            <w:pPr>
-              <w:spacing w:after="40" w:before="0"/>
-            </w:pPr>
-            <w:r>
-              <w:rPr>
-                <w:rFonts w:ascii="Arial" w:cs="Arial" w:eastAsia="Arial" w:hAnsi="Arial"/>
-                <w:b w:val="false"/>
-                <w:bCs w:val="false"/>
-                <w:i w:val="false"/>
-                <w:iCs w:val="false"/>
-                <w:sz w:val="20"/>
-                <w:szCs w:val="20"/>
-              </w:rPr>
-              <w:t xml:space="preserve"/>
-            </w:r>
-          </w:p>
-        </w:tc>
-        <w:tc>
-          <w:tcPr>
-            <w:tcW w:type="dxa" w:w="1260"/>
-            <w:tcBorders>
-              <w:top w:val="single" w:color="A6C3DC" w:sz="4"/>
-              <w:left w:val="single" w:color="A6C3DC" w:sz="4"/>
-              <w:bottom w:val="single" w:color="A6C3DC" w:sz="4"/>
-              <w:right w:val="single" w:color="A6C3DC" w:sz="4"/>
-            </w:tcBorders>
-            <w:tcMar>
-              <w:top w:type="dxa" w:w="90"/>
-              <w:left w:type="dxa" w:w="140"/>
-              <w:bottom w:type="dxa" w:w="90"/>
-              <w:right w:type="dxa" w:w="140"/>
-            </w:tcMar>
-            <w:vAlign w:val="top"/>
-          </w:tcPr>
-          <w:p>
-            <w:pPr>
-              <w:spacing w:after="40" w:before="0"/>
-            </w:pPr>
-            <w:r>
-              <w:rPr>
-                <w:rFonts w:ascii="Arial" w:cs="Arial" w:eastAsia="Arial" w:hAnsi="Arial"/>
-                <w:b w:val="false"/>
-                <w:bCs w:val="false"/>
-                <w:i w:val="false"/>
-                <w:iCs w:val="false"/>
-                <w:sz w:val="20"/>
-                <w:szCs w:val="20"/>
-              </w:rPr>
-              <w:t xml:space="preserve"/>
-            </w:r>
-          </w:p>
-        </w:tc>
-        <w:tc>
-          <w:tcPr>
-            <w:tcW w:type="dxa" w:w="2100"/>
-            <w:tcBorders>
-              <w:top w:val="single" w:color="A6C3DC" w:sz="4"/>
-              <w:left w:val="single" w:color="A6C3DC" w:sz="4"/>
-              <w:bottom w:val="single" w:color="A6C3DC" w:sz="4"/>
-              <w:right w:val="single" w:color="A6C3DC" w:sz="4"/>
-            </w:tcBorders>
-            <w:tcMar>
-              <w:top w:type="dxa" w:w="90"/>
-              <w:left w:type="dxa" w:w="140"/>
-              <w:bottom w:type="dxa" w:w="90"/>
-              <w:right w:type="dxa" w:w="140"/>
-            </w:tcMar>
-            <w:vAlign w:val="top"/>
-          </w:tcPr>
-          <w:p>
-            <w:pPr>
-              <w:spacing w:after="40" w:before="0"/>
-            </w:pPr>
-            <w:r>
-              <w:rPr>
-                <w:rFonts w:ascii="Arial" w:cs="Arial" w:eastAsia="Arial" w:hAnsi="Arial"/>
-                <w:b w:val="false"/>
-                <w:bCs w:val="false"/>
-                <w:i w:val="false"/>
-                <w:iCs w:val="false"/>
-                <w:sz w:val="20"/>
-                <w:szCs w:val="20"/>
-              </w:rPr>
-              <w:t xml:space="preserve"/>
-            </w:r>
-          </w:p>
-        </w:tc>
-      </w:tr>
-      <w:tr>
-        <w:tc>
-          <w:tcPr>
-            <w:tcW w:type="dxa" w:w="3100"/>
-            <w:tcBorders>
-              <w:top w:val="single" w:color="A6C3DC" w:sz="4"/>
-              <w:left w:val="single" w:color="A6C3DC" w:sz="4"/>
-              <w:bottom w:val="single" w:color="A6C3DC" w:sz="4"/>
-              <w:right w:val="single" w:color="A6C3DC" w:sz="4"/>
-            </w:tcBorders>
-            <w:shd w:fill="DEEAF1" w:color="auto" w:val="clear"/>
-            <w:tcMar>
-              <w:top w:type="dxa" w:w="90"/>
-              <w:left w:type="dxa" w:w="140"/>
-              <w:bottom w:type="dxa" w:w="90"/>
-              <w:right w:type="dxa" w:w="140"/>
-            </w:tcMar>
-            <w:vAlign w:val="top"/>
-          </w:tcPr>
-          <w:p>
-            <w:pPr>
-              <w:spacing w:after="40" w:before="0"/>
-            </w:pPr>
-            <w:r>
-              <w:rPr>
-                <w:rFonts w:ascii="Arial" w:cs="Arial" w:eastAsia="Arial" w:hAnsi="Arial"/>
-                <w:i w:val="false"/>
-                <w:iCs w:val="false"/>
-                <w:sz w:val="20"/>
-                <w:szCs w:val="20"/>
-              </w:rPr>
-              <w:t xml:space="preserve">4.</w:t>
-            </w:r>
-          </w:p>
-        </w:tc>
-        <w:tc>
-          <w:tcPr>
-            <w:tcW w:type="dxa" w:w="900"/>
-            <w:tcBorders>
-              <w:top w:val="single" w:color="A6C3DC" w:sz="4"/>
-              <w:left w:val="single" w:color="A6C3DC" w:sz="4"/>
-              <w:bottom w:val="single" w:color="A6C3DC" w:sz="4"/>
-              <w:right w:val="single" w:color="A6C3DC" w:sz="4"/>
-            </w:tcBorders>
-            <w:tcMar>
-              <w:top w:type="dxa" w:w="90"/>
-              <w:left w:type="dxa" w:w="140"/>
-              <w:bottom w:type="dxa" w:w="90"/>
-              <w:right w:type="dxa" w:w="140"/>
-            </w:tcMar>
-            <w:vAlign w:val="top"/>
-          </w:tcPr>
-          <w:p>
-            <w:pPr>
-              <w:spacing w:after="40" w:before="0"/>
-            </w:pPr>
-            <w:r>
-              <w:rPr>
-                <w:rFonts w:ascii="Arial" w:cs="Arial" w:eastAsia="Arial" w:hAnsi="Arial"/>
-                <w:b w:val="false"/>
-                <w:bCs w:val="false"/>
-                <w:i w:val="false"/>
-                <w:iCs w:val="false"/>
-                <w:sz w:val="20"/>
-                <w:szCs w:val="20"/>
-              </w:rPr>
-              <w:t xml:space="preserve"/>
-            </w:r>
-          </w:p>
-        </w:tc>
-        <w:tc>
-          <w:tcPr>
-            <w:tcW w:type="dxa" w:w="2000"/>
-            <w:tcBorders>
-              <w:top w:val="single" w:color="A6C3DC" w:sz="4"/>
-              <w:left w:val="single" w:color="A6C3DC" w:sz="4"/>
-              <w:bottom w:val="single" w:color="A6C3DC" w:sz="4"/>
-              <w:right w:val="single" w:color="A6C3DC" w:sz="4"/>
-            </w:tcBorders>
-            <w:tcMar>
-              <w:top w:type="dxa" w:w="90"/>
-              <w:left w:type="dxa" w:w="140"/>
-              <w:bottom w:type="dxa" w:w="90"/>
-              <w:right w:type="dxa" w:w="140"/>
-            </w:tcMar>
-            <w:vAlign w:val="top"/>
-          </w:tcPr>
-          <w:p>
-            <w:pPr>
-              <w:spacing w:after="40" w:before="0"/>
-            </w:pPr>
-            <w:r>
-              <w:rPr>
-                <w:rFonts w:ascii="Arial" w:cs="Arial" w:eastAsia="Arial" w:hAnsi="Arial"/>
-                <w:b w:val="false"/>
-                <w:bCs w:val="false"/>
-                <w:i w:val="false"/>
-                <w:iCs w:val="false"/>
-                <w:sz w:val="20"/>
-                <w:szCs w:val="20"/>
-              </w:rPr>
-              <w:t xml:space="preserve"/>
-            </w:r>
-          </w:p>
-        </w:tc>
-        <w:tc>
-          <w:tcPr>
-            <w:tcW w:type="dxa" w:w="1260"/>
-            <w:tcBorders>
-              <w:top w:val="single" w:color="A6C3DC" w:sz="4"/>
-              <w:left w:val="single" w:color="A6C3DC" w:sz="4"/>
-              <w:bottom w:val="single" w:color="A6C3DC" w:sz="4"/>
-              <w:right w:val="single" w:color="A6C3DC" w:sz="4"/>
-            </w:tcBorders>
-            <w:tcMar>
-              <w:top w:type="dxa" w:w="90"/>
-              <w:left w:type="dxa" w:w="140"/>
-              <w:bottom w:type="dxa" w:w="90"/>
-              <w:right w:type="dxa" w:w="140"/>
-            </w:tcMar>
-            <w:vAlign w:val="top"/>
-          </w:tcPr>
-          <w:p>
-            <w:pPr>
-              <w:spacing w:after="40" w:before="0"/>
-            </w:pPr>
-            <w:r>
-              <w:rPr>
-                <w:rFonts w:ascii="Arial" w:cs="Arial" w:eastAsia="Arial" w:hAnsi="Arial"/>
-                <w:b w:val="false"/>
-                <w:bCs w:val="false"/>
-                <w:i w:val="false"/>
-                <w:iCs w:val="false"/>
-                <w:sz w:val="20"/>
-                <w:szCs w:val="20"/>
-              </w:rPr>
-              <w:t xml:space="preserve"/>
-            </w:r>
-          </w:p>
-        </w:tc>
-        <w:tc>
-          <w:tcPr>
-            <w:tcW w:type="dxa" w:w="2100"/>
-            <w:tcBorders>
-              <w:top w:val="single" w:color="A6C3DC" w:sz="4"/>
-              <w:left w:val="single" w:color="A6C3DC" w:sz="4"/>
-              <w:bottom w:val="single" w:color="A6C3DC" w:sz="4"/>
-              <w:right w:val="single" w:color="A6C3DC" w:sz="4"/>
-            </w:tcBorders>
-            <w:tcMar>
-              <w:top w:type="dxa" w:w="90"/>
-              <w:left w:type="dxa" w:w="140"/>
-              <w:bottom w:type="dxa" w:w="90"/>
-              <w:right w:type="dxa" w:w="140"/>
-            </w:tcMar>
-            <w:vAlign w:val="top"/>
-          </w:tcPr>
-          <w:p>
-            <w:pPr>
-              <w:spacing w:after="40" w:before="0"/>
-            </w:pPr>
-            <w:r>
-              <w:rPr>
-                <w:rFonts w:ascii="Arial" w:cs="Arial" w:eastAsia="Arial" w:hAnsi="Arial"/>
-                <w:b w:val="false"/>
-                <w:bCs w:val="false"/>
-                <w:i w:val="false"/>
-                <w:iCs w:val="false"/>
-                <w:sz w:val="20"/>
-                <w:szCs w:val="20"/>
-              </w:rPr>
-              <w:t xml:space="preserve"/>
-            </w:r>
-          </w:p>
-        </w:tc>
-      </w:tr>
-      <w:tr>
-        <w:tc>
-          <w:tcPr>
-            <w:tcW w:type="dxa" w:w="3100"/>
-            <w:tcBorders>
-              <w:top w:val="single" w:color="A6C3DC" w:sz="4"/>
-              <w:left w:val="single" w:color="A6C3DC" w:sz="4"/>
-              <w:bottom w:val="single" w:color="A6C3DC" w:sz="4"/>
-              <w:right w:val="single" w:color="A6C3DC" w:sz="4"/>
-            </w:tcBorders>
-            <w:shd w:fill="DEEAF1" w:color="auto" w:val="clear"/>
-            <w:tcMar>
-              <w:top w:type="dxa" w:w="90"/>
-              <w:left w:type="dxa" w:w="140"/>
-              <w:bottom w:type="dxa" w:w="90"/>
-              <w:right w:type="dxa" w:w="140"/>
-            </w:tcMar>
-            <w:vAlign w:val="top"/>
-          </w:tcPr>
-          <w:p>
-            <w:pPr>
-              <w:spacing w:after="40" w:before="0"/>
-            </w:pPr>
-            <w:r>
-              <w:rPr>
-                <w:rFonts w:ascii="Arial" w:cs="Arial" w:eastAsia="Arial" w:hAnsi="Arial"/>
-                <w:i w:val="false"/>
-                <w:iCs w:val="false"/>
-                <w:sz w:val="20"/>
-                <w:szCs w:val="20"/>
-              </w:rPr>
-              <w:t xml:space="preserve">5.</w:t>
-            </w:r>
-          </w:p>
-        </w:tc>
-        <w:tc>
-          <w:tcPr>
-            <w:tcW w:type="dxa" w:w="900"/>
-            <w:tcBorders>
-              <w:top w:val="single" w:color="A6C3DC" w:sz="4"/>
-              <w:left w:val="single" w:color="A6C3DC" w:sz="4"/>
-              <w:bottom w:val="single" w:color="A6C3DC" w:sz="4"/>
-              <w:right w:val="single" w:color="A6C3DC" w:sz="4"/>
-            </w:tcBorders>
-            <w:tcMar>
-              <w:top w:type="dxa" w:w="90"/>
-              <w:left w:type="dxa" w:w="140"/>
-              <w:bottom w:type="dxa" w:w="90"/>
-              <w:right w:type="dxa" w:w="140"/>
-            </w:tcMar>
-            <w:vAlign w:val="top"/>
-          </w:tcPr>
-          <w:p>
-            <w:pPr>
-              <w:spacing w:after="40" w:before="0"/>
-            </w:pPr>
-            <w:r>
-              <w:rPr>
-                <w:rFonts w:ascii="Arial" w:cs="Arial" w:eastAsia="Arial" w:hAnsi="Arial"/>
-                <w:b w:val="false"/>
-                <w:bCs w:val="false"/>
-                <w:i w:val="false"/>
-                <w:iCs w:val="false"/>
-                <w:sz w:val="20"/>
-                <w:szCs w:val="20"/>
-              </w:rPr>
-              <w:t xml:space="preserve"/>
-            </w:r>
-          </w:p>
-        </w:tc>
-        <w:tc>
-          <w:tcPr>
-            <w:tcW w:type="dxa" w:w="2000"/>
-            <w:tcBorders>
-              <w:top w:val="single" w:color="A6C3DC" w:sz="4"/>
-              <w:left w:val="single" w:color="A6C3DC" w:sz="4"/>
-              <w:bottom w:val="single" w:color="A6C3DC" w:sz="4"/>
-              <w:right w:val="single" w:color="A6C3DC" w:sz="4"/>
-            </w:tcBorders>
-            <w:tcMar>
-              <w:top w:type="dxa" w:w="90"/>
-              <w:left w:type="dxa" w:w="140"/>
-              <w:bottom w:type="dxa" w:w="90"/>
-              <w:right w:type="dxa" w:w="140"/>
-            </w:tcMar>
-            <w:vAlign w:val="top"/>
-          </w:tcPr>
-          <w:p>
-            <w:pPr>
-              <w:spacing w:after="40" w:before="0"/>
-            </w:pPr>
-            <w:r>
-              <w:rPr>
-                <w:rFonts w:ascii="Arial" w:cs="Arial" w:eastAsia="Arial" w:hAnsi="Arial"/>
-                <w:b w:val="false"/>
-                <w:bCs w:val="false"/>
-                <w:i w:val="false"/>
-                <w:iCs w:val="false"/>
-                <w:sz w:val="20"/>
-                <w:szCs w:val="20"/>
-              </w:rPr>
-              <w:t xml:space="preserve"/>
-            </w:r>
-          </w:p>
-        </w:tc>
-        <w:tc>
-          <w:tcPr>
-            <w:tcW w:type="dxa" w:w="1260"/>
-            <w:tcBorders>
-              <w:top w:val="single" w:color="A6C3DC" w:sz="4"/>
-              <w:left w:val="single" w:color="A6C3DC" w:sz="4"/>
-              <w:bottom w:val="single" w:color="A6C3DC" w:sz="4"/>
-              <w:right w:val="single" w:color="A6C3DC" w:sz="4"/>
-            </w:tcBorders>
-            <w:tcMar>
-              <w:top w:type="dxa" w:w="90"/>
-              <w:left w:type="dxa" w:w="140"/>
-              <w:bottom w:type="dxa" w:w="90"/>
-              <w:right w:type="dxa" w:w="140"/>
-            </w:tcMar>
-            <w:vAlign w:val="top"/>
-          </w:tcPr>
-          <w:p>
-            <w:pPr>
-              <w:spacing w:after="40" w:before="0"/>
-            </w:pPr>
-            <w:r>
-              <w:rPr>
-                <w:rFonts w:ascii="Arial" w:cs="Arial" w:eastAsia="Arial" w:hAnsi="Arial"/>
-                <w:b w:val="false"/>
-                <w:bCs w:val="false"/>
-                <w:i w:val="false"/>
-                <w:iCs w:val="false"/>
-                <w:sz w:val="20"/>
-                <w:szCs w:val="20"/>
-              </w:rPr>
-              <w:t xml:space="preserve"/>
-            </w:r>
-          </w:p>
-        </w:tc>
-        <w:tc>
-          <w:tcPr>
-            <w:tcW w:type="dxa" w:w="2100"/>
-            <w:tcBorders>
-              <w:top w:val="single" w:color="A6C3DC" w:sz="4"/>
-              <w:left w:val="single" w:color="A6C3DC" w:sz="4"/>
-              <w:bottom w:val="single" w:color="A6C3DC" w:sz="4"/>
-              <w:right w:val="single" w:color="A6C3DC" w:sz="4"/>
-            </w:tcBorders>
-            <w:tcMar>
-              <w:top w:type="dxa" w:w="90"/>
-              <w:left w:type="dxa" w:w="140"/>
-              <w:bottom w:type="dxa" w:w="90"/>
-              <w:right w:type="dxa" w:w="140"/>
-            </w:tcMar>
-            <w:vAlign w:val="top"/>
-          </w:tcPr>
-          <w:p>
-            <w:pPr>
-              <w:spacing w:after="40" w:before="0"/>
-            </w:pPr>
-            <w:r>
-              <w:rPr>
-                <w:rFonts w:ascii="Arial" w:cs="Arial" w:eastAsia="Arial" w:hAnsi="Arial"/>
-                <w:b w:val="false"/>
-                <w:bCs w:val="false"/>
-                <w:i w:val="false"/>
-                <w:iCs w:val="false"/>
-                <w:sz w:val="20"/>
-                <w:szCs w:val="20"/>
-              </w:rPr>
-              <w:t xml:space="preserve"/>
-            </w:r>
-          </w:p>
-        </w:tc>
-      </w:tr>
-      <w:tr>
-        <w:tc>
-          <w:tcPr>
-            <w:tcW w:type="dxa" w:w="3100"/>
-            <w:tcBorders>
-              <w:top w:val="single" w:color="A6C3DC" w:sz="4"/>
-              <w:left w:val="single" w:color="A6C3DC" w:sz="4"/>
-              <w:bottom w:val="single" w:color="A6C3DC" w:sz="4"/>
-              <w:right w:val="single" w:color="A6C3DC" w:sz="4"/>
-            </w:tcBorders>
-            <w:shd w:fill="DEEAF1" w:color="auto" w:val="clear"/>
-            <w:tcMar>
-              <w:top w:type="dxa" w:w="90"/>
-              <w:left w:type="dxa" w:w="140"/>
-              <w:bottom w:type="dxa" w:w="90"/>
-              <w:right w:type="dxa" w:w="140"/>
-            </w:tcMar>
-            <w:vAlign w:val="top"/>
-          </w:tcPr>
-          <w:p>
-            <w:pPr>
-              <w:spacing w:after="40" w:before="0"/>
-            </w:pPr>
-            <w:r>
-              <w:rPr>
-                <w:rFonts w:ascii="Arial" w:cs="Arial" w:eastAsia="Arial" w:hAnsi="Arial"/>
-                <w:i w:val="false"/>
-                <w:iCs w:val="false"/>
-                <w:sz w:val="20"/>
-                <w:szCs w:val="20"/>
-              </w:rPr>
-              <w:t xml:space="preserve">6.</w:t>
-            </w:r>
-          </w:p>
-        </w:tc>
-        <w:tc>
-          <w:tcPr>
-            <w:tcW w:type="dxa" w:w="900"/>
-            <w:tcBorders>
-              <w:top w:val="single" w:color="A6C3DC" w:sz="4"/>
-              <w:left w:val="single" w:color="A6C3DC" w:sz="4"/>
-              <w:bottom w:val="single" w:color="A6C3DC" w:sz="4"/>
-              <w:right w:val="single" w:color="A6C3DC" w:sz="4"/>
-            </w:tcBorders>
-            <w:tcMar>
-              <w:top w:type="dxa" w:w="90"/>
-              <w:left w:type="dxa" w:w="140"/>
-              <w:bottom w:type="dxa" w:w="90"/>
-              <w:right w:type="dxa" w:w="140"/>
-            </w:tcMar>
-            <w:vAlign w:val="top"/>
-          </w:tcPr>
-          <w:p>
-            <w:pPr>
-              <w:spacing w:after="40" w:before="0"/>
-            </w:pPr>
-            <w:r>
-              <w:rPr>
-                <w:rFonts w:ascii="Arial" w:cs="Arial" w:eastAsia="Arial" w:hAnsi="Arial"/>
-                <w:b w:val="false"/>
-                <w:bCs w:val="false"/>
-                <w:i w:val="false"/>
-                <w:iCs w:val="false"/>
-                <w:sz w:val="20"/>
-                <w:szCs w:val="20"/>
-              </w:rPr>
-              <w:t xml:space="preserve"/>
-            </w:r>
-          </w:p>
-        </w:tc>
-        <w:tc>
-          <w:tcPr>
-            <w:tcW w:type="dxa" w:w="2000"/>
-            <w:tcBorders>
-              <w:top w:val="single" w:color="A6C3DC" w:sz="4"/>
-              <w:left w:val="single" w:color="A6C3DC" w:sz="4"/>
-              <w:bottom w:val="single" w:color="A6C3DC" w:sz="4"/>
-              <w:right w:val="single" w:color="A6C3DC" w:sz="4"/>
-            </w:tcBorders>
-            <w:tcMar>
-              <w:top w:type="dxa" w:w="90"/>
-              <w:left w:type="dxa" w:w="140"/>
-              <w:bottom w:type="dxa" w:w="90"/>
-              <w:right w:type="dxa" w:w="140"/>
-            </w:tcMar>
-            <w:vAlign w:val="top"/>
-          </w:tcPr>
-          <w:p>
-            <w:pPr>
-              <w:spacing w:after="40" w:before="0"/>
-            </w:pPr>
-            <w:r>
-              <w:rPr>
-                <w:rFonts w:ascii="Arial" w:cs="Arial" w:eastAsia="Arial" w:hAnsi="Arial"/>
-                <w:b w:val="false"/>
-                <w:bCs w:val="false"/>
-                <w:i w:val="false"/>
-                <w:iCs w:val="false"/>
-                <w:sz w:val="20"/>
-                <w:szCs w:val="20"/>
-              </w:rPr>
-              <w:t xml:space="preserve"/>
-            </w:r>
-          </w:p>
-        </w:tc>
-        <w:tc>
-          <w:tcPr>
-            <w:tcW w:type="dxa" w:w="1260"/>
-            <w:tcBorders>
-              <w:top w:val="single" w:color="A6C3DC" w:sz="4"/>
-              <w:left w:val="single" w:color="A6C3DC" w:sz="4"/>
-              <w:bottom w:val="single" w:color="A6C3DC" w:sz="4"/>
-              <w:right w:val="single" w:color="A6C3DC" w:sz="4"/>
-            </w:tcBorders>
-            <w:tcMar>
-              <w:top w:type="dxa" w:w="90"/>
-              <w:left w:type="dxa" w:w="140"/>
-              <w:bottom w:type="dxa" w:w="90"/>
-              <w:right w:type="dxa" w:w="140"/>
-            </w:tcMar>
-            <w:vAlign w:val="top"/>
-          </w:tcPr>
-          <w:p>
-            <w:pPr>
-              <w:spacing w:after="40" w:before="0"/>
-            </w:pPr>
-            <w:r>
-              <w:rPr>
-                <w:rFonts w:ascii="Arial" w:cs="Arial" w:eastAsia="Arial" w:hAnsi="Arial"/>
-                <w:b w:val="false"/>
-                <w:bCs w:val="false"/>
-                <w:i w:val="false"/>
-                <w:iCs w:val="false"/>
-                <w:sz w:val="20"/>
-                <w:szCs w:val="20"/>
-              </w:rPr>
-              <w:t xml:space="preserve"/>
-            </w:r>
-          </w:p>
-        </w:tc>
-        <w:tc>
-          <w:tcPr>
-            <w:tcW w:type="dxa" w:w="2100"/>
-            <w:tcBorders>
-              <w:top w:val="single" w:color="A6C3DC" w:sz="4"/>
-              <w:left w:val="single" w:color="A6C3DC" w:sz="4"/>
-              <w:bottom w:val="single" w:color="A6C3DC" w:sz="4"/>
-              <w:right w:val="single" w:color="A6C3DC" w:sz="4"/>
-            </w:tcBorders>
-            <w:tcMar>
-              <w:top w:type="dxa" w:w="90"/>
-              <w:left w:type="dxa" w:w="140"/>
-              <w:bottom w:type="dxa" w:w="90"/>
-              <w:right w:type="dxa" w:w="140"/>
-            </w:tcMar>
-            <w:vAlign w:val="top"/>
-          </w:tcPr>
-          <w:p>
-            <w:pPr>
-              <w:spacing w:after="40" w:before="0"/>
-            </w:pPr>
-            <w:r>
-              <w:rPr>
-                <w:rFonts w:ascii="Arial" w:cs="Arial" w:eastAsia="Arial" w:hAnsi="Arial"/>
-                <w:b w:val="false"/>
-                <w:bCs w:val="false"/>
-                <w:i w:val="false"/>
-                <w:iCs w:val="false"/>
-                <w:sz w:val="20"/>
-                <w:szCs w:val="20"/>
-              </w:rPr>
-              <w:t xml:space="preserve"/>
-            </w:r>
-          </w:p>
-        </w:tc>
-      </w:tr>
-    </w:tbl>
-    <w:p>
-      <w:pPr>
-        <w:spacing w:after="120" w:before="120"/>
-      </w:pPr>
-      <w:r>
-        <w:rPr>
-          <w:rFonts w:ascii="Arial" w:cs="Arial" w:eastAsia="Arial" w:hAnsi="Arial"/>
-          <w:sz w:val="22"/>
-          <w:szCs w:val="22"/>
-        </w:rPr>
-        <w:t xml:space="preserve">Repairs planned before the roll (aircraft and points): ____________________________</w:t>
-      </w:r>
-    </w:p>
-    <w:p>
-      <w:pPr>
-        <w:spacing w:after="120" w:before="0"/>
-      </w:pPr>
-      <w:r>
-        <w:rPr>
-          <w:rFonts w:ascii="Arial" w:cs="Arial" w:eastAsia="Arial" w:hAnsi="Arial"/>
-          <w:sz w:val="22"/>
-          <w:szCs w:val="22"/>
-        </w:rPr>
-        <w:t xml:space="preserve">Result (Proctor):  Taskers succeeded ____ of ____</w:t>
+        <w:t xml:space="preserve">The wing keeps one Daily Worksheet per day (separate document: Island_Spoke_GMC_Daily_Worksheets). The top half is that day's Availability Board, which Maintenance fills and briefs first. The bottom half is the plan, points split, and results.</w:t>
       </w:r>
     </w:p>
     <w:p>

--- a/guides/Operation_Island_Spoke_POC_Guide.docx
+++ b/guides/Operation_Island_Spoke_POC_Guide.docx
@@ -3392,7 +3392,7 @@
           <w:sz w:val="22"/>
           <w:szCs w:val="22"/>
         </w:rPr>
-        <w:t xml:space="preserve">Then hand over the GMC Guides and Aircraft Reference Cards. Assign GLP Lead #1 (BCL only). Cadets split into Ops and Maintenance.</w:t>
+        <w:t xml:space="preserve">Then hand over the GMC Guides and Aircraft Reference Cards. GLP Lead #1 is pre-assigned and takes command. Cadets split into Ops and Maintenance.</w:t>
       </w:r>
     </w:p>
     <w:p>
@@ -5175,7 +5175,7 @@
           <w:sz w:val="22"/>
           <w:szCs w:val="22"/>
         </w:rPr>
-        <w:t xml:space="preserve">The Proctor names GLP Lead #2 (BCL only). GMC return to the room.</w:t>
+        <w:t xml:space="preserve">GLP Lead #2 (pre-assigned) takes command. GMC return to the room.</w:t>
       </w:r>
     </w:p>
     <w:p>
